--- a/Instruct v.docx
+++ b/Instruct v.docx
@@ -190,7 +190,7 @@
     <w:p>
       <w:pPr>
         <w:rPr>
-          <w:rFonts w:hint="default" w:eastAsiaTheme="minorEastAsia"/>
+          <w:rFonts w:hint="eastAsia"/>
           <w:lang w:val="en-US" w:eastAsia="zh-CN"/>
         </w:rPr>
       </w:pPr>
@@ -466,9 +466,5655 @@
           <w:lang w:val="en-US" w:eastAsia="zh-CN"/>
         </w:rPr>
         <w:t>optimal 合适的</w:t>
+      </w:r>
+      <w:r>
+        <w:rPr>
+          <w:rFonts w:hint="eastAsia"/>
+          <w:lang w:val="en-US" w:eastAsia="zh-CN"/>
+        </w:rPr>
+        <w:br w:type="textWrapping"/>
+      </w:r>
+      <w:r>
+        <w:rPr>
+          <w:rFonts w:hint="eastAsia"/>
+          <w:lang w:val="en-US" w:eastAsia="zh-CN"/>
+        </w:rPr>
+        <w:t>respond 反应，回应</w:t>
+      </w:r>
+      <w:r>
+        <w:rPr>
+          <w:rFonts w:hint="eastAsia"/>
+          <w:lang w:val="en-US" w:eastAsia="zh-CN"/>
+        </w:rPr>
+        <w:br w:type="textWrapping"/>
+      </w:r>
+      <w:r>
+        <w:rPr>
+          <w:rFonts w:hint="eastAsia"/>
+          <w:lang w:val="en-US" w:eastAsia="zh-CN"/>
+        </w:rPr>
+        <w:t>express 表达</w:t>
+      </w:r>
+      <w:r>
+        <w:rPr>
+          <w:rFonts w:hint="eastAsia"/>
+          <w:lang w:val="en-US" w:eastAsia="zh-CN"/>
+        </w:rPr>
+        <w:br w:type="textWrapping"/>
+      </w:r>
+      <w:r>
+        <w:rPr>
+          <w:rFonts w:hint="eastAsia"/>
+          <w:lang w:val="en-US" w:eastAsia="zh-CN"/>
+        </w:rPr>
+        <w:t>fact 事实</w:t>
+      </w:r>
+      <w:r>
+        <w:rPr>
+          <w:rFonts w:hint="eastAsia"/>
+          <w:lang w:val="en-US" w:eastAsia="zh-CN"/>
+        </w:rPr>
+        <w:br w:type="textWrapping"/>
+      </w:r>
+      <w:r>
+        <w:rPr>
+          <w:rFonts w:hint="eastAsia"/>
+          <w:lang w:val="en-US" w:eastAsia="zh-CN"/>
+        </w:rPr>
+        <w:t>differently than 与.....不同</w:t>
+      </w:r>
+      <w:r>
+        <w:rPr>
+          <w:rFonts w:hint="eastAsia"/>
+          <w:lang w:val="en-US" w:eastAsia="zh-CN"/>
+        </w:rPr>
+        <w:br w:type="textWrapping"/>
+      </w:r>
+      <w:r>
+        <w:rPr>
+          <w:rFonts w:hint="eastAsia"/>
+          <w:lang w:val="en-US" w:eastAsia="zh-CN"/>
+        </w:rPr>
+        <w:t>word 字词</w:t>
+      </w:r>
+      <w:r>
+        <w:rPr>
+          <w:rFonts w:hint="eastAsia"/>
+          <w:lang w:val="en-US" w:eastAsia="zh-CN"/>
+        </w:rPr>
+        <w:br w:type="textWrapping"/>
+      </w:r>
+      <w:r>
+        <w:rPr>
+          <w:rFonts w:hint="eastAsia"/>
+          <w:lang w:val="en-US" w:eastAsia="zh-CN"/>
+        </w:rPr>
+        <w:t>convey 传递，运输</w:t>
+      </w:r>
+      <w:r>
+        <w:rPr>
+          <w:rFonts w:hint="eastAsia"/>
+          <w:lang w:val="en-US" w:eastAsia="zh-CN"/>
+        </w:rPr>
+        <w:br w:type="textWrapping"/>
+      </w:r>
+      <w:r>
+        <w:rPr>
+          <w:rFonts w:hint="eastAsia"/>
+          <w:lang w:val="en-US" w:eastAsia="zh-CN"/>
+        </w:rPr>
+        <w:t>possibility 可能性</w:t>
+      </w:r>
+      <w:r>
+        <w:rPr>
+          <w:rFonts w:hint="eastAsia"/>
+          <w:lang w:val="en-US" w:eastAsia="zh-CN"/>
+        </w:rPr>
+        <w:br w:type="textWrapping"/>
+      </w:r>
+      <w:r>
+        <w:rPr>
+          <w:rFonts w:hint="eastAsia"/>
+          <w:lang w:val="en-US" w:eastAsia="zh-CN"/>
+        </w:rPr>
+        <w:t>offer 提供</w:t>
+      </w:r>
+      <w:r>
+        <w:rPr>
+          <w:rFonts w:hint="eastAsia"/>
+          <w:lang w:val="en-US" w:eastAsia="zh-CN"/>
+        </w:rPr>
+        <w:br w:type="textWrapping"/>
+      </w:r>
+      <w:r>
+        <w:rPr>
+          <w:rFonts w:hint="eastAsia"/>
+          <w:lang w:val="en-US" w:eastAsia="zh-CN"/>
+        </w:rPr>
+        <w:t>new insight 新的见解</w:t>
+      </w:r>
+      <w:r>
+        <w:rPr>
+          <w:rFonts w:hint="eastAsia"/>
+          <w:lang w:val="en-US" w:eastAsia="zh-CN"/>
+        </w:rPr>
+        <w:br w:type="textWrapping"/>
+      </w:r>
+      <w:r>
+        <w:rPr>
+          <w:rFonts w:hint="eastAsia"/>
+          <w:lang w:val="en-US" w:eastAsia="zh-CN"/>
+        </w:rPr>
+        <w:t>impact 影响</w:t>
+      </w:r>
+      <w:r>
+        <w:rPr>
+          <w:rFonts w:hint="eastAsia"/>
+          <w:lang w:val="en-US" w:eastAsia="zh-CN"/>
+        </w:rPr>
+        <w:br w:type="textWrapping"/>
+      </w:r>
+      <w:r>
+        <w:rPr>
+          <w:rFonts w:hint="eastAsia"/>
+          <w:lang w:val="en-US" w:eastAsia="zh-CN"/>
+        </w:rPr>
+        <w:t>statement 陈述</w:t>
+      </w:r>
+      <w:r>
+        <w:rPr>
+          <w:rFonts w:hint="eastAsia"/>
+          <w:lang w:val="en-US" w:eastAsia="zh-CN"/>
+        </w:rPr>
+        <w:br w:type="textWrapping"/>
+      </w:r>
+      <w:r>
+        <w:rPr>
+          <w:rFonts w:hint="eastAsia"/>
+          <w:lang w:val="en-US" w:eastAsia="zh-CN"/>
+        </w:rPr>
+        <w:t>versus 与....相对</w:t>
+      </w:r>
+      <w:r>
+        <w:rPr>
+          <w:rFonts w:hint="eastAsia"/>
+          <w:lang w:val="en-US" w:eastAsia="zh-CN"/>
+        </w:rPr>
+        <w:br w:type="textWrapping"/>
+      </w:r>
+      <w:r>
+        <w:rPr>
+          <w:rFonts w:hint="eastAsia"/>
+          <w:lang w:val="en-US" w:eastAsia="zh-CN"/>
+        </w:rPr>
+        <w:t>assert 声称</w:t>
+      </w:r>
+      <w:r>
+        <w:rPr>
+          <w:rFonts w:hint="eastAsia"/>
+          <w:lang w:val="en-US" w:eastAsia="zh-CN"/>
+        </w:rPr>
+        <w:br w:type="textWrapping"/>
+      </w:r>
+      <w:r>
+        <w:rPr>
+          <w:rFonts w:hint="eastAsia"/>
+          <w:lang w:val="en-US" w:eastAsia="zh-CN"/>
+        </w:rPr>
+        <w:t>present 提供，出席</w:t>
+      </w:r>
+      <w:r>
+        <w:rPr>
+          <w:rFonts w:hint="eastAsia"/>
+          <w:lang w:val="en-US" w:eastAsia="zh-CN"/>
+        </w:rPr>
+        <w:br w:type="textWrapping"/>
+      </w:r>
+      <w:r>
+        <w:rPr>
+          <w:rFonts w:hint="eastAsia"/>
+          <w:lang w:val="en-US" w:eastAsia="zh-CN"/>
+        </w:rPr>
+        <w:t>false 假的</w:t>
+      </w:r>
+      <w:r>
+        <w:rPr>
+          <w:rFonts w:hint="eastAsia"/>
+          <w:lang w:val="en-US" w:eastAsia="zh-CN"/>
+        </w:rPr>
+        <w:br w:type="textWrapping"/>
+      </w:r>
+      <w:r>
+        <w:rPr>
+          <w:rFonts w:hint="eastAsia"/>
+          <w:lang w:val="en-US" w:eastAsia="zh-CN"/>
+        </w:rPr>
+        <w:t>deliberate 故意的，深思熟虑的</w:t>
+      </w:r>
+      <w:r>
+        <w:rPr>
+          <w:rFonts w:hint="eastAsia"/>
+          <w:lang w:val="en-US" w:eastAsia="zh-CN"/>
+        </w:rPr>
+        <w:br w:type="textWrapping"/>
+      </w:r>
+      <w:r>
+        <w:rPr>
+          <w:rFonts w:hint="eastAsia"/>
+          <w:lang w:val="en-US" w:eastAsia="zh-CN"/>
+        </w:rPr>
+        <w:t>as is the case with 与.....一样</w:t>
+      </w:r>
+      <w:r>
+        <w:rPr>
+          <w:rFonts w:hint="eastAsia"/>
+          <w:lang w:val="en-US" w:eastAsia="zh-CN"/>
+        </w:rPr>
+        <w:br w:type="textWrapping"/>
+      </w:r>
+      <w:r>
+        <w:rPr>
+          <w:rFonts w:hint="eastAsia"/>
+          <w:lang w:val="en-US" w:eastAsia="zh-CN"/>
+        </w:rPr>
+        <w:t>deceptive 欺骗性的</w:t>
+      </w:r>
+      <w:r>
+        <w:rPr>
+          <w:rFonts w:hint="eastAsia"/>
+          <w:lang w:val="en-US" w:eastAsia="zh-CN"/>
+        </w:rPr>
+        <w:br w:type="textWrapping"/>
+      </w:r>
+      <w:r>
+        <w:rPr>
+          <w:rFonts w:hint="eastAsia"/>
+          <w:lang w:val="en-US" w:eastAsia="zh-CN"/>
+        </w:rPr>
+        <w:t>advertisment 广告</w:t>
+      </w:r>
+      <w:r>
+        <w:rPr>
+          <w:rFonts w:hint="eastAsia"/>
+          <w:lang w:val="en-US" w:eastAsia="zh-CN"/>
+        </w:rPr>
+        <w:br w:type="textWrapping"/>
+      </w:r>
+      <w:r>
+        <w:rPr>
+          <w:rFonts w:hint="eastAsia"/>
+          <w:lang w:val="en-US" w:eastAsia="zh-CN"/>
+        </w:rPr>
+        <w:t>aggravated 使严重，使恶化</w:t>
+      </w:r>
+      <w:r>
+        <w:rPr>
+          <w:rFonts w:hint="eastAsia"/>
+          <w:lang w:val="en-US" w:eastAsia="zh-CN"/>
+        </w:rPr>
+        <w:br w:type="textWrapping"/>
+      </w:r>
+      <w:r>
+        <w:rPr>
+          <w:rFonts w:hint="eastAsia"/>
+          <w:lang w:val="en-US" w:eastAsia="zh-CN"/>
+        </w:rPr>
+        <w:t>individual 个人</w:t>
+      </w:r>
+      <w:r>
+        <w:rPr>
+          <w:rFonts w:hint="eastAsia"/>
+          <w:lang w:val="en-US" w:eastAsia="zh-CN"/>
+        </w:rPr>
+        <w:br w:type="textWrapping"/>
+      </w:r>
+      <w:r>
+        <w:rPr>
+          <w:rFonts w:hint="eastAsia"/>
+          <w:lang w:val="en-US" w:eastAsia="zh-CN"/>
+        </w:rPr>
+        <w:t>correct 正确的</w:t>
+      </w:r>
+      <w:r>
+        <w:rPr>
+          <w:rFonts w:hint="eastAsia"/>
+          <w:lang w:val="en-US" w:eastAsia="zh-CN"/>
+        </w:rPr>
+        <w:br w:type="textWrapping"/>
+      </w:r>
+      <w:r>
+        <w:rPr>
+          <w:rFonts w:hint="eastAsia"/>
+          <w:lang w:val="en-US" w:eastAsia="zh-CN"/>
+        </w:rPr>
+        <w:t>separate 使分离</w:t>
+      </w:r>
+      <w:r>
+        <w:rPr>
+          <w:rFonts w:hint="eastAsia"/>
+          <w:lang w:val="en-US" w:eastAsia="zh-CN"/>
+        </w:rPr>
+        <w:br w:type="textWrapping"/>
+      </w:r>
+      <w:r>
+        <w:rPr>
+          <w:rFonts w:hint="eastAsia"/>
+          <w:lang w:val="en-US" w:eastAsia="zh-CN"/>
+        </w:rPr>
+        <w:t>factual 真实的，事实的</w:t>
+      </w:r>
+      <w:r>
+        <w:rPr>
+          <w:rFonts w:hint="eastAsia"/>
+          <w:lang w:val="en-US" w:eastAsia="zh-CN"/>
+        </w:rPr>
+        <w:br w:type="textWrapping"/>
+      </w:r>
+      <w:r>
+        <w:rPr>
+          <w:rFonts w:hint="eastAsia"/>
+          <w:lang w:val="en-US" w:eastAsia="zh-CN"/>
+        </w:rPr>
+        <w:t>speculative 猜测的，推测的</w:t>
+      </w:r>
+      <w:r>
+        <w:rPr>
+          <w:rFonts w:hint="eastAsia"/>
+          <w:lang w:val="en-US" w:eastAsia="zh-CN"/>
+        </w:rPr>
+        <w:br w:type="textWrapping"/>
+      </w:r>
+      <w:r>
+        <w:rPr>
+          <w:rFonts w:hint="eastAsia"/>
+          <w:lang w:val="en-US" w:eastAsia="zh-CN"/>
+        </w:rPr>
+        <w:t>especially 尤其，特别</w:t>
+      </w:r>
+      <w:r>
+        <w:rPr>
+          <w:rFonts w:hint="eastAsia"/>
+          <w:lang w:val="en-US" w:eastAsia="zh-CN"/>
+        </w:rPr>
+        <w:br w:type="textWrapping"/>
+      </w:r>
+      <w:r>
+        <w:rPr>
+          <w:rFonts w:hint="eastAsia"/>
+          <w:lang w:val="en-US" w:eastAsia="zh-CN"/>
+        </w:rPr>
+        <w:t>as 因为</w:t>
+      </w:r>
+      <w:r>
+        <w:rPr>
+          <w:rFonts w:hint="eastAsia"/>
+          <w:lang w:val="en-US" w:eastAsia="zh-CN"/>
+        </w:rPr>
+        <w:br w:type="textWrapping"/>
+      </w:r>
+      <w:r>
+        <w:rPr>
+          <w:rFonts w:hint="eastAsia"/>
+          <w:lang w:val="en-US" w:eastAsia="zh-CN"/>
+        </w:rPr>
+        <w:t>evoke 引起，唤起</w:t>
+      </w:r>
+      <w:r>
+        <w:rPr>
+          <w:rFonts w:hint="eastAsia"/>
+          <w:lang w:val="en-US" w:eastAsia="zh-CN"/>
+        </w:rPr>
+        <w:br w:type="textWrapping"/>
+      </w:r>
+      <w:r>
+        <w:rPr>
+          <w:rFonts w:hint="eastAsia"/>
+          <w:lang w:val="en-US" w:eastAsia="zh-CN"/>
+        </w:rPr>
+        <w:t>distinct 明显的，不同的</w:t>
+      </w:r>
+      <w:r>
+        <w:rPr>
+          <w:rFonts w:hint="eastAsia"/>
+          <w:lang w:val="en-US" w:eastAsia="zh-CN"/>
+        </w:rPr>
+        <w:br w:type="textWrapping"/>
+      </w:r>
+      <w:r>
+        <w:rPr>
+          <w:rFonts w:hint="eastAsia"/>
+          <w:lang w:val="en-US" w:eastAsia="zh-CN"/>
+        </w:rPr>
+        <w:t>process 处理</w:t>
+      </w:r>
+      <w:r>
+        <w:rPr>
+          <w:rFonts w:hint="eastAsia"/>
+          <w:lang w:val="en-US" w:eastAsia="zh-CN"/>
+        </w:rPr>
+        <w:br w:type="textWrapping"/>
+      </w:r>
+      <w:r>
+        <w:rPr>
+          <w:rFonts w:hint="eastAsia"/>
+          <w:lang w:val="en-US" w:eastAsia="zh-CN"/>
+        </w:rPr>
+        <w:t>content 内容</w:t>
+      </w:r>
+      <w:r>
+        <w:rPr>
+          <w:rFonts w:hint="eastAsia"/>
+          <w:lang w:val="en-US" w:eastAsia="zh-CN"/>
+        </w:rPr>
+        <w:br w:type="textWrapping"/>
+      </w:r>
+      <w:r>
+        <w:rPr>
+          <w:rFonts w:hint="eastAsia"/>
+          <w:lang w:val="en-US" w:eastAsia="zh-CN"/>
+        </w:rPr>
+        <w:t>indicator 标志</w:t>
+      </w:r>
+      <w:r>
+        <w:rPr>
+          <w:rFonts w:hint="eastAsia"/>
+          <w:lang w:val="en-US" w:eastAsia="zh-CN"/>
+        </w:rPr>
+        <w:br w:type="textWrapping"/>
+      </w:r>
+      <w:r>
+        <w:rPr>
+          <w:rFonts w:hint="eastAsia"/>
+          <w:lang w:val="en-US" w:eastAsia="zh-CN"/>
+        </w:rPr>
+        <w:t>uncertainty 不确定性</w:t>
+      </w:r>
+      <w:r>
+        <w:rPr>
+          <w:rFonts w:hint="eastAsia"/>
+          <w:lang w:val="en-US" w:eastAsia="zh-CN"/>
+        </w:rPr>
+        <w:br w:type="textWrapping"/>
+      </w:r>
+      <w:r>
+        <w:rPr>
+          <w:rFonts w:hint="eastAsia"/>
+          <w:lang w:val="en-US" w:eastAsia="zh-CN"/>
+        </w:rPr>
+        <w:t>intend to 计划去...;打算</w:t>
+      </w:r>
+      <w:r>
+        <w:rPr>
+          <w:rFonts w:hint="eastAsia"/>
+          <w:lang w:val="en-US" w:eastAsia="zh-CN"/>
+        </w:rPr>
+        <w:br w:type="textWrapping"/>
+      </w:r>
+      <w:r>
+        <w:rPr>
+          <w:rFonts w:hint="eastAsia"/>
+          <w:lang w:val="en-US" w:eastAsia="zh-CN"/>
+        </w:rPr>
+        <w:t>ascertain 确定，查明，弄清</w:t>
+      </w:r>
+      <w:r>
+        <w:rPr>
+          <w:rFonts w:hint="eastAsia"/>
+          <w:lang w:val="en-US" w:eastAsia="zh-CN"/>
+        </w:rPr>
+        <w:br w:type="textWrapping"/>
+      </w:r>
+      <w:r>
+        <w:rPr>
+          <w:rFonts w:hint="eastAsia"/>
+          <w:lang w:val="en-US" w:eastAsia="zh-CN"/>
+        </w:rPr>
+        <w:t>compute 计算</w:t>
+      </w:r>
+      <w:r>
+        <w:rPr>
+          <w:rFonts w:hint="eastAsia"/>
+          <w:lang w:val="en-US" w:eastAsia="zh-CN"/>
+        </w:rPr>
+        <w:br w:type="textWrapping"/>
+      </w:r>
+      <w:r>
+        <w:rPr>
+          <w:rFonts w:hint="eastAsia"/>
+          <w:lang w:val="en-US" w:eastAsia="zh-CN"/>
+        </w:rPr>
+        <w:t>scenarios 场景</w:t>
+      </w:r>
+      <w:r>
+        <w:rPr>
+          <w:rFonts w:hint="eastAsia"/>
+          <w:lang w:val="en-US" w:eastAsia="zh-CN"/>
+        </w:rPr>
+        <w:br w:type="textWrapping"/>
+      </w:r>
+      <w:r>
+        <w:rPr>
+          <w:rFonts w:hint="eastAsia"/>
+          <w:lang w:val="en-US" w:eastAsia="zh-CN"/>
+        </w:rPr>
+        <w:t>exemplifies 是.....的典型</w:t>
+      </w:r>
+      <w:r>
+        <w:rPr>
+          <w:rFonts w:hint="eastAsia"/>
+          <w:lang w:val="en-US" w:eastAsia="zh-CN"/>
+        </w:rPr>
+        <w:br w:type="textWrapping"/>
+      </w:r>
+      <w:r>
+        <w:rPr>
+          <w:rFonts w:hint="eastAsia"/>
+          <w:lang w:val="en-US" w:eastAsia="zh-CN"/>
+        </w:rPr>
+        <w:t>opposed 相反的</w:t>
+      </w:r>
+      <w:r>
+        <w:rPr>
+          <w:rFonts w:hint="eastAsia"/>
+          <w:lang w:val="en-US" w:eastAsia="zh-CN"/>
+        </w:rPr>
+        <w:br w:type="textWrapping"/>
+      </w:r>
+      <w:r>
+        <w:rPr>
+          <w:rFonts w:hint="eastAsia"/>
+          <w:lang w:val="en-US" w:eastAsia="zh-CN"/>
+        </w:rPr>
+        <w:t>activated 激活</w:t>
+      </w:r>
+      <w:r>
+        <w:rPr>
+          <w:rFonts w:hint="eastAsia"/>
+          <w:lang w:val="en-US" w:eastAsia="zh-CN"/>
+        </w:rPr>
+        <w:br w:type="textWrapping"/>
+      </w:r>
+      <w:r>
+        <w:rPr>
+          <w:rFonts w:hint="eastAsia"/>
+          <w:lang w:val="en-US" w:eastAsia="zh-CN"/>
+        </w:rPr>
+        <w:t>increase 增加</w:t>
+      </w:r>
+    </w:p>
+    <w:p>
+      <w:pPr>
+        <w:rPr>
+          <w:rFonts w:hint="eastAsia"/>
+          <w:lang w:val="en-US" w:eastAsia="zh-CN"/>
+        </w:rPr>
+      </w:pPr>
+      <w:r>
+        <w:rPr>
+          <w:rFonts w:hint="eastAsia"/>
+          <w:lang w:val="en-US" w:eastAsia="zh-CN"/>
+        </w:rPr>
+        <w:t>Powerfully 强烈的</w:t>
+      </w:r>
+      <w:r>
+        <w:rPr>
+          <w:rFonts w:hint="eastAsia"/>
+          <w:lang w:val="en-US" w:eastAsia="zh-CN"/>
+        </w:rPr>
+        <w:br w:type="textWrapping"/>
+      </w:r>
+      <w:r>
+        <w:rPr>
+          <w:rFonts w:hint="eastAsia"/>
+          <w:lang w:val="en-US" w:eastAsia="zh-CN"/>
+        </w:rPr>
+        <w:t>engagement 参与</w:t>
+      </w:r>
+      <w:r>
+        <w:rPr>
+          <w:rFonts w:hint="eastAsia"/>
+          <w:lang w:val="en-US" w:eastAsia="zh-CN"/>
+        </w:rPr>
+        <w:br w:type="textWrapping"/>
+      </w:r>
+      <w:r>
+        <w:rPr>
+          <w:rFonts w:hint="eastAsia"/>
+          <w:lang w:val="en-US" w:eastAsia="zh-CN"/>
+        </w:rPr>
+        <w:t>phrase 短语</w:t>
+      </w:r>
+      <w:r>
+        <w:rPr>
+          <w:rFonts w:hint="eastAsia"/>
+          <w:lang w:val="en-US" w:eastAsia="zh-CN"/>
+        </w:rPr>
+        <w:br w:type="textWrapping"/>
+      </w:r>
+      <w:r>
+        <w:rPr>
+          <w:rFonts w:hint="eastAsia"/>
+          <w:lang w:val="en-US" w:eastAsia="zh-CN"/>
+        </w:rPr>
+        <w:t>rule 占首要地位，规章</w:t>
+      </w:r>
+      <w:r>
+        <w:rPr>
+          <w:rFonts w:hint="eastAsia"/>
+          <w:lang w:val="en-US" w:eastAsia="zh-CN"/>
+        </w:rPr>
+        <w:br w:type="textWrapping"/>
+      </w:r>
+      <w:r>
+        <w:rPr>
+          <w:rFonts w:hint="eastAsia"/>
+          <w:lang w:val="en-US" w:eastAsia="zh-CN"/>
+        </w:rPr>
+        <w:t>region 地区</w:t>
+      </w:r>
+      <w:r>
+        <w:rPr>
+          <w:rFonts w:hint="eastAsia"/>
+          <w:lang w:val="en-US" w:eastAsia="zh-CN"/>
+        </w:rPr>
+        <w:br w:type="textWrapping"/>
+      </w:r>
+      <w:r>
+        <w:rPr>
+          <w:rFonts w:hint="eastAsia"/>
+          <w:lang w:val="en-US" w:eastAsia="zh-CN"/>
+        </w:rPr>
+        <w:t>involve 参与</w:t>
+      </w:r>
+      <w:r>
+        <w:rPr>
+          <w:rFonts w:hint="eastAsia"/>
+          <w:lang w:val="en-US" w:eastAsia="zh-CN"/>
+        </w:rPr>
+        <w:br w:type="textWrapping"/>
+      </w:r>
+      <w:r>
+        <w:rPr>
+          <w:rFonts w:hint="eastAsia"/>
+          <w:lang w:val="en-US" w:eastAsia="zh-CN"/>
+        </w:rPr>
+        <w:t>process 处理</w:t>
+      </w:r>
+      <w:r>
+        <w:rPr>
+          <w:rFonts w:hint="eastAsia"/>
+          <w:lang w:val="en-US" w:eastAsia="zh-CN"/>
+        </w:rPr>
+        <w:br w:type="textWrapping"/>
+      </w:r>
+      <w:r>
+        <w:rPr>
+          <w:rFonts w:hint="eastAsia"/>
+          <w:lang w:val="en-US" w:eastAsia="zh-CN"/>
+        </w:rPr>
+        <w:t>discourse 话语</w:t>
+      </w:r>
+      <w:r>
+        <w:rPr>
+          <w:rFonts w:hint="eastAsia"/>
+          <w:lang w:val="en-US" w:eastAsia="zh-CN"/>
+        </w:rPr>
+        <w:br w:type="textWrapping"/>
+      </w:r>
+      <w:r>
+        <w:rPr>
+          <w:rFonts w:hint="eastAsia"/>
+          <w:lang w:val="en-US" w:eastAsia="zh-CN"/>
+        </w:rPr>
+        <w:t>distinguish 区分</w:t>
+      </w:r>
+      <w:r>
+        <w:rPr>
+          <w:rFonts w:hint="eastAsia"/>
+          <w:lang w:val="en-US" w:eastAsia="zh-CN"/>
+        </w:rPr>
+        <w:br w:type="textWrapping"/>
+      </w:r>
+      <w:r>
+        <w:rPr>
+          <w:rFonts w:hint="eastAsia"/>
+          <w:lang w:val="en-US" w:eastAsia="zh-CN"/>
+        </w:rPr>
+        <w:t>futher 此外</w:t>
+      </w:r>
+      <w:r>
+        <w:rPr>
+          <w:rFonts w:hint="eastAsia"/>
+          <w:lang w:val="en-US" w:eastAsia="zh-CN"/>
+        </w:rPr>
+        <w:br w:type="textWrapping"/>
+      </w:r>
+      <w:r>
+        <w:rPr>
+          <w:rFonts w:hint="eastAsia"/>
+          <w:lang w:val="en-US" w:eastAsia="zh-CN"/>
+        </w:rPr>
+        <w:t>robust 强烈的</w:t>
+      </w:r>
+      <w:r>
+        <w:rPr>
+          <w:rFonts w:hint="eastAsia"/>
+          <w:lang w:val="en-US" w:eastAsia="zh-CN"/>
+        </w:rPr>
+        <w:br w:type="textWrapping"/>
+      </w:r>
+      <w:r>
+        <w:rPr>
+          <w:rFonts w:hint="eastAsia"/>
+          <w:lang w:val="en-US" w:eastAsia="zh-CN"/>
+        </w:rPr>
+        <w:t>inhibit 阻碍，抑制</w:t>
+      </w:r>
+      <w:r>
+        <w:rPr>
+          <w:rFonts w:hint="eastAsia"/>
+          <w:lang w:val="en-US" w:eastAsia="zh-CN"/>
+        </w:rPr>
+        <w:br w:type="textWrapping"/>
+      </w:r>
+      <w:r>
+        <w:rPr>
+          <w:rFonts w:hint="eastAsia"/>
+          <w:lang w:val="en-US" w:eastAsia="zh-CN"/>
+        </w:rPr>
+        <w:t>manuscript 手稿</w:t>
+      </w:r>
+      <w:r>
+        <w:rPr>
+          <w:rFonts w:hint="eastAsia"/>
+          <w:lang w:val="en-US" w:eastAsia="zh-CN"/>
+        </w:rPr>
+        <w:br w:type="textWrapping"/>
+      </w:r>
+      <w:r>
+        <w:rPr>
+          <w:rFonts w:hint="eastAsia"/>
+          <w:lang w:val="en-US" w:eastAsia="zh-CN"/>
+        </w:rPr>
+        <w:t>republican 共和党的</w:t>
+      </w:r>
+      <w:r>
+        <w:rPr>
+          <w:rFonts w:hint="eastAsia"/>
+          <w:lang w:val="en-US" w:eastAsia="zh-CN"/>
+        </w:rPr>
+        <w:br w:type="textWrapping"/>
+      </w:r>
+      <w:r>
+        <w:rPr>
+          <w:rFonts w:hint="eastAsia"/>
+          <w:lang w:val="en-US" w:eastAsia="zh-CN"/>
+        </w:rPr>
+        <w:t>decade 十年</w:t>
+      </w:r>
+      <w:r>
+        <w:rPr>
+          <w:rFonts w:hint="eastAsia"/>
+          <w:lang w:val="en-US" w:eastAsia="zh-CN"/>
+        </w:rPr>
+        <w:br w:type="textWrapping"/>
+      </w:r>
+      <w:r>
+        <w:rPr>
+          <w:rFonts w:hint="eastAsia"/>
+          <w:lang w:val="en-US" w:eastAsia="zh-CN"/>
+        </w:rPr>
+        <w:t>relentless 不停的</w:t>
+      </w:r>
+      <w:r>
+        <w:rPr>
+          <w:rFonts w:hint="eastAsia"/>
+          <w:lang w:val="en-US" w:eastAsia="zh-CN"/>
+        </w:rPr>
+        <w:br w:type="textWrapping"/>
+      </w:r>
+      <w:r>
+        <w:rPr>
+          <w:rFonts w:hint="eastAsia"/>
+          <w:lang w:val="en-US" w:eastAsia="zh-CN"/>
+        </w:rPr>
+        <w:t>propagation 传播，宣传</w:t>
+      </w:r>
+      <w:r>
+        <w:rPr>
+          <w:rFonts w:hint="eastAsia"/>
+          <w:lang w:val="en-US" w:eastAsia="zh-CN"/>
+        </w:rPr>
+        <w:br w:type="textWrapping"/>
+      </w:r>
+      <w:r>
+        <w:rPr>
+          <w:rFonts w:hint="eastAsia"/>
+          <w:lang w:val="en-US" w:eastAsia="zh-CN"/>
+        </w:rPr>
+        <w:t>simple 简单</w:t>
+      </w:r>
+      <w:r>
+        <w:rPr>
+          <w:rFonts w:hint="eastAsia"/>
+          <w:lang w:val="en-US" w:eastAsia="zh-CN"/>
+        </w:rPr>
+        <w:br w:type="textWrapping"/>
+      </w:r>
+      <w:r>
+        <w:rPr>
+          <w:rFonts w:hint="eastAsia"/>
+          <w:lang w:val="en-US" w:eastAsia="zh-CN"/>
+        </w:rPr>
+        <w:t>popularity 流行，受欢迎的</w:t>
+      </w:r>
+      <w:r>
+        <w:rPr>
+          <w:rFonts w:hint="eastAsia"/>
+          <w:lang w:val="en-US" w:eastAsia="zh-CN"/>
+        </w:rPr>
+        <w:br w:type="textWrapping"/>
+      </w:r>
+      <w:r>
+        <w:rPr>
+          <w:rFonts w:hint="eastAsia"/>
+          <w:lang w:val="en-US" w:eastAsia="zh-CN"/>
+        </w:rPr>
+        <w:t>while 尽管，虽然，与......同时</w:t>
+      </w:r>
+      <w:r>
+        <w:rPr>
+          <w:rFonts w:hint="eastAsia"/>
+          <w:lang w:val="en-US" w:eastAsia="zh-CN"/>
+        </w:rPr>
+        <w:br w:type="textWrapping"/>
+      </w:r>
+      <w:r>
+        <w:rPr>
+          <w:rFonts w:hint="eastAsia"/>
+          <w:lang w:val="en-US" w:eastAsia="zh-CN"/>
+        </w:rPr>
+        <w:t>cult 崇拜</w:t>
+      </w:r>
+      <w:r>
+        <w:rPr>
+          <w:rFonts w:hint="eastAsia"/>
+          <w:lang w:val="en-US" w:eastAsia="zh-CN"/>
+        </w:rPr>
+        <w:br w:type="textWrapping"/>
+      </w:r>
+      <w:r>
+        <w:rPr>
+          <w:rFonts w:hint="eastAsia"/>
+          <w:lang w:val="en-US" w:eastAsia="zh-CN"/>
+        </w:rPr>
+        <w:t>attract 吸引</w:t>
+      </w:r>
+      <w:r>
+        <w:rPr>
+          <w:rFonts w:hint="eastAsia"/>
+          <w:lang w:val="en-US" w:eastAsia="zh-CN"/>
+        </w:rPr>
+        <w:br w:type="textWrapping"/>
+      </w:r>
+      <w:r>
+        <w:rPr>
+          <w:rFonts w:hint="eastAsia"/>
+          <w:lang w:val="en-US" w:eastAsia="zh-CN"/>
+        </w:rPr>
+        <w:t>critic 批评家</w:t>
+      </w:r>
+      <w:r>
+        <w:rPr>
+          <w:rFonts w:hint="eastAsia"/>
+          <w:lang w:val="en-US" w:eastAsia="zh-CN"/>
+        </w:rPr>
+        <w:br w:type="textWrapping"/>
+      </w:r>
+      <w:r>
+        <w:rPr>
+          <w:rFonts w:hint="eastAsia"/>
+          <w:lang w:val="en-US" w:eastAsia="zh-CN"/>
+        </w:rPr>
+        <w:t>lack 缺乏</w:t>
+      </w:r>
+      <w:r>
+        <w:rPr>
+          <w:rFonts w:hint="eastAsia"/>
+          <w:lang w:val="en-US" w:eastAsia="zh-CN"/>
+        </w:rPr>
+        <w:br w:type="textWrapping"/>
+      </w:r>
+      <w:r>
+        <w:rPr>
+          <w:rFonts w:hint="eastAsia"/>
+          <w:lang w:val="en-US" w:eastAsia="zh-CN"/>
+        </w:rPr>
+        <w:t>obvious 明显的</w:t>
+      </w:r>
+      <w:r>
+        <w:rPr>
+          <w:rFonts w:hint="eastAsia"/>
+          <w:lang w:val="en-US" w:eastAsia="zh-CN"/>
+        </w:rPr>
+        <w:br w:type="textWrapping"/>
+      </w:r>
+      <w:r>
+        <w:rPr>
+          <w:rFonts w:hint="eastAsia"/>
+          <w:lang w:val="en-US" w:eastAsia="zh-CN"/>
+        </w:rPr>
+        <w:t>rival 对手</w:t>
+      </w:r>
+      <w:r>
+        <w:rPr>
+          <w:rFonts w:hint="eastAsia"/>
+          <w:lang w:val="en-US" w:eastAsia="zh-CN"/>
+        </w:rPr>
+        <w:br w:type="textWrapping"/>
+      </w:r>
+      <w:r>
+        <w:rPr>
+          <w:rFonts w:hint="eastAsia"/>
+          <w:lang w:val="en-US" w:eastAsia="zh-CN"/>
+        </w:rPr>
+        <w:t>democratic 民主党的</w:t>
+      </w:r>
+      <w:r>
+        <w:rPr>
+          <w:rFonts w:hint="eastAsia"/>
+          <w:lang w:val="en-US" w:eastAsia="zh-CN"/>
+        </w:rPr>
+        <w:br w:type="textWrapping"/>
+      </w:r>
+      <w:r>
+        <w:rPr>
+          <w:rFonts w:hint="eastAsia"/>
+          <w:lang w:val="en-US" w:eastAsia="zh-CN"/>
+        </w:rPr>
+        <w:t>politician 政客</w:t>
+      </w:r>
+      <w:r>
+        <w:rPr>
+          <w:rFonts w:hint="eastAsia"/>
+          <w:lang w:val="en-US" w:eastAsia="zh-CN"/>
+        </w:rPr>
+        <w:br w:type="textWrapping"/>
+      </w:r>
+      <w:r>
+        <w:rPr>
+          <w:rFonts w:hint="eastAsia"/>
+          <w:lang w:val="en-US" w:eastAsia="zh-CN"/>
+        </w:rPr>
+        <w:t>tend to 倾向于</w:t>
+      </w:r>
+      <w:r>
+        <w:rPr>
+          <w:rFonts w:hint="eastAsia"/>
+          <w:lang w:val="en-US" w:eastAsia="zh-CN"/>
+        </w:rPr>
+        <w:br w:type="textWrapping"/>
+      </w:r>
+      <w:r>
+        <w:rPr>
+          <w:rFonts w:hint="eastAsia"/>
+          <w:lang w:val="en-US" w:eastAsia="zh-CN"/>
+        </w:rPr>
+        <w:t>campaign 举办活动</w:t>
+      </w:r>
+      <w:r>
+        <w:rPr>
+          <w:rFonts w:hint="eastAsia"/>
+          <w:lang w:val="en-US" w:eastAsia="zh-CN"/>
+        </w:rPr>
+        <w:br w:type="textWrapping"/>
+      </w:r>
+      <w:r>
+        <w:rPr>
+          <w:rFonts w:hint="eastAsia"/>
+          <w:lang w:val="en-US" w:eastAsia="zh-CN"/>
+        </w:rPr>
+        <w:t>left behind 被遗留</w:t>
+      </w:r>
+      <w:r>
+        <w:rPr>
+          <w:rFonts w:hint="eastAsia"/>
+          <w:lang w:val="en-US" w:eastAsia="zh-CN"/>
+        </w:rPr>
+        <w:br w:type="textWrapping"/>
+      </w:r>
+      <w:r>
+        <w:rPr>
+          <w:rFonts w:hint="eastAsia"/>
+          <w:lang w:val="en-US" w:eastAsia="zh-CN"/>
+        </w:rPr>
+        <w:t>tax cuts 减税</w:t>
+      </w:r>
+      <w:r>
+        <w:rPr>
+          <w:rFonts w:hint="eastAsia"/>
+          <w:lang w:val="en-US" w:eastAsia="zh-CN"/>
+        </w:rPr>
+        <w:br w:type="textWrapping"/>
+      </w:r>
+      <w:r>
+        <w:rPr>
+          <w:rFonts w:hint="eastAsia"/>
+          <w:lang w:val="en-US" w:eastAsia="zh-CN"/>
+        </w:rPr>
+        <w:t>encouraging 鼓励</w:t>
+      </w:r>
+      <w:r>
+        <w:rPr>
+          <w:rFonts w:hint="eastAsia"/>
+          <w:lang w:val="en-US" w:eastAsia="zh-CN"/>
+        </w:rPr>
+        <w:br w:type="textWrapping"/>
+      </w:r>
+      <w:r>
+        <w:rPr>
+          <w:rFonts w:hint="eastAsia"/>
+          <w:lang w:val="en-US" w:eastAsia="zh-CN"/>
+        </w:rPr>
+        <w:t>political 政治</w:t>
+      </w:r>
+      <w:r>
+        <w:rPr>
+          <w:rFonts w:hint="eastAsia"/>
+          <w:lang w:val="en-US" w:eastAsia="zh-CN"/>
+        </w:rPr>
+        <w:br w:type="textWrapping"/>
+      </w:r>
+      <w:r>
+        <w:rPr>
+          <w:rFonts w:hint="eastAsia"/>
+          <w:lang w:val="en-US" w:eastAsia="zh-CN"/>
+        </w:rPr>
+        <w:t>painful 惨痛的</w:t>
+      </w:r>
+      <w:r>
+        <w:rPr>
+          <w:rFonts w:hint="eastAsia"/>
+          <w:lang w:val="en-US" w:eastAsia="zh-CN"/>
+        </w:rPr>
+        <w:br w:type="textWrapping"/>
+      </w:r>
+      <w:r>
+        <w:rPr>
+          <w:rFonts w:hint="eastAsia"/>
+          <w:lang w:val="en-US" w:eastAsia="zh-CN"/>
+        </w:rPr>
+        <w:t>lesson 教训，课</w:t>
+      </w:r>
+      <w:r>
+        <w:rPr>
+          <w:rFonts w:hint="eastAsia"/>
+          <w:lang w:val="en-US" w:eastAsia="zh-CN"/>
+        </w:rPr>
+        <w:br w:type="textWrapping"/>
+      </w:r>
+      <w:r>
+        <w:rPr>
+          <w:rFonts w:hint="eastAsia"/>
+          <w:lang w:val="en-US" w:eastAsia="zh-CN"/>
+        </w:rPr>
+        <w:t>point to 指向</w:t>
+      </w:r>
+      <w:r>
+        <w:rPr>
+          <w:rFonts w:hint="eastAsia"/>
+          <w:lang w:val="en-US" w:eastAsia="zh-CN"/>
+        </w:rPr>
+        <w:br w:type="textWrapping"/>
+      </w:r>
+      <w:r>
+        <w:rPr>
+          <w:rFonts w:hint="eastAsia"/>
+          <w:lang w:val="en-US" w:eastAsia="zh-CN"/>
+        </w:rPr>
+        <w:t>promising 有希望的</w:t>
+      </w:r>
+      <w:r>
+        <w:rPr>
+          <w:rFonts w:hint="eastAsia"/>
+          <w:lang w:val="en-US" w:eastAsia="zh-CN"/>
+        </w:rPr>
+        <w:br w:type="textWrapping"/>
+      </w:r>
+      <w:r>
+        <w:rPr>
+          <w:rFonts w:hint="eastAsia"/>
+          <w:lang w:val="en-US" w:eastAsia="zh-CN"/>
+        </w:rPr>
+        <w:t>candidate 候选人，候选方案</w:t>
+      </w:r>
+      <w:r>
+        <w:rPr>
+          <w:rFonts w:hint="eastAsia"/>
+          <w:lang w:val="en-US" w:eastAsia="zh-CN"/>
+        </w:rPr>
+        <w:br w:type="textWrapping"/>
+      </w:r>
+      <w:r>
+        <w:rPr>
+          <w:rFonts w:hint="eastAsia"/>
+          <w:lang w:val="en-US" w:eastAsia="zh-CN"/>
+        </w:rPr>
+        <w:t>wage 报酬=paycheck=compensation</w:t>
+      </w:r>
+      <w:r>
+        <w:rPr>
+          <w:rFonts w:hint="eastAsia"/>
+          <w:lang w:val="en-US" w:eastAsia="zh-CN"/>
+        </w:rPr>
+        <w:br w:type="textWrapping"/>
+      </w:r>
+      <w:r>
+        <w:rPr>
+          <w:rFonts w:hint="eastAsia"/>
+          <w:lang w:val="en-US" w:eastAsia="zh-CN"/>
+        </w:rPr>
+        <w:t>set aside 搁置</w:t>
+      </w:r>
+      <w:r>
+        <w:rPr>
+          <w:rFonts w:hint="eastAsia"/>
+          <w:lang w:val="en-US" w:eastAsia="zh-CN"/>
+        </w:rPr>
+        <w:br w:type="textWrapping"/>
+      </w:r>
+      <w:r>
+        <w:rPr>
+          <w:rFonts w:hint="eastAsia"/>
+          <w:lang w:val="en-US" w:eastAsia="zh-CN"/>
+        </w:rPr>
+        <w:t>for the moment 暂且</w:t>
+      </w:r>
+      <w:r>
+        <w:rPr>
+          <w:rFonts w:hint="eastAsia"/>
+          <w:lang w:val="en-US" w:eastAsia="zh-CN"/>
+        </w:rPr>
+        <w:br w:type="textWrapping"/>
+      </w:r>
+      <w:r>
+        <w:rPr>
+          <w:rFonts w:hint="eastAsia"/>
+          <w:lang w:val="en-US" w:eastAsia="zh-CN"/>
+        </w:rPr>
+        <w:t>familiar 熟悉的</w:t>
+      </w:r>
+      <w:r>
+        <w:rPr>
+          <w:rFonts w:hint="eastAsia"/>
+          <w:lang w:val="en-US" w:eastAsia="zh-CN"/>
+        </w:rPr>
+        <w:br w:type="textWrapping"/>
+      </w:r>
+      <w:r>
+        <w:rPr>
+          <w:rFonts w:hint="eastAsia"/>
+          <w:lang w:val="en-US" w:eastAsia="zh-CN"/>
+        </w:rPr>
+        <w:t>arguement 理由，争论</w:t>
+      </w:r>
+      <w:r>
+        <w:rPr>
+          <w:rFonts w:hint="eastAsia"/>
+          <w:lang w:val="en-US" w:eastAsia="zh-CN"/>
+        </w:rPr>
+        <w:br w:type="textWrapping"/>
+      </w:r>
+      <w:r>
+        <w:rPr>
+          <w:rFonts w:hint="eastAsia"/>
+          <w:lang w:val="en-US" w:eastAsia="zh-CN"/>
+        </w:rPr>
+        <w:t>fairness 公平</w:t>
+      </w:r>
+      <w:r>
+        <w:rPr>
+          <w:rFonts w:hint="eastAsia"/>
+          <w:lang w:val="en-US" w:eastAsia="zh-CN"/>
+        </w:rPr>
+        <w:br w:type="textWrapping"/>
+      </w:r>
+      <w:r>
+        <w:rPr>
+          <w:rFonts w:hint="eastAsia"/>
+          <w:lang w:val="en-US" w:eastAsia="zh-CN"/>
+        </w:rPr>
+        <w:t>fuel 刺激</w:t>
+      </w:r>
+      <w:r>
+        <w:rPr>
+          <w:rFonts w:hint="eastAsia"/>
+          <w:lang w:val="en-US" w:eastAsia="zh-CN"/>
+        </w:rPr>
+        <w:br w:type="textWrapping"/>
+      </w:r>
+      <w:r>
+        <w:rPr>
+          <w:rFonts w:hint="eastAsia"/>
+          <w:lang w:val="en-US" w:eastAsia="zh-CN"/>
+        </w:rPr>
+        <w:t>engine 引擎</w:t>
+      </w:r>
+      <w:r>
+        <w:rPr>
+          <w:rFonts w:hint="eastAsia"/>
+          <w:lang w:val="en-US" w:eastAsia="zh-CN"/>
+        </w:rPr>
+        <w:br w:type="textWrapping"/>
+      </w:r>
+      <w:r>
+        <w:rPr>
+          <w:rFonts w:hint="eastAsia"/>
+          <w:lang w:val="en-US" w:eastAsia="zh-CN"/>
+        </w:rPr>
+        <w:t>perhaps 可能</w:t>
+      </w:r>
+      <w:r>
+        <w:rPr>
+          <w:rFonts w:hint="eastAsia"/>
+          <w:lang w:val="en-US" w:eastAsia="zh-CN"/>
+        </w:rPr>
+        <w:br w:type="textWrapping"/>
+      </w:r>
+      <w:r>
+        <w:rPr>
+          <w:rFonts w:hint="eastAsia"/>
+          <w:lang w:val="en-US" w:eastAsia="zh-CN"/>
+        </w:rPr>
+        <w:t>illustration 实现</w:t>
+      </w:r>
+      <w:r>
+        <w:rPr>
+          <w:rFonts w:hint="eastAsia"/>
+          <w:lang w:val="en-US" w:eastAsia="zh-CN"/>
+        </w:rPr>
+        <w:br w:type="textWrapping"/>
+      </w:r>
+      <w:r>
+        <w:rPr>
+          <w:rFonts w:hint="eastAsia"/>
+          <w:lang w:val="en-US" w:eastAsia="zh-CN"/>
+        </w:rPr>
+        <w:t>decision 决定</w:t>
+      </w:r>
+      <w:r>
+        <w:rPr>
+          <w:rFonts w:hint="eastAsia"/>
+          <w:lang w:val="en-US" w:eastAsia="zh-CN"/>
+        </w:rPr>
+        <w:br w:type="textWrapping"/>
+      </w:r>
+      <w:r>
+        <w:rPr>
+          <w:rFonts w:hint="eastAsia"/>
+          <w:lang w:val="en-US" w:eastAsia="zh-CN"/>
+        </w:rPr>
+        <w:t>production 产量</w:t>
+      </w:r>
+      <w:r>
+        <w:rPr>
+          <w:rFonts w:hint="eastAsia"/>
+          <w:lang w:val="en-US" w:eastAsia="zh-CN"/>
+        </w:rPr>
+        <w:br w:type="textWrapping"/>
+      </w:r>
+      <w:r>
+        <w:rPr>
+          <w:rFonts w:hint="eastAsia"/>
+          <w:lang w:val="en-US" w:eastAsia="zh-CN"/>
+        </w:rPr>
+        <w:t>premium 额外的费用</w:t>
+      </w:r>
+      <w:r>
+        <w:rPr>
+          <w:rFonts w:hint="eastAsia"/>
+          <w:lang w:val="en-US" w:eastAsia="zh-CN"/>
+        </w:rPr>
+        <w:br w:type="textWrapping"/>
+      </w:r>
+      <w:r>
+        <w:rPr>
+          <w:rFonts w:hint="eastAsia"/>
+          <w:lang w:val="en-US" w:eastAsia="zh-CN"/>
+        </w:rPr>
+        <w:t>workforce 劳动力</w:t>
+      </w:r>
+      <w:r>
+        <w:rPr>
+          <w:rFonts w:hint="eastAsia"/>
+          <w:lang w:val="en-US" w:eastAsia="zh-CN"/>
+        </w:rPr>
+        <w:br w:type="textWrapping"/>
+      </w:r>
+      <w:r>
+        <w:rPr>
+          <w:rFonts w:hint="eastAsia"/>
+          <w:lang w:val="en-US" w:eastAsia="zh-CN"/>
+        </w:rPr>
+        <w:t>expect 期待</w:t>
+      </w:r>
+      <w:r>
+        <w:rPr>
+          <w:rFonts w:hint="eastAsia"/>
+          <w:lang w:val="en-US" w:eastAsia="zh-CN"/>
+        </w:rPr>
+        <w:br w:type="textWrapping"/>
+      </w:r>
+      <w:r>
+        <w:rPr>
+          <w:rFonts w:hint="eastAsia"/>
+          <w:lang w:val="en-US" w:eastAsia="zh-CN"/>
+        </w:rPr>
+        <w:t>unexpect 想不到的</w:t>
+      </w:r>
+      <w:r>
+        <w:rPr>
+          <w:rFonts w:hint="eastAsia"/>
+          <w:lang w:val="en-US" w:eastAsia="zh-CN"/>
+        </w:rPr>
+        <w:br w:type="textWrapping"/>
+      </w:r>
+      <w:r>
+        <w:rPr>
+          <w:rFonts w:hint="eastAsia"/>
+          <w:lang w:val="en-US" w:eastAsia="zh-CN"/>
+        </w:rPr>
+        <w:t>factory 工厂</w:t>
+      </w:r>
+      <w:r>
+        <w:rPr>
+          <w:rFonts w:hint="eastAsia"/>
+          <w:lang w:val="en-US" w:eastAsia="zh-CN"/>
+        </w:rPr>
+        <w:br w:type="textWrapping"/>
+      </w:r>
+      <w:r>
+        <w:rPr>
+          <w:rFonts w:hint="eastAsia"/>
+          <w:lang w:val="en-US" w:eastAsia="zh-CN"/>
+        </w:rPr>
+        <w:t>custom 习俗，惯例</w:t>
+      </w:r>
+      <w:r>
+        <w:rPr>
+          <w:rFonts w:hint="eastAsia"/>
+          <w:lang w:val="en-US" w:eastAsia="zh-CN"/>
+        </w:rPr>
+        <w:br w:type="textWrapping"/>
+      </w:r>
+      <w:r>
+        <w:rPr>
+          <w:rFonts w:hint="eastAsia"/>
+          <w:lang w:val="en-US" w:eastAsia="zh-CN"/>
+        </w:rPr>
+        <w:t>customer 顾客</w:t>
+      </w:r>
+      <w:r>
+        <w:rPr>
+          <w:rFonts w:hint="eastAsia"/>
+          <w:lang w:val="en-US" w:eastAsia="zh-CN"/>
+        </w:rPr>
+        <w:br w:type="textWrapping"/>
+      </w:r>
+      <w:r>
+        <w:rPr>
+          <w:rFonts w:hint="eastAsia"/>
+          <w:lang w:val="en-US" w:eastAsia="zh-CN"/>
+        </w:rPr>
+        <w:t>logic 逻辑</w:t>
+      </w:r>
+      <w:r>
+        <w:rPr>
+          <w:rFonts w:hint="eastAsia"/>
+          <w:lang w:val="en-US" w:eastAsia="zh-CN"/>
+        </w:rPr>
+        <w:br w:type="textWrapping"/>
+      </w:r>
+      <w:r>
+        <w:rPr>
+          <w:rFonts w:hint="eastAsia"/>
+          <w:lang w:val="en-US" w:eastAsia="zh-CN"/>
+        </w:rPr>
+        <w:t>hold （理论，观点）站的住脚的，成立</w:t>
+      </w:r>
+      <w:r>
+        <w:rPr>
+          <w:rFonts w:hint="eastAsia"/>
+          <w:lang w:val="en-US" w:eastAsia="zh-CN"/>
+        </w:rPr>
+        <w:br w:type="textWrapping"/>
+      </w:r>
+      <w:r>
+        <w:rPr>
+          <w:rFonts w:hint="eastAsia"/>
+          <w:lang w:val="en-US" w:eastAsia="zh-CN"/>
+        </w:rPr>
+        <w:t>comsumption 消费</w:t>
+      </w:r>
+      <w:r>
+        <w:rPr>
+          <w:rFonts w:hint="eastAsia"/>
+          <w:lang w:val="en-US" w:eastAsia="zh-CN"/>
+        </w:rPr>
+        <w:br w:type="textWrapping"/>
+      </w:r>
+      <w:r>
+        <w:rPr>
+          <w:rFonts w:hint="eastAsia"/>
+          <w:lang w:val="en-US" w:eastAsia="zh-CN"/>
+        </w:rPr>
+        <w:t>drive 推动</w:t>
+      </w:r>
+      <w:r>
+        <w:rPr>
+          <w:rFonts w:hint="eastAsia"/>
+          <w:lang w:val="en-US" w:eastAsia="zh-CN"/>
+        </w:rPr>
+        <w:br w:type="textWrapping"/>
+      </w:r>
+      <w:r>
+        <w:rPr>
+          <w:rFonts w:hint="eastAsia"/>
+          <w:lang w:val="en-US" w:eastAsia="zh-CN"/>
+        </w:rPr>
+        <w:t>paid 领取薪水的</w:t>
+      </w:r>
+      <w:r>
+        <w:rPr>
+          <w:rFonts w:hint="eastAsia"/>
+          <w:lang w:val="en-US" w:eastAsia="zh-CN"/>
+        </w:rPr>
+        <w:br w:type="textWrapping"/>
+      </w:r>
+      <w:r>
+        <w:rPr>
+          <w:rFonts w:hint="eastAsia"/>
+          <w:lang w:val="en-US" w:eastAsia="zh-CN"/>
+        </w:rPr>
+        <w:t>spend 花费</w:t>
+      </w:r>
+      <w:r>
+        <w:rPr>
+          <w:rFonts w:hint="eastAsia"/>
+          <w:lang w:val="en-US" w:eastAsia="zh-CN"/>
+        </w:rPr>
+        <w:br w:type="textWrapping"/>
+      </w:r>
+      <w:r>
+        <w:rPr>
+          <w:rFonts w:hint="eastAsia"/>
+          <w:lang w:val="en-US" w:eastAsia="zh-CN"/>
+        </w:rPr>
+        <w:t>mainstream 主流</w:t>
+      </w:r>
+      <w:r>
+        <w:rPr>
+          <w:rFonts w:hint="eastAsia"/>
+          <w:lang w:val="en-US" w:eastAsia="zh-CN"/>
+        </w:rPr>
+        <w:br w:type="textWrapping"/>
+      </w:r>
+      <w:r>
+        <w:rPr>
+          <w:rFonts w:hint="eastAsia"/>
+          <w:lang w:val="en-US" w:eastAsia="zh-CN"/>
+        </w:rPr>
+        <w:t>economist 经济学家</w:t>
+      </w:r>
+      <w:r>
+        <w:rPr>
+          <w:rFonts w:hint="eastAsia"/>
+          <w:lang w:val="en-US" w:eastAsia="zh-CN"/>
+        </w:rPr>
+        <w:br w:type="textWrapping"/>
+      </w:r>
+      <w:r>
+        <w:rPr>
+          <w:rFonts w:hint="eastAsia"/>
+          <w:lang w:val="en-US" w:eastAsia="zh-CN"/>
+        </w:rPr>
+        <w:t>insist 坚称</w:t>
+      </w:r>
+      <w:r>
+        <w:rPr>
+          <w:rFonts w:hint="eastAsia"/>
+          <w:lang w:val="en-US" w:eastAsia="zh-CN"/>
+        </w:rPr>
+        <w:br w:type="textWrapping"/>
+      </w:r>
+      <w:r>
+        <w:rPr>
+          <w:rFonts w:hint="eastAsia"/>
+          <w:lang w:val="en-US" w:eastAsia="zh-CN"/>
+        </w:rPr>
+        <w:t>sustainable 可持续的</w:t>
+      </w:r>
+      <w:r>
+        <w:rPr>
+          <w:rFonts w:hint="eastAsia"/>
+          <w:lang w:val="en-US" w:eastAsia="zh-CN"/>
+        </w:rPr>
+        <w:br w:type="textWrapping"/>
+      </w:r>
+      <w:r>
+        <w:rPr>
+          <w:rFonts w:hint="eastAsia"/>
+          <w:lang w:val="en-US" w:eastAsia="zh-CN"/>
+        </w:rPr>
+        <w:t>through 穿过</w:t>
+      </w:r>
+      <w:r>
+        <w:rPr>
+          <w:rFonts w:hint="eastAsia"/>
+          <w:lang w:val="en-US" w:eastAsia="zh-CN"/>
+        </w:rPr>
+        <w:br w:type="textWrapping"/>
+      </w:r>
+      <w:r>
+        <w:rPr>
+          <w:rFonts w:hint="eastAsia"/>
+          <w:lang w:val="en-US" w:eastAsia="zh-CN"/>
+        </w:rPr>
+        <w:t>throughout 遍及</w:t>
+      </w:r>
+      <w:r>
+        <w:rPr>
+          <w:rFonts w:hint="eastAsia"/>
+          <w:lang w:val="en-US" w:eastAsia="zh-CN"/>
+        </w:rPr>
+        <w:br w:type="textWrapping"/>
+      </w:r>
+      <w:r>
+        <w:rPr>
+          <w:rFonts w:hint="eastAsia"/>
+          <w:lang w:val="en-US" w:eastAsia="zh-CN"/>
+        </w:rPr>
+        <w:t>effort 努力</w:t>
+      </w:r>
+      <w:r>
+        <w:rPr>
+          <w:rFonts w:hint="eastAsia"/>
+          <w:lang w:val="en-US" w:eastAsia="zh-CN"/>
+        </w:rPr>
+        <w:br w:type="textWrapping"/>
+      </w:r>
+      <w:r>
+        <w:rPr>
+          <w:rFonts w:hint="eastAsia"/>
+          <w:lang w:val="en-US" w:eastAsia="zh-CN"/>
+        </w:rPr>
+        <w:t>negotiate 商讨</w:t>
+      </w:r>
+      <w:r>
+        <w:rPr>
+          <w:rFonts w:hint="eastAsia"/>
+          <w:lang w:val="en-US" w:eastAsia="zh-CN"/>
+        </w:rPr>
+        <w:br w:type="textWrapping"/>
+      </w:r>
+      <w:r>
+        <w:rPr>
+          <w:rFonts w:hint="eastAsia"/>
+          <w:lang w:val="en-US" w:eastAsia="zh-CN"/>
+        </w:rPr>
+        <w:t>counterproductive 产生相反效果的</w:t>
+      </w:r>
+      <w:r>
+        <w:rPr>
+          <w:rFonts w:hint="eastAsia"/>
+          <w:lang w:val="en-US" w:eastAsia="zh-CN"/>
+        </w:rPr>
+        <w:br w:type="textWrapping"/>
+      </w:r>
+      <w:r>
+        <w:rPr>
+          <w:rFonts w:hint="eastAsia"/>
+          <w:lang w:val="en-US" w:eastAsia="zh-CN"/>
+        </w:rPr>
+        <w:t>law 法律</w:t>
+      </w:r>
+      <w:r>
+        <w:rPr>
+          <w:rFonts w:hint="eastAsia"/>
+          <w:lang w:val="en-US" w:eastAsia="zh-CN"/>
+        </w:rPr>
+        <w:br w:type="textWrapping"/>
+      </w:r>
+      <w:r>
+        <w:rPr>
+          <w:rFonts w:hint="eastAsia"/>
+          <w:lang w:val="en-US" w:eastAsia="zh-CN"/>
+        </w:rPr>
+        <w:t>raise 增加</w:t>
+      </w:r>
+      <w:r>
+        <w:rPr>
+          <w:rFonts w:hint="eastAsia"/>
+          <w:lang w:val="en-US" w:eastAsia="zh-CN"/>
+        </w:rPr>
+        <w:br w:type="textWrapping"/>
+      </w:r>
+      <w:r>
+        <w:rPr>
+          <w:rFonts w:hint="eastAsia"/>
+          <w:lang w:val="en-US" w:eastAsia="zh-CN"/>
+        </w:rPr>
+        <w:t>unemployment 失业</w:t>
+      </w:r>
+      <w:r>
+        <w:rPr>
+          <w:rFonts w:hint="eastAsia"/>
+          <w:lang w:val="en-US" w:eastAsia="zh-CN"/>
+        </w:rPr>
+        <w:br w:type="textWrapping"/>
+      </w:r>
+      <w:r>
+        <w:rPr>
+          <w:rFonts w:hint="eastAsia"/>
+          <w:lang w:val="en-US" w:eastAsia="zh-CN"/>
+        </w:rPr>
+        <w:t>in the context of 在.....背景下</w:t>
+      </w:r>
+      <w:r>
+        <w:rPr>
+          <w:rFonts w:hint="eastAsia"/>
+          <w:lang w:val="en-US" w:eastAsia="zh-CN"/>
+        </w:rPr>
+        <w:br w:type="textWrapping"/>
+      </w:r>
+      <w:r>
+        <w:rPr>
+          <w:rFonts w:hint="eastAsia"/>
+          <w:lang w:val="en-US" w:eastAsia="zh-CN"/>
+        </w:rPr>
+        <w:t>worldview 世界观</w:t>
+      </w:r>
+      <w:r>
+        <w:rPr>
+          <w:rFonts w:hint="eastAsia"/>
+          <w:lang w:val="en-US" w:eastAsia="zh-CN"/>
+        </w:rPr>
+        <w:br w:type="textWrapping"/>
+      </w:r>
+      <w:r>
+        <w:rPr>
+          <w:rFonts w:hint="eastAsia"/>
+          <w:lang w:val="en-US" w:eastAsia="zh-CN"/>
+        </w:rPr>
+        <w:t>prosperity 繁荣</w:t>
+      </w:r>
+      <w:r>
+        <w:rPr>
+          <w:rFonts w:hint="eastAsia"/>
+          <w:lang w:val="en-US" w:eastAsia="zh-CN"/>
+        </w:rPr>
+        <w:br w:type="textWrapping"/>
+      </w:r>
+      <w:r>
+        <w:rPr>
+          <w:rFonts w:hint="eastAsia"/>
+          <w:lang w:val="en-US" w:eastAsia="zh-CN"/>
+        </w:rPr>
+        <w:t>invest 投资</w:t>
+      </w:r>
+      <w:r>
+        <w:rPr>
+          <w:rFonts w:hint="eastAsia"/>
+          <w:lang w:val="en-US" w:eastAsia="zh-CN"/>
+        </w:rPr>
+        <w:br w:type="textWrapping"/>
+      </w:r>
+      <w:r>
+        <w:rPr>
+          <w:rFonts w:hint="eastAsia"/>
+          <w:lang w:val="en-US" w:eastAsia="zh-CN"/>
+        </w:rPr>
+        <w:t>tug of war 激励争夺</w:t>
+      </w:r>
+      <w:r>
+        <w:rPr>
+          <w:rFonts w:hint="eastAsia"/>
+          <w:lang w:val="en-US" w:eastAsia="zh-CN"/>
+        </w:rPr>
+        <w:br w:type="textWrapping"/>
+      </w:r>
+      <w:r>
+        <w:rPr>
+          <w:rFonts w:hint="eastAsia"/>
+          <w:lang w:val="en-US" w:eastAsia="zh-CN"/>
+        </w:rPr>
+        <w:t>evidence 证据</w:t>
+      </w:r>
+      <w:r>
+        <w:rPr>
+          <w:rFonts w:hint="eastAsia"/>
+          <w:lang w:val="en-US" w:eastAsia="zh-CN"/>
+        </w:rPr>
+        <w:br w:type="textWrapping"/>
+      </w:r>
+      <w:r>
+        <w:rPr>
+          <w:rFonts w:hint="eastAsia"/>
+          <w:lang w:val="en-US" w:eastAsia="zh-CN"/>
+        </w:rPr>
+        <w:t>widening 使.....扩大</w:t>
+      </w:r>
+      <w:r>
+        <w:rPr>
+          <w:rFonts w:hint="eastAsia"/>
+          <w:lang w:val="en-US" w:eastAsia="zh-CN"/>
+        </w:rPr>
+        <w:br w:type="textWrapping"/>
+      </w:r>
+      <w:r>
+        <w:rPr>
+          <w:rFonts w:hint="eastAsia"/>
+          <w:lang w:val="en-US" w:eastAsia="zh-CN"/>
+        </w:rPr>
+        <w:t>gap 差距</w:t>
+      </w:r>
+      <w:r>
+        <w:rPr>
+          <w:rFonts w:hint="eastAsia"/>
+          <w:lang w:val="en-US" w:eastAsia="zh-CN"/>
+        </w:rPr>
+        <w:br w:type="textWrapping"/>
+      </w:r>
+      <w:r>
+        <w:rPr>
+          <w:rFonts w:hint="eastAsia"/>
+          <w:lang w:val="en-US" w:eastAsia="zh-CN"/>
+        </w:rPr>
+        <w:t>roughly 大约</w:t>
+      </w:r>
+      <w:r>
+        <w:rPr>
+          <w:rFonts w:hint="eastAsia"/>
+          <w:lang w:val="en-US" w:eastAsia="zh-CN"/>
+        </w:rPr>
+        <w:br w:type="textWrapping"/>
+      </w:r>
+      <w:r>
+        <w:rPr>
+          <w:rFonts w:hint="eastAsia"/>
+          <w:lang w:val="en-US" w:eastAsia="zh-CN"/>
+        </w:rPr>
+        <w:t>lag behind 落后</w:t>
+      </w:r>
+      <w:r>
+        <w:rPr>
+          <w:rFonts w:hint="eastAsia"/>
+          <w:lang w:val="en-US" w:eastAsia="zh-CN"/>
+        </w:rPr>
+        <w:br w:type="textWrapping"/>
+      </w:r>
+      <w:r>
+        <w:rPr>
+          <w:rFonts w:hint="eastAsia"/>
+          <w:lang w:val="en-US" w:eastAsia="zh-CN"/>
+        </w:rPr>
+        <w:t>provide 提供</w:t>
+      </w:r>
+      <w:r>
+        <w:rPr>
+          <w:rFonts w:hint="eastAsia"/>
+          <w:lang w:val="en-US" w:eastAsia="zh-CN"/>
+        </w:rPr>
+        <w:br w:type="textWrapping"/>
+      </w:r>
+      <w:r>
+        <w:rPr>
+          <w:rFonts w:hint="eastAsia"/>
+          <w:lang w:val="en-US" w:eastAsia="zh-CN"/>
+        </w:rPr>
+        <w:t>though 尽管</w:t>
+      </w:r>
+      <w:r>
+        <w:rPr>
+          <w:rFonts w:hint="eastAsia"/>
+          <w:lang w:val="en-US" w:eastAsia="zh-CN"/>
+        </w:rPr>
+        <w:br w:type="textWrapping"/>
+      </w:r>
+      <w:r>
+        <w:rPr>
+          <w:rFonts w:hint="eastAsia"/>
+          <w:lang w:val="en-US" w:eastAsia="zh-CN"/>
+        </w:rPr>
+        <w:t>effect 影响</w:t>
+      </w:r>
+      <w:r>
+        <w:rPr>
+          <w:rFonts w:hint="eastAsia"/>
+          <w:lang w:val="en-US" w:eastAsia="zh-CN"/>
+        </w:rPr>
+        <w:br w:type="textWrapping"/>
+      </w:r>
+      <w:r>
+        <w:rPr>
+          <w:rFonts w:hint="eastAsia"/>
+          <w:lang w:val="en-US" w:eastAsia="zh-CN"/>
+        </w:rPr>
+        <w:t>affect 影响</w:t>
+      </w:r>
+      <w:r>
+        <w:rPr>
+          <w:rFonts w:hint="eastAsia"/>
+          <w:lang w:val="en-US" w:eastAsia="zh-CN"/>
+        </w:rPr>
+        <w:br w:type="textWrapping"/>
+      </w:r>
+      <w:r>
+        <w:rPr>
+          <w:rFonts w:hint="eastAsia"/>
+          <w:lang w:val="en-US" w:eastAsia="zh-CN"/>
+        </w:rPr>
+        <w:t>effective 有效的</w:t>
+      </w:r>
+      <w:r>
+        <w:rPr>
+          <w:rFonts w:hint="eastAsia"/>
+          <w:lang w:val="en-US" w:eastAsia="zh-CN"/>
+        </w:rPr>
+        <w:br w:type="textWrapping"/>
+      </w:r>
+      <w:r>
+        <w:rPr>
+          <w:rFonts w:hint="eastAsia"/>
+          <w:lang w:val="en-US" w:eastAsia="zh-CN"/>
+        </w:rPr>
+        <w:t>affective 情感的</w:t>
+      </w:r>
+      <w:r>
+        <w:rPr>
+          <w:rFonts w:hint="eastAsia"/>
+          <w:lang w:val="en-US" w:eastAsia="zh-CN"/>
+        </w:rPr>
+        <w:br w:type="textWrapping"/>
+      </w:r>
+      <w:r>
+        <w:rPr>
+          <w:rFonts w:hint="eastAsia"/>
+          <w:lang w:val="en-US" w:eastAsia="zh-CN"/>
+        </w:rPr>
+        <w:t>seem 似乎</w:t>
+      </w:r>
+      <w:r>
+        <w:rPr>
+          <w:rFonts w:hint="eastAsia"/>
+          <w:lang w:val="en-US" w:eastAsia="zh-CN"/>
+        </w:rPr>
+        <w:br w:type="textWrapping"/>
+      </w:r>
+      <w:r>
+        <w:rPr>
+          <w:rFonts w:hint="eastAsia"/>
+          <w:lang w:val="en-US" w:eastAsia="zh-CN"/>
+        </w:rPr>
+        <w:t>option 选择</w:t>
+      </w:r>
+      <w:r>
+        <w:rPr>
+          <w:rFonts w:hint="eastAsia"/>
+          <w:lang w:val="en-US" w:eastAsia="zh-CN"/>
+        </w:rPr>
+        <w:br w:type="textWrapping"/>
+      </w:r>
+      <w:r>
+        <w:rPr>
+          <w:rFonts w:hint="eastAsia"/>
+          <w:lang w:val="en-US" w:eastAsia="zh-CN"/>
+        </w:rPr>
+        <w:t>available 可用的</w:t>
+      </w:r>
+      <w:r>
+        <w:rPr>
+          <w:rFonts w:hint="eastAsia"/>
+          <w:lang w:val="en-US" w:eastAsia="zh-CN"/>
+        </w:rPr>
+        <w:br w:type="textWrapping"/>
+      </w:r>
+      <w:r>
+        <w:rPr>
+          <w:rFonts w:hint="eastAsia"/>
+          <w:lang w:val="en-US" w:eastAsia="zh-CN"/>
+        </w:rPr>
+        <w:t>among 在.....之中</w:t>
+      </w:r>
+      <w:r>
+        <w:rPr>
+          <w:rFonts w:hint="eastAsia"/>
+          <w:lang w:val="en-US" w:eastAsia="zh-CN"/>
+        </w:rPr>
+        <w:br w:type="textWrapping"/>
+      </w:r>
+      <w:r>
+        <w:rPr>
+          <w:rFonts w:hint="eastAsia"/>
+          <w:lang w:val="en-US" w:eastAsia="zh-CN"/>
+        </w:rPr>
+        <w:t>measure 措施</w:t>
+      </w:r>
+      <w:r>
+        <w:rPr>
+          <w:rFonts w:hint="eastAsia"/>
+          <w:lang w:val="en-US" w:eastAsia="zh-CN"/>
+        </w:rPr>
+        <w:br w:type="textWrapping"/>
+      </w:r>
+      <w:r>
+        <w:rPr>
+          <w:rFonts w:hint="eastAsia"/>
+          <w:lang w:val="en-US" w:eastAsia="zh-CN"/>
+        </w:rPr>
+        <w:t>driving economic growth 推动经济发展</w:t>
+      </w:r>
+      <w:r>
+        <w:rPr>
+          <w:rFonts w:hint="eastAsia"/>
+          <w:lang w:val="en-US" w:eastAsia="zh-CN"/>
+        </w:rPr>
+        <w:br w:type="textWrapping"/>
+      </w:r>
+      <w:r>
+        <w:rPr>
+          <w:rFonts w:hint="eastAsia"/>
+          <w:lang w:val="en-US" w:eastAsia="zh-CN"/>
+        </w:rPr>
+        <w:t>aid 帮助</w:t>
+      </w:r>
+      <w:r>
+        <w:rPr>
+          <w:rFonts w:hint="eastAsia"/>
+          <w:lang w:val="en-US" w:eastAsia="zh-CN"/>
+        </w:rPr>
+        <w:br w:type="textWrapping"/>
+      </w:r>
+      <w:r>
+        <w:rPr>
+          <w:rFonts w:hint="eastAsia"/>
+          <w:lang w:val="en-US" w:eastAsia="zh-CN"/>
+        </w:rPr>
+        <w:t>prioritize 优先考虑</w:t>
+      </w:r>
+      <w:r>
+        <w:rPr>
+          <w:rFonts w:hint="eastAsia"/>
+          <w:lang w:val="en-US" w:eastAsia="zh-CN"/>
+        </w:rPr>
+        <w:br w:type="textWrapping"/>
+      </w:r>
+      <w:r>
+        <w:rPr>
+          <w:rFonts w:hint="eastAsia"/>
+          <w:lang w:val="en-US" w:eastAsia="zh-CN"/>
+        </w:rPr>
+        <w:t>labor 劳动，工作</w:t>
+      </w:r>
+      <w:r>
+        <w:rPr>
+          <w:rFonts w:hint="eastAsia"/>
+          <w:lang w:val="en-US" w:eastAsia="zh-CN"/>
+        </w:rPr>
+        <w:br w:type="textWrapping"/>
+      </w:r>
+      <w:r>
+        <w:rPr>
+          <w:rFonts w:hint="eastAsia"/>
+          <w:lang w:val="en-US" w:eastAsia="zh-CN"/>
+        </w:rPr>
+        <w:t>indroduce 介绍</w:t>
+      </w:r>
+      <w:r>
+        <w:rPr>
+          <w:rFonts w:hint="eastAsia"/>
+          <w:lang w:val="en-US" w:eastAsia="zh-CN"/>
+        </w:rPr>
+        <w:br w:type="textWrapping"/>
+      </w:r>
+      <w:r>
+        <w:rPr>
+          <w:rFonts w:hint="eastAsia"/>
+          <w:lang w:val="en-US" w:eastAsia="zh-CN"/>
+        </w:rPr>
+        <w:t>extensive 巨大的</w:t>
+      </w:r>
+      <w:r>
+        <w:rPr>
+          <w:rFonts w:hint="eastAsia"/>
+          <w:lang w:val="en-US" w:eastAsia="zh-CN"/>
+        </w:rPr>
+        <w:br w:type="textWrapping"/>
+      </w:r>
+      <w:r>
+        <w:rPr>
+          <w:rFonts w:hint="eastAsia"/>
+          <w:lang w:val="en-US" w:eastAsia="zh-CN"/>
+        </w:rPr>
+        <w:t>underlying 表面下的</w:t>
+      </w:r>
+      <w:r>
+        <w:rPr>
+          <w:rFonts w:hint="eastAsia"/>
+          <w:lang w:val="en-US" w:eastAsia="zh-CN"/>
+        </w:rPr>
+        <w:br w:type="textWrapping"/>
+      </w:r>
+      <w:r>
+        <w:rPr>
+          <w:rFonts w:hint="eastAsia"/>
+          <w:lang w:val="en-US" w:eastAsia="zh-CN"/>
+        </w:rPr>
+        <w:t>stimulate 刺激</w:t>
+      </w:r>
+      <w:r>
+        <w:rPr>
+          <w:rFonts w:hint="eastAsia"/>
+          <w:lang w:val="en-US" w:eastAsia="zh-CN"/>
+        </w:rPr>
+        <w:br w:type="textWrapping"/>
+      </w:r>
+      <w:r>
+        <w:rPr>
+          <w:rFonts w:hint="eastAsia"/>
+          <w:lang w:val="en-US" w:eastAsia="zh-CN"/>
+        </w:rPr>
+        <w:t>outdate 过时的</w:t>
+      </w:r>
+      <w:r>
+        <w:rPr>
+          <w:rFonts w:hint="eastAsia"/>
+          <w:lang w:val="en-US" w:eastAsia="zh-CN"/>
+        </w:rPr>
+        <w:br w:type="textWrapping"/>
+      </w:r>
+      <w:r>
+        <w:rPr>
+          <w:rFonts w:hint="eastAsia"/>
+          <w:lang w:val="en-US" w:eastAsia="zh-CN"/>
+        </w:rPr>
+        <w:t>basis 依据</w:t>
+      </w:r>
+      <w:r>
+        <w:rPr>
+          <w:rFonts w:hint="eastAsia"/>
+          <w:lang w:val="en-US" w:eastAsia="zh-CN"/>
+        </w:rPr>
+        <w:br w:type="textWrapping"/>
+      </w:r>
+      <w:r>
+        <w:rPr>
+          <w:rFonts w:hint="eastAsia"/>
+          <w:lang w:val="en-US" w:eastAsia="zh-CN"/>
+        </w:rPr>
+        <w:t>distribution 分配</w:t>
+      </w:r>
+      <w:r>
+        <w:rPr>
+          <w:rFonts w:hint="eastAsia"/>
+          <w:lang w:val="en-US" w:eastAsia="zh-CN"/>
+        </w:rPr>
+        <w:br w:type="textWrapping"/>
+      </w:r>
+      <w:r>
+        <w:rPr>
+          <w:rFonts w:hint="eastAsia"/>
+          <w:lang w:val="en-US" w:eastAsia="zh-CN"/>
+        </w:rPr>
+        <w:t>fail 失败</w:t>
+      </w:r>
+      <w:r>
+        <w:rPr>
+          <w:rFonts w:hint="eastAsia"/>
+          <w:lang w:val="en-US" w:eastAsia="zh-CN"/>
+        </w:rPr>
+        <w:br w:type="textWrapping"/>
+      </w:r>
+      <w:r>
+        <w:rPr>
+          <w:rFonts w:hint="eastAsia"/>
+          <w:lang w:val="en-US" w:eastAsia="zh-CN"/>
+        </w:rPr>
+        <w:t>full 充满</w:t>
+      </w:r>
+      <w:r>
+        <w:rPr>
+          <w:rFonts w:hint="eastAsia"/>
+          <w:lang w:val="en-US" w:eastAsia="zh-CN"/>
+        </w:rPr>
+        <w:br w:type="textWrapping"/>
+      </w:r>
+      <w:r>
+        <w:rPr>
+          <w:rFonts w:hint="eastAsia"/>
+          <w:lang w:val="en-US" w:eastAsia="zh-CN"/>
+        </w:rPr>
+        <w:t>fall 降落，下降</w:t>
+      </w:r>
+      <w:r>
+        <w:rPr>
+          <w:rFonts w:hint="eastAsia"/>
+          <w:lang w:val="en-US" w:eastAsia="zh-CN"/>
+        </w:rPr>
+        <w:br w:type="textWrapping"/>
+      </w:r>
+      <w:r>
+        <w:rPr>
+          <w:rFonts w:hint="eastAsia"/>
+          <w:lang w:val="en-US" w:eastAsia="zh-CN"/>
+        </w:rPr>
+        <w:t>corresponding 相应的</w:t>
+      </w:r>
+      <w:r>
+        <w:rPr>
+          <w:rFonts w:hint="eastAsia"/>
+          <w:lang w:val="en-US" w:eastAsia="zh-CN"/>
+        </w:rPr>
+        <w:br w:type="textWrapping"/>
+      </w:r>
+      <w:r>
+        <w:rPr>
+          <w:rFonts w:hint="eastAsia"/>
+          <w:lang w:val="en-US" w:eastAsia="zh-CN"/>
+        </w:rPr>
+        <w:t>disheartened 沮丧的</w:t>
+      </w:r>
+      <w:r>
+        <w:rPr>
+          <w:rFonts w:hint="eastAsia"/>
+          <w:lang w:val="en-US" w:eastAsia="zh-CN"/>
+        </w:rPr>
+        <w:br w:type="textWrapping"/>
+      </w:r>
+      <w:r>
+        <w:rPr>
+          <w:rFonts w:hint="eastAsia"/>
+          <w:lang w:val="en-US" w:eastAsia="zh-CN"/>
+        </w:rPr>
+        <w:t>haves 富人</w:t>
+      </w:r>
+      <w:r>
+        <w:rPr>
+          <w:rFonts w:hint="eastAsia"/>
+          <w:lang w:val="en-US" w:eastAsia="zh-CN"/>
+        </w:rPr>
+        <w:br w:type="textWrapping"/>
+      </w:r>
+      <w:r>
+        <w:rPr>
+          <w:rFonts w:hint="eastAsia"/>
+          <w:lang w:val="en-US" w:eastAsia="zh-CN"/>
+        </w:rPr>
+        <w:t>have-nots 穷人</w:t>
+      </w:r>
+      <w:r>
+        <w:rPr>
+          <w:rFonts w:hint="eastAsia"/>
+          <w:lang w:val="en-US" w:eastAsia="zh-CN"/>
+        </w:rPr>
+        <w:br w:type="textWrapping"/>
+      </w:r>
+      <w:r>
+        <w:rPr>
+          <w:rFonts w:hint="eastAsia"/>
+          <w:lang w:val="en-US" w:eastAsia="zh-CN"/>
+        </w:rPr>
+        <w:t>witness 目击，目击者</w:t>
+      </w:r>
+      <w:r>
+        <w:rPr>
+          <w:rFonts w:hint="eastAsia"/>
+          <w:lang w:val="en-US" w:eastAsia="zh-CN"/>
+        </w:rPr>
+        <w:br w:type="textWrapping"/>
+      </w:r>
+      <w:r>
+        <w:rPr>
+          <w:rFonts w:hint="eastAsia"/>
+          <w:lang w:val="en-US" w:eastAsia="zh-CN"/>
+        </w:rPr>
+        <w:t>well-being 福利</w:t>
+      </w:r>
+      <w:r>
+        <w:rPr>
+          <w:rFonts w:hint="eastAsia"/>
+          <w:lang w:val="en-US" w:eastAsia="zh-CN"/>
+        </w:rPr>
+        <w:br w:type="textWrapping"/>
+      </w:r>
+      <w:r>
+        <w:rPr>
+          <w:rFonts w:hint="eastAsia"/>
+          <w:lang w:val="en-US" w:eastAsia="zh-CN"/>
+        </w:rPr>
+        <w:t>seen 看见</w:t>
+      </w:r>
+      <w:r>
+        <w:rPr>
+          <w:rFonts w:hint="eastAsia"/>
+          <w:lang w:val="en-US" w:eastAsia="zh-CN"/>
+        </w:rPr>
+        <w:br w:type="textWrapping"/>
+      </w:r>
+      <w:r>
+        <w:rPr>
+          <w:rFonts w:hint="eastAsia"/>
+          <w:lang w:val="en-US" w:eastAsia="zh-CN"/>
+        </w:rPr>
+        <w:t>field 领域</w:t>
+      </w:r>
+      <w:r>
+        <w:rPr>
+          <w:rFonts w:hint="eastAsia"/>
+          <w:lang w:val="en-US" w:eastAsia="zh-CN"/>
+        </w:rPr>
+        <w:br w:type="textWrapping"/>
+      </w:r>
+      <w:r>
+        <w:rPr>
+          <w:rFonts w:hint="eastAsia"/>
+          <w:lang w:val="en-US" w:eastAsia="zh-CN"/>
+        </w:rPr>
+        <w:t>direction 方向</w:t>
+      </w:r>
+      <w:r>
+        <w:rPr>
+          <w:rFonts w:hint="eastAsia"/>
+          <w:lang w:val="en-US" w:eastAsia="zh-CN"/>
+        </w:rPr>
+        <w:br w:type="textWrapping"/>
+      </w:r>
+      <w:r>
+        <w:rPr>
+          <w:rFonts w:hint="eastAsia"/>
+          <w:lang w:val="en-US" w:eastAsia="zh-CN"/>
+        </w:rPr>
+        <w:t>establish 建立=set up</w:t>
+      </w:r>
+      <w:r>
+        <w:rPr>
+          <w:rFonts w:hint="eastAsia"/>
+          <w:lang w:val="en-US" w:eastAsia="zh-CN"/>
+        </w:rPr>
+        <w:br w:type="textWrapping"/>
+      </w:r>
+      <w:r>
+        <w:rPr>
+          <w:rFonts w:hint="eastAsia"/>
+          <w:lang w:val="en-US" w:eastAsia="zh-CN"/>
+        </w:rPr>
+        <w:t>diverse 多样化的</w:t>
+      </w:r>
+      <w:r>
+        <w:rPr>
+          <w:rFonts w:hint="eastAsia"/>
+          <w:lang w:val="en-US" w:eastAsia="zh-CN"/>
+        </w:rPr>
+        <w:br w:type="textWrapping"/>
+      </w:r>
+      <w:r>
+        <w:rPr>
+          <w:rFonts w:hint="eastAsia"/>
+          <w:lang w:val="en-US" w:eastAsia="zh-CN"/>
+        </w:rPr>
+        <w:t>indentity 身份</w:t>
+      </w:r>
+      <w:r>
+        <w:rPr>
+          <w:rFonts w:hint="eastAsia"/>
+          <w:lang w:val="en-US" w:eastAsia="zh-CN"/>
+        </w:rPr>
+        <w:br w:type="textWrapping"/>
+      </w:r>
+      <w:r>
+        <w:rPr>
+          <w:rFonts w:hint="eastAsia"/>
+          <w:lang w:val="en-US" w:eastAsia="zh-CN"/>
+        </w:rPr>
+        <w:t>editor 编辑</w:t>
+      </w:r>
+      <w:r>
+        <w:rPr>
+          <w:rFonts w:hint="eastAsia"/>
+          <w:lang w:val="en-US" w:eastAsia="zh-CN"/>
+        </w:rPr>
+        <w:br w:type="textWrapping"/>
+      </w:r>
+      <w:r>
+        <w:rPr>
+          <w:rFonts w:hint="eastAsia"/>
+          <w:lang w:val="en-US" w:eastAsia="zh-CN"/>
+        </w:rPr>
+        <w:t>psychology 心理学</w:t>
+      </w:r>
+      <w:r>
+        <w:rPr>
+          <w:rFonts w:hint="eastAsia"/>
+          <w:lang w:val="en-US" w:eastAsia="zh-CN"/>
+        </w:rPr>
+        <w:br w:type="textWrapping"/>
+      </w:r>
+      <w:r>
+        <w:rPr>
+          <w:rFonts w:hint="eastAsia"/>
+          <w:lang w:val="en-US" w:eastAsia="zh-CN"/>
+        </w:rPr>
+        <w:t>neuroscience 神经科学</w:t>
+      </w:r>
+      <w:r>
+        <w:rPr>
+          <w:rFonts w:hint="eastAsia"/>
+          <w:lang w:val="en-US" w:eastAsia="zh-CN"/>
+        </w:rPr>
+        <w:br w:type="textWrapping"/>
+      </w:r>
+      <w:r>
+        <w:rPr>
+          <w:rFonts w:hint="eastAsia"/>
+          <w:lang w:val="en-US" w:eastAsia="zh-CN"/>
+        </w:rPr>
+        <w:t>male 男性，雄性</w:t>
+      </w:r>
+      <w:r>
+        <w:rPr>
+          <w:rFonts w:hint="eastAsia"/>
+          <w:lang w:val="en-US" w:eastAsia="zh-CN"/>
+        </w:rPr>
+        <w:br w:type="textWrapping"/>
+      </w:r>
+      <w:r>
+        <w:rPr>
+          <w:rFonts w:hint="eastAsia"/>
+          <w:lang w:val="en-US" w:eastAsia="zh-CN"/>
+        </w:rPr>
+        <w:t>female 女性，雌性</w:t>
+      </w:r>
+      <w:r>
+        <w:rPr>
+          <w:rFonts w:hint="eastAsia"/>
+          <w:lang w:val="en-US" w:eastAsia="zh-CN"/>
+        </w:rPr>
+        <w:br w:type="textWrapping"/>
+      </w:r>
+      <w:r>
+        <w:rPr>
+          <w:rFonts w:hint="eastAsia"/>
+          <w:lang w:val="en-US" w:eastAsia="zh-CN"/>
+        </w:rPr>
+        <w:t>based 基本</w:t>
+      </w:r>
+      <w:r>
+        <w:rPr>
+          <w:rFonts w:hint="eastAsia"/>
+          <w:lang w:val="en-US" w:eastAsia="zh-CN"/>
+        </w:rPr>
+        <w:br w:type="textWrapping"/>
+      </w:r>
+      <w:r>
+        <w:rPr>
+          <w:rFonts w:hint="eastAsia"/>
+          <w:lang w:val="en-US" w:eastAsia="zh-CN"/>
+        </w:rPr>
+        <w:t>situation 情况</w:t>
+      </w:r>
+      <w:r>
+        <w:rPr>
+          <w:rFonts w:hint="eastAsia"/>
+          <w:lang w:val="en-US" w:eastAsia="zh-CN"/>
+        </w:rPr>
+        <w:br w:type="textWrapping"/>
+      </w:r>
+      <w:r>
+        <w:rPr>
+          <w:rFonts w:hint="eastAsia"/>
+          <w:lang w:val="en-US" w:eastAsia="zh-CN"/>
+        </w:rPr>
+        <w:t>amplify 扩大</w:t>
+      </w:r>
+      <w:r>
+        <w:rPr>
+          <w:rFonts w:hint="eastAsia"/>
+          <w:lang w:val="en-US" w:eastAsia="zh-CN"/>
+        </w:rPr>
+        <w:br w:type="textWrapping"/>
+      </w:r>
+      <w:r>
+        <w:rPr>
+          <w:rFonts w:hint="eastAsia"/>
+          <w:lang w:val="en-US" w:eastAsia="zh-CN"/>
+        </w:rPr>
+        <w:t>exist 存在</w:t>
+      </w:r>
+      <w:r>
+        <w:rPr>
+          <w:rFonts w:hint="eastAsia"/>
+          <w:lang w:val="en-US" w:eastAsia="zh-CN"/>
+        </w:rPr>
+        <w:br w:type="textWrapping"/>
+      </w:r>
+      <w:r>
+        <w:rPr>
+          <w:rFonts w:hint="eastAsia"/>
+          <w:lang w:val="en-US" w:eastAsia="zh-CN"/>
+        </w:rPr>
+        <w:t>existing 已有的</w:t>
+      </w:r>
+      <w:r>
+        <w:rPr>
+          <w:rFonts w:hint="eastAsia"/>
+          <w:lang w:val="en-US" w:eastAsia="zh-CN"/>
+        </w:rPr>
+        <w:br w:type="textWrapping"/>
+      </w:r>
+      <w:r>
+        <w:rPr>
+          <w:rFonts w:hint="eastAsia"/>
+          <w:lang w:val="en-US" w:eastAsia="zh-CN"/>
+        </w:rPr>
+        <w:t>equality 平等</w:t>
+      </w:r>
+      <w:r>
+        <w:rPr>
+          <w:rFonts w:hint="eastAsia"/>
+          <w:lang w:val="en-US" w:eastAsia="zh-CN"/>
+        </w:rPr>
+        <w:br w:type="textWrapping"/>
+      </w:r>
+      <w:r>
+        <w:rPr>
+          <w:rFonts w:hint="eastAsia"/>
+          <w:lang w:val="en-US" w:eastAsia="zh-CN"/>
+        </w:rPr>
+        <w:t>inequality 不平等</w:t>
+      </w:r>
+      <w:r>
+        <w:rPr>
+          <w:rFonts w:hint="eastAsia"/>
+          <w:lang w:val="en-US" w:eastAsia="zh-CN"/>
+        </w:rPr>
+        <w:br w:type="textWrapping"/>
+      </w:r>
+      <w:r>
+        <w:rPr>
+          <w:rFonts w:hint="eastAsia"/>
+          <w:lang w:val="en-US" w:eastAsia="zh-CN"/>
+        </w:rPr>
+        <w:t>account for 占....比例</w:t>
+      </w:r>
+      <w:r>
+        <w:rPr>
+          <w:rFonts w:hint="eastAsia"/>
+          <w:lang w:val="en-US" w:eastAsia="zh-CN"/>
+        </w:rPr>
+        <w:br w:type="textWrapping"/>
+      </w:r>
+      <w:r>
+        <w:rPr>
+          <w:rFonts w:hint="eastAsia"/>
+          <w:lang w:val="en-US" w:eastAsia="zh-CN"/>
+        </w:rPr>
+        <w:t>journal 期刊，日记</w:t>
+      </w:r>
+      <w:r>
+        <w:rPr>
+          <w:rFonts w:hint="eastAsia"/>
+          <w:lang w:val="en-US" w:eastAsia="zh-CN"/>
+        </w:rPr>
+        <w:br w:type="textWrapping"/>
+      </w:r>
+      <w:r>
+        <w:rPr>
+          <w:rFonts w:hint="eastAsia"/>
+          <w:lang w:val="en-US" w:eastAsia="zh-CN"/>
+        </w:rPr>
+        <w:t>significant 显著的，意义重大的</w:t>
+      </w:r>
+      <w:r>
+        <w:rPr>
+          <w:rFonts w:hint="eastAsia"/>
+          <w:lang w:val="en-US" w:eastAsia="zh-CN"/>
+        </w:rPr>
+        <w:br w:type="textWrapping"/>
+      </w:r>
+      <w:r>
+        <w:rPr>
+          <w:rFonts w:hint="eastAsia"/>
+          <w:lang w:val="en-US" w:eastAsia="zh-CN"/>
+        </w:rPr>
+        <w:t>seniority 资历</w:t>
+      </w:r>
+      <w:r>
+        <w:rPr>
+          <w:rFonts w:hint="eastAsia"/>
+          <w:lang w:val="en-US" w:eastAsia="zh-CN"/>
+        </w:rPr>
+        <w:br w:type="textWrapping"/>
+      </w:r>
+      <w:r>
+        <w:rPr>
+          <w:rFonts w:hint="eastAsia"/>
+          <w:lang w:val="en-US" w:eastAsia="zh-CN"/>
+        </w:rPr>
+        <w:t>quarter 四分之一</w:t>
+      </w:r>
+      <w:r>
+        <w:rPr>
+          <w:rFonts w:hint="eastAsia"/>
+          <w:lang w:val="en-US" w:eastAsia="zh-CN"/>
+        </w:rPr>
+        <w:br w:type="textWrapping"/>
+      </w:r>
+      <w:r>
+        <w:rPr>
+          <w:rFonts w:hint="eastAsia"/>
+          <w:lang w:val="en-US" w:eastAsia="zh-CN"/>
+        </w:rPr>
+        <w:t>crucially 至关重要的</w:t>
+      </w:r>
+      <w:r>
+        <w:rPr>
+          <w:rFonts w:hint="eastAsia"/>
+          <w:lang w:val="en-US" w:eastAsia="zh-CN"/>
+        </w:rPr>
+        <w:br w:type="textWrapping"/>
+      </w:r>
+      <w:r>
+        <w:rPr>
+          <w:rFonts w:hint="eastAsia"/>
+          <w:lang w:val="en-US" w:eastAsia="zh-CN"/>
+        </w:rPr>
+        <w:t>overall 总的，所有的</w:t>
+      </w:r>
+      <w:r>
+        <w:rPr>
+          <w:rFonts w:hint="eastAsia"/>
+          <w:lang w:val="en-US" w:eastAsia="zh-CN"/>
+        </w:rPr>
+        <w:br w:type="textWrapping"/>
+      </w:r>
+      <w:r>
+        <w:rPr>
+          <w:rFonts w:hint="eastAsia"/>
+          <w:lang w:val="en-US" w:eastAsia="zh-CN"/>
+        </w:rPr>
+        <w:t>stark 明显的</w:t>
+      </w:r>
+      <w:r>
+        <w:rPr>
+          <w:rFonts w:hint="eastAsia"/>
+          <w:lang w:val="en-US" w:eastAsia="zh-CN"/>
+        </w:rPr>
+        <w:br w:type="textWrapping"/>
+      </w:r>
+      <w:r>
+        <w:rPr>
+          <w:rFonts w:hint="eastAsia"/>
+          <w:lang w:val="en-US" w:eastAsia="zh-CN"/>
+        </w:rPr>
+        <w:t>reveal 揭示</w:t>
+      </w:r>
+      <w:r>
+        <w:rPr>
+          <w:rFonts w:hint="eastAsia"/>
+          <w:lang w:val="en-US" w:eastAsia="zh-CN"/>
+        </w:rPr>
+        <w:br w:type="textWrapping"/>
+      </w:r>
+      <w:r>
+        <w:rPr>
+          <w:rFonts w:hint="eastAsia"/>
+          <w:lang w:val="en-US" w:eastAsia="zh-CN"/>
+        </w:rPr>
+        <w:t>enduring 持续的，长久的</w:t>
+      </w:r>
+      <w:r>
+        <w:rPr>
+          <w:rFonts w:hint="eastAsia"/>
+          <w:lang w:val="en-US" w:eastAsia="zh-CN"/>
+        </w:rPr>
+        <w:br w:type="textWrapping"/>
+      </w:r>
+      <w:r>
+        <w:rPr>
+          <w:rFonts w:hint="eastAsia"/>
+          <w:lang w:val="en-US" w:eastAsia="zh-CN"/>
+        </w:rPr>
+        <w:t>disparity 显著差异的</w:t>
+      </w:r>
+      <w:r>
+        <w:rPr>
+          <w:rFonts w:hint="eastAsia"/>
+          <w:lang w:val="en-US" w:eastAsia="zh-CN"/>
+        </w:rPr>
+        <w:br w:type="textWrapping"/>
+      </w:r>
+      <w:r>
+        <w:rPr>
+          <w:rFonts w:hint="eastAsia"/>
+          <w:lang w:val="en-US" w:eastAsia="zh-CN"/>
+        </w:rPr>
+        <w:t>gender disparity 性别差异</w:t>
+      </w:r>
+      <w:r>
+        <w:rPr>
+          <w:rFonts w:hint="eastAsia"/>
+          <w:lang w:val="en-US" w:eastAsia="zh-CN"/>
+        </w:rPr>
+        <w:br w:type="textWrapping"/>
+      </w:r>
+      <w:r>
+        <w:rPr>
+          <w:rFonts w:hint="eastAsia"/>
+          <w:lang w:val="en-US" w:eastAsia="zh-CN"/>
+        </w:rPr>
+        <w:t>broadly 广泛地</w:t>
+      </w:r>
+      <w:r>
+        <w:rPr>
+          <w:rFonts w:hint="eastAsia"/>
+          <w:lang w:val="en-US" w:eastAsia="zh-CN"/>
+        </w:rPr>
+        <w:br w:type="textWrapping"/>
+      </w:r>
+      <w:r>
+        <w:rPr>
+          <w:rFonts w:hint="eastAsia"/>
+          <w:lang w:val="en-US" w:eastAsia="zh-CN"/>
+        </w:rPr>
+        <w:t>broad 广泛的</w:t>
+      </w:r>
+      <w:r>
+        <w:rPr>
+          <w:rFonts w:hint="eastAsia"/>
+          <w:lang w:val="en-US" w:eastAsia="zh-CN"/>
+        </w:rPr>
+        <w:br w:type="textWrapping"/>
+      </w:r>
+      <w:r>
+        <w:rPr>
+          <w:rFonts w:hint="eastAsia"/>
+          <w:lang w:val="en-US" w:eastAsia="zh-CN"/>
+        </w:rPr>
+        <w:t>bias 偏见，偏差</w:t>
+      </w:r>
+      <w:r>
+        <w:rPr>
+          <w:rFonts w:hint="eastAsia"/>
+          <w:lang w:val="en-US" w:eastAsia="zh-CN"/>
+        </w:rPr>
+        <w:br w:type="textWrapping"/>
+      </w:r>
+      <w:r>
+        <w:rPr>
+          <w:rFonts w:hint="eastAsia"/>
+          <w:lang w:val="en-US" w:eastAsia="zh-CN"/>
+        </w:rPr>
+        <w:t>overrepresent 使代表人数超出比例</w:t>
+      </w:r>
+      <w:r>
+        <w:rPr>
+          <w:rFonts w:hint="eastAsia"/>
+          <w:lang w:val="en-US" w:eastAsia="zh-CN"/>
+        </w:rPr>
+        <w:br w:type="textWrapping"/>
+      </w:r>
+      <w:r>
+        <w:rPr>
+          <w:rFonts w:hint="eastAsia"/>
+          <w:lang w:val="en-US" w:eastAsia="zh-CN"/>
+        </w:rPr>
+        <w:t>recognize 认识，认可</w:t>
+      </w:r>
+      <w:r>
+        <w:rPr>
+          <w:rFonts w:hint="eastAsia"/>
+          <w:lang w:val="en-US" w:eastAsia="zh-CN"/>
+        </w:rPr>
+        <w:br w:type="textWrapping"/>
+      </w:r>
+      <w:r>
+        <w:rPr>
+          <w:rFonts w:hint="eastAsia"/>
+          <w:lang w:val="en-US" w:eastAsia="zh-CN"/>
+        </w:rPr>
+        <w:t>be arributed to 被归因于....</w:t>
+      </w:r>
+      <w:r>
+        <w:rPr>
+          <w:rFonts w:hint="eastAsia"/>
+          <w:lang w:val="en-US" w:eastAsia="zh-CN"/>
+        </w:rPr>
+        <w:br w:type="textWrapping"/>
+      </w:r>
+      <w:r>
+        <w:rPr>
+          <w:rFonts w:hint="eastAsia"/>
+          <w:lang w:val="en-US" w:eastAsia="zh-CN"/>
+        </w:rPr>
+        <w:t>yet 然而</w:t>
+      </w:r>
+      <w:r>
+        <w:rPr>
+          <w:rFonts w:hint="eastAsia"/>
+          <w:lang w:val="en-US" w:eastAsia="zh-CN"/>
+        </w:rPr>
+        <w:br w:type="textWrapping"/>
+      </w:r>
+      <w:r>
+        <w:rPr>
+          <w:rFonts w:hint="eastAsia"/>
+          <w:lang w:val="en-US" w:eastAsia="zh-CN"/>
+        </w:rPr>
+        <w:t>disproportionately 不成比例地</w:t>
+      </w:r>
+      <w:r>
+        <w:rPr>
+          <w:rFonts w:hint="eastAsia"/>
+          <w:lang w:val="en-US" w:eastAsia="zh-CN"/>
+        </w:rPr>
+        <w:br w:type="textWrapping"/>
+      </w:r>
+      <w:r>
+        <w:rPr>
+          <w:rFonts w:hint="eastAsia"/>
+          <w:lang w:val="en-US" w:eastAsia="zh-CN"/>
+        </w:rPr>
+        <w:t>faculty 全体从业人员</w:t>
+      </w:r>
+      <w:r>
+        <w:rPr>
+          <w:rFonts w:hint="eastAsia"/>
+          <w:lang w:val="en-US" w:eastAsia="zh-CN"/>
+        </w:rPr>
+        <w:br w:type="textWrapping"/>
+      </w:r>
+      <w:r>
+        <w:rPr>
+          <w:rFonts w:hint="eastAsia"/>
+          <w:lang w:val="en-US" w:eastAsia="zh-CN"/>
+        </w:rPr>
+        <w:t>imply 暗示，意味着</w:t>
+      </w:r>
+      <w:r>
+        <w:rPr>
+          <w:rFonts w:hint="eastAsia"/>
+          <w:lang w:val="en-US" w:eastAsia="zh-CN"/>
+        </w:rPr>
+        <w:br w:type="textWrapping"/>
+      </w:r>
+      <w:r>
+        <w:rPr>
+          <w:rFonts w:hint="eastAsia"/>
+          <w:lang w:val="en-US" w:eastAsia="zh-CN"/>
+        </w:rPr>
+        <w:t>disadvantage 不占优势</w:t>
+      </w:r>
+      <w:r>
+        <w:rPr>
+          <w:rFonts w:hint="eastAsia"/>
+          <w:lang w:val="en-US" w:eastAsia="zh-CN"/>
+        </w:rPr>
+        <w:br w:type="textWrapping"/>
+      </w:r>
+      <w:r>
+        <w:rPr>
+          <w:rFonts w:hint="eastAsia"/>
+          <w:lang w:val="en-US" w:eastAsia="zh-CN"/>
+        </w:rPr>
+        <w:t>receive 收到</w:t>
+      </w:r>
+      <w:r>
+        <w:rPr>
+          <w:rFonts w:hint="eastAsia"/>
+          <w:lang w:val="en-US" w:eastAsia="zh-CN"/>
+        </w:rPr>
+        <w:br w:type="textWrapping"/>
+      </w:r>
+      <w:r>
+        <w:rPr>
+          <w:rFonts w:hint="eastAsia"/>
+          <w:lang w:val="en-US" w:eastAsia="zh-CN"/>
+        </w:rPr>
+        <w:t>salary 薪酬</w:t>
+      </w:r>
+      <w:r>
+        <w:rPr>
+          <w:rFonts w:hint="eastAsia"/>
+          <w:lang w:val="en-US" w:eastAsia="zh-CN"/>
+        </w:rPr>
+        <w:br w:type="textWrapping"/>
+      </w:r>
+      <w:r>
+        <w:rPr>
+          <w:rFonts w:hint="eastAsia"/>
+          <w:lang w:val="en-US" w:eastAsia="zh-CN"/>
+        </w:rPr>
+        <w:t>result 结果，导致</w:t>
+      </w:r>
+      <w:r>
+        <w:rPr>
+          <w:rFonts w:hint="eastAsia"/>
+          <w:lang w:val="en-US" w:eastAsia="zh-CN"/>
+        </w:rPr>
+        <w:br w:type="textWrapping"/>
+      </w:r>
+      <w:r>
+        <w:rPr>
+          <w:rFonts w:hint="eastAsia"/>
+          <w:lang w:val="en-US" w:eastAsia="zh-CN"/>
+        </w:rPr>
+        <w:t>publication 出版物</w:t>
+      </w:r>
+      <w:r>
+        <w:rPr>
+          <w:rFonts w:hint="eastAsia"/>
+          <w:lang w:val="en-US" w:eastAsia="zh-CN"/>
+        </w:rPr>
+        <w:br w:type="textWrapping"/>
+      </w:r>
+      <w:r>
+        <w:rPr>
+          <w:rFonts w:hint="eastAsia"/>
+          <w:lang w:val="en-US" w:eastAsia="zh-CN"/>
+        </w:rPr>
+        <w:t>grant 给予，授予，补助金，拨款</w:t>
+      </w:r>
+      <w:r>
+        <w:rPr>
+          <w:rFonts w:hint="eastAsia"/>
+          <w:lang w:val="en-US" w:eastAsia="zh-CN"/>
+        </w:rPr>
+        <w:br w:type="textWrapping"/>
+      </w:r>
+      <w:r>
+        <w:rPr>
+          <w:rFonts w:hint="eastAsia"/>
+          <w:lang w:val="en-US" w:eastAsia="zh-CN"/>
+        </w:rPr>
+        <w:t>grand 宏伟的</w:t>
+      </w:r>
+      <w:r>
+        <w:rPr>
+          <w:rFonts w:hint="eastAsia"/>
+          <w:lang w:val="en-US" w:eastAsia="zh-CN"/>
+        </w:rPr>
+        <w:br w:type="textWrapping"/>
+      </w:r>
+      <w:r>
+        <w:rPr>
+          <w:rFonts w:hint="eastAsia"/>
+          <w:lang w:val="en-US" w:eastAsia="zh-CN"/>
+        </w:rPr>
+        <w:t>appoint 任命，约会</w:t>
+      </w:r>
+      <w:r>
+        <w:rPr>
+          <w:rFonts w:hint="eastAsia"/>
+          <w:lang w:val="en-US" w:eastAsia="zh-CN"/>
+        </w:rPr>
+        <w:br w:type="textWrapping"/>
+      </w:r>
+      <w:r>
+        <w:rPr>
+          <w:rFonts w:hint="eastAsia"/>
+          <w:lang w:val="en-US" w:eastAsia="zh-CN"/>
+        </w:rPr>
+        <w:t>barrier 阻碍</w:t>
+      </w:r>
+      <w:r>
+        <w:rPr>
+          <w:rFonts w:hint="eastAsia"/>
+          <w:lang w:val="en-US" w:eastAsia="zh-CN"/>
+        </w:rPr>
+        <w:br w:type="textWrapping"/>
+      </w:r>
+      <w:r>
+        <w:rPr>
+          <w:rFonts w:hint="eastAsia"/>
+          <w:lang w:val="en-US" w:eastAsia="zh-CN"/>
+        </w:rPr>
+        <w:t>contribute to 导致</w:t>
+      </w:r>
+      <w:r>
+        <w:rPr>
+          <w:rFonts w:hint="eastAsia"/>
+          <w:lang w:val="en-US" w:eastAsia="zh-CN"/>
+        </w:rPr>
+        <w:br w:type="textWrapping"/>
+      </w:r>
+      <w:r>
+        <w:rPr>
+          <w:rFonts w:hint="eastAsia"/>
+          <w:lang w:val="en-US" w:eastAsia="zh-CN"/>
+        </w:rPr>
+        <w:t>whether 无论，是否</w:t>
+      </w:r>
+      <w:r>
+        <w:rPr>
+          <w:rFonts w:hint="eastAsia"/>
+          <w:lang w:val="en-US" w:eastAsia="zh-CN"/>
+        </w:rPr>
+        <w:br w:type="textWrapping"/>
+      </w:r>
+      <w:r>
+        <w:rPr>
+          <w:rFonts w:hint="eastAsia"/>
+          <w:lang w:val="en-US" w:eastAsia="zh-CN"/>
+        </w:rPr>
+        <w:t>consciously 意识到地，有意地</w:t>
+      </w:r>
+      <w:r>
+        <w:rPr>
+          <w:rFonts w:hint="eastAsia"/>
+          <w:lang w:val="en-US" w:eastAsia="zh-CN"/>
+        </w:rPr>
+        <w:br w:type="textWrapping"/>
+      </w:r>
+      <w:r>
+        <w:rPr>
+          <w:rFonts w:hint="eastAsia"/>
+          <w:lang w:val="en-US" w:eastAsia="zh-CN"/>
+        </w:rPr>
+        <w:t>editoral 编辑的</w:t>
+      </w:r>
+      <w:r>
+        <w:rPr>
+          <w:rFonts w:hint="eastAsia"/>
+          <w:lang w:val="en-US" w:eastAsia="zh-CN"/>
+        </w:rPr>
+        <w:br w:type="textWrapping"/>
+      </w:r>
+      <w:r>
+        <w:rPr>
+          <w:rFonts w:hint="eastAsia"/>
+          <w:lang w:val="en-US" w:eastAsia="zh-CN"/>
+        </w:rPr>
+        <w:t>borad 理事会</w:t>
+      </w:r>
+      <w:r>
+        <w:rPr>
+          <w:rFonts w:hint="eastAsia"/>
+          <w:lang w:val="en-US" w:eastAsia="zh-CN"/>
+        </w:rPr>
+        <w:br w:type="textWrapping"/>
+      </w:r>
+      <w:r>
+        <w:rPr>
+          <w:rFonts w:hint="eastAsia"/>
+          <w:lang w:val="en-US" w:eastAsia="zh-CN"/>
+        </w:rPr>
+        <w:t>editoral borad 编辑协会</w:t>
+      </w:r>
+      <w:r>
+        <w:rPr>
+          <w:rFonts w:hint="eastAsia"/>
+          <w:lang w:val="en-US" w:eastAsia="zh-CN"/>
+        </w:rPr>
+        <w:br w:type="textWrapping"/>
+      </w:r>
+      <w:r>
+        <w:rPr>
+          <w:rFonts w:hint="eastAsia"/>
+          <w:lang w:val="en-US" w:eastAsia="zh-CN"/>
+        </w:rPr>
+        <w:t>academic 学术的</w:t>
+      </w:r>
+      <w:r>
+        <w:rPr>
+          <w:rFonts w:hint="eastAsia"/>
+          <w:lang w:val="en-US" w:eastAsia="zh-CN"/>
+        </w:rPr>
+        <w:br w:type="textWrapping"/>
+      </w:r>
+      <w:r>
+        <w:rPr>
+          <w:rFonts w:hint="eastAsia"/>
+          <w:lang w:val="en-US" w:eastAsia="zh-CN"/>
+        </w:rPr>
+        <w:t>exhibit 表现出</w:t>
+      </w:r>
+      <w:r>
+        <w:rPr>
+          <w:rFonts w:hint="eastAsia"/>
+          <w:lang w:val="en-US" w:eastAsia="zh-CN"/>
+        </w:rPr>
+        <w:br w:type="textWrapping"/>
+      </w:r>
+      <w:r>
+        <w:rPr>
+          <w:rFonts w:hint="eastAsia"/>
+          <w:lang w:val="en-US" w:eastAsia="zh-CN"/>
+        </w:rPr>
+        <w:t>in view of 考虑到</w:t>
+      </w:r>
+      <w:r>
+        <w:rPr>
+          <w:rFonts w:hint="eastAsia"/>
+          <w:lang w:val="en-US" w:eastAsia="zh-CN"/>
+        </w:rPr>
+        <w:br w:type="textWrapping"/>
+      </w:r>
+      <w:r>
+        <w:rPr>
+          <w:rFonts w:hint="eastAsia"/>
+          <w:lang w:val="en-US" w:eastAsia="zh-CN"/>
+        </w:rPr>
+        <w:t>insight 洞察力</w:t>
+      </w:r>
+      <w:r>
+        <w:rPr>
+          <w:rFonts w:hint="eastAsia"/>
+          <w:lang w:val="en-US" w:eastAsia="zh-CN"/>
+        </w:rPr>
+        <w:br w:type="textWrapping"/>
+      </w:r>
+      <w:r>
+        <w:rPr>
+          <w:rFonts w:hint="eastAsia"/>
+          <w:lang w:val="en-US" w:eastAsia="zh-CN"/>
+        </w:rPr>
+        <w:t>relevant 相关的</w:t>
+      </w:r>
+      <w:r>
+        <w:rPr>
+          <w:rFonts w:hint="eastAsia"/>
+          <w:lang w:val="en-US" w:eastAsia="zh-CN"/>
+        </w:rPr>
+        <w:br w:type="textWrapping"/>
+      </w:r>
+      <w:r>
+        <w:rPr>
+          <w:rFonts w:hint="eastAsia"/>
+          <w:lang w:val="en-US" w:eastAsia="zh-CN"/>
+        </w:rPr>
+        <w:t>backgroud 背景</w:t>
+      </w:r>
+      <w:r>
+        <w:rPr>
+          <w:rFonts w:hint="eastAsia"/>
+          <w:lang w:val="en-US" w:eastAsia="zh-CN"/>
+        </w:rPr>
+        <w:br w:type="textWrapping"/>
+      </w:r>
+      <w:r>
+        <w:rPr>
+          <w:rFonts w:hint="eastAsia"/>
+          <w:lang w:val="en-US" w:eastAsia="zh-CN"/>
+        </w:rPr>
+        <w:t>highlight 强调，突出</w:t>
+      </w:r>
+      <w:r>
+        <w:rPr>
+          <w:rFonts w:hint="eastAsia"/>
+          <w:lang w:val="en-US" w:eastAsia="zh-CN"/>
+        </w:rPr>
+        <w:br w:type="textWrapping"/>
+      </w:r>
+      <w:r>
+        <w:rPr>
+          <w:rFonts w:hint="eastAsia"/>
+          <w:lang w:val="en-US" w:eastAsia="zh-CN"/>
+        </w:rPr>
+        <w:t>concern 担心，忧虑</w:t>
+      </w:r>
+      <w:r>
+        <w:rPr>
+          <w:rFonts w:hint="eastAsia"/>
+          <w:lang w:val="en-US" w:eastAsia="zh-CN"/>
+        </w:rPr>
+        <w:br w:type="textWrapping"/>
+      </w:r>
+      <w:r>
+        <w:rPr>
+          <w:rFonts w:hint="eastAsia"/>
+          <w:lang w:val="en-US" w:eastAsia="zh-CN"/>
+        </w:rPr>
+        <w:t>quite 相当，十分</w:t>
+      </w:r>
+      <w:r>
+        <w:rPr>
+          <w:rFonts w:hint="eastAsia"/>
+          <w:lang w:val="en-US" w:eastAsia="zh-CN"/>
+        </w:rPr>
+        <w:br w:type="textWrapping"/>
+      </w:r>
+      <w:r>
+        <w:rPr>
+          <w:rFonts w:hint="eastAsia"/>
+          <w:lang w:val="en-US" w:eastAsia="zh-CN"/>
+        </w:rPr>
+        <w:t>distinguish 区分，分清</w:t>
+      </w:r>
+      <w:r>
+        <w:rPr>
+          <w:rFonts w:hint="eastAsia"/>
+          <w:lang w:val="en-US" w:eastAsia="zh-CN"/>
+        </w:rPr>
+        <w:br w:type="textWrapping"/>
+      </w:r>
+      <w:r>
+        <w:rPr>
+          <w:rFonts w:hint="eastAsia"/>
+          <w:lang w:val="en-US" w:eastAsia="zh-CN"/>
+        </w:rPr>
+        <w:t>influential 有影响力的</w:t>
+      </w:r>
+      <w:r>
+        <w:rPr>
+          <w:rFonts w:hint="eastAsia"/>
+          <w:lang w:val="en-US" w:eastAsia="zh-CN"/>
+        </w:rPr>
+        <w:br w:type="textWrapping"/>
+      </w:r>
+      <w:r>
+        <w:rPr>
+          <w:rFonts w:hint="eastAsia"/>
+          <w:lang w:val="en-US" w:eastAsia="zh-CN"/>
+        </w:rPr>
+        <w:t>simply 完全的，简单的</w:t>
+      </w:r>
+      <w:r>
+        <w:rPr>
+          <w:rFonts w:hint="eastAsia"/>
+          <w:lang w:val="en-US" w:eastAsia="zh-CN"/>
+        </w:rPr>
+        <w:br w:type="textWrapping"/>
+      </w:r>
+      <w:r>
+        <w:rPr>
+          <w:rFonts w:hint="eastAsia"/>
+          <w:lang w:val="en-US" w:eastAsia="zh-CN"/>
+        </w:rPr>
+        <w:t>senior 高级的</w:t>
+      </w:r>
+      <w:r>
+        <w:rPr>
+          <w:rFonts w:hint="eastAsia"/>
+          <w:lang w:val="en-US" w:eastAsia="zh-CN"/>
+        </w:rPr>
+        <w:br w:type="textWrapping"/>
+      </w:r>
+      <w:r>
+        <w:rPr>
+          <w:rFonts w:hint="eastAsia"/>
+          <w:lang w:val="en-US" w:eastAsia="zh-CN"/>
+        </w:rPr>
+        <w:t>move up 晋级</w:t>
+      </w:r>
+      <w:r>
+        <w:rPr>
+          <w:rFonts w:hint="eastAsia"/>
+          <w:lang w:val="en-US" w:eastAsia="zh-CN"/>
+        </w:rPr>
+        <w:br w:type="textWrapping"/>
+      </w:r>
+      <w:r>
+        <w:rPr>
+          <w:rFonts w:hint="eastAsia"/>
+          <w:lang w:val="en-US" w:eastAsia="zh-CN"/>
+        </w:rPr>
+        <w:t>conclusion drawn 得出结论</w:t>
+      </w:r>
+      <w:r>
+        <w:rPr>
+          <w:rFonts w:hint="eastAsia"/>
+          <w:lang w:val="en-US" w:eastAsia="zh-CN"/>
+        </w:rPr>
+        <w:br w:type="textWrapping"/>
+      </w:r>
+      <w:r>
+        <w:rPr>
+          <w:rFonts w:hint="eastAsia"/>
+          <w:lang w:val="en-US" w:eastAsia="zh-CN"/>
+        </w:rPr>
+        <w:t>underrepresent 没有充分代表</w:t>
+      </w:r>
+      <w:r>
+        <w:rPr>
+          <w:rFonts w:hint="eastAsia"/>
+          <w:lang w:val="en-US" w:eastAsia="zh-CN"/>
+        </w:rPr>
+        <w:br w:type="textWrapping"/>
+      </w:r>
+      <w:r>
+        <w:rPr>
+          <w:rFonts w:hint="eastAsia"/>
+          <w:lang w:val="en-US" w:eastAsia="zh-CN"/>
+        </w:rPr>
+        <w:t>against 反对</w:t>
+      </w:r>
+      <w:r>
+        <w:rPr>
+          <w:rFonts w:hint="eastAsia"/>
+          <w:lang w:val="en-US" w:eastAsia="zh-CN"/>
+        </w:rPr>
+        <w:br w:type="textWrapping"/>
+      </w:r>
+      <w:r>
+        <w:rPr>
+          <w:rFonts w:hint="eastAsia"/>
+          <w:lang w:val="en-US" w:eastAsia="zh-CN"/>
+        </w:rPr>
+        <w:t>colleague 同事</w:t>
+      </w:r>
+      <w:r>
+        <w:rPr>
+          <w:rFonts w:hint="eastAsia"/>
+          <w:lang w:val="en-US" w:eastAsia="zh-CN"/>
+        </w:rPr>
+        <w:br w:type="textWrapping"/>
+      </w:r>
+      <w:r>
+        <w:rPr>
+          <w:rFonts w:hint="eastAsia"/>
+          <w:lang w:val="en-US" w:eastAsia="zh-CN"/>
+        </w:rPr>
+        <w:t>article 文章</w:t>
+      </w:r>
+      <w:r>
+        <w:rPr>
+          <w:rFonts w:hint="eastAsia"/>
+          <w:lang w:val="en-US" w:eastAsia="zh-CN"/>
+        </w:rPr>
+        <w:br w:type="textWrapping"/>
+      </w:r>
+      <w:r>
+        <w:rPr>
+          <w:rFonts w:hint="eastAsia"/>
+          <w:lang w:val="en-US" w:eastAsia="zh-CN"/>
+        </w:rPr>
+        <w:t>instead of 而不是</w:t>
+      </w:r>
+      <w:r>
+        <w:rPr>
+          <w:rFonts w:hint="eastAsia"/>
+          <w:lang w:val="en-US" w:eastAsia="zh-CN"/>
+        </w:rPr>
+        <w:br w:type="textWrapping"/>
+      </w:r>
+      <w:r>
+        <w:rPr>
+          <w:rFonts w:hint="eastAsia"/>
+          <w:lang w:val="en-US" w:eastAsia="zh-CN"/>
+        </w:rPr>
+        <w:t>blame 责备</w:t>
+      </w:r>
+      <w:r>
+        <w:rPr>
+          <w:rFonts w:hint="eastAsia"/>
+          <w:lang w:val="en-US" w:eastAsia="zh-CN"/>
+        </w:rPr>
+        <w:br w:type="textWrapping"/>
+      </w:r>
+      <w:r>
+        <w:rPr>
+          <w:rFonts w:hint="eastAsia"/>
+          <w:lang w:val="en-US" w:eastAsia="zh-CN"/>
+        </w:rPr>
+        <w:t>blaming 责备</w:t>
+      </w:r>
+      <w:r>
+        <w:rPr>
+          <w:rFonts w:hint="eastAsia"/>
+          <w:lang w:val="en-US" w:eastAsia="zh-CN"/>
+        </w:rPr>
+        <w:br w:type="textWrapping"/>
+      </w:r>
+      <w:r>
+        <w:rPr>
+          <w:rFonts w:hint="eastAsia"/>
+          <w:lang w:val="en-US" w:eastAsia="zh-CN"/>
+        </w:rPr>
+        <w:t>strike 取得</w:t>
+      </w:r>
+      <w:r>
+        <w:rPr>
+          <w:rFonts w:hint="eastAsia"/>
+          <w:lang w:val="en-US" w:eastAsia="zh-CN"/>
+        </w:rPr>
+        <w:br w:type="textWrapping"/>
+      </w:r>
+      <w:r>
+        <w:rPr>
+          <w:rFonts w:hint="eastAsia"/>
+          <w:lang w:val="en-US" w:eastAsia="zh-CN"/>
+        </w:rPr>
+        <w:t>implement 执行</w:t>
+      </w:r>
+      <w:r>
+        <w:rPr>
+          <w:rFonts w:hint="eastAsia"/>
+          <w:lang w:val="en-US" w:eastAsia="zh-CN"/>
+        </w:rPr>
+        <w:br w:type="textWrapping"/>
+      </w:r>
+      <w:r>
+        <w:rPr>
+          <w:rFonts w:hint="eastAsia"/>
+          <w:lang w:val="en-US" w:eastAsia="zh-CN"/>
+        </w:rPr>
+        <w:t>structural 结构上的</w:t>
+      </w:r>
+      <w:r>
+        <w:rPr>
+          <w:rFonts w:hint="eastAsia"/>
+          <w:lang w:val="en-US" w:eastAsia="zh-CN"/>
+        </w:rPr>
+        <w:br w:type="textWrapping"/>
+      </w:r>
+      <w:r>
+        <w:rPr>
+          <w:rFonts w:hint="eastAsia"/>
+          <w:lang w:val="en-US" w:eastAsia="zh-CN"/>
+        </w:rPr>
+        <w:t>reform 改革</w:t>
+      </w:r>
+      <w:r>
+        <w:rPr>
+          <w:rFonts w:hint="eastAsia"/>
+          <w:lang w:val="en-US" w:eastAsia="zh-CN"/>
+        </w:rPr>
+        <w:br w:type="textWrapping"/>
+      </w:r>
+      <w:r>
+        <w:rPr>
+          <w:rFonts w:hint="eastAsia"/>
+          <w:lang w:val="en-US" w:eastAsia="zh-CN"/>
+        </w:rPr>
+        <w:t>it is said that 据说</w:t>
+      </w:r>
+      <w:r>
+        <w:rPr>
+          <w:rFonts w:hint="eastAsia"/>
+          <w:lang w:val="en-US" w:eastAsia="zh-CN"/>
+        </w:rPr>
+        <w:br w:type="textWrapping"/>
+      </w:r>
+      <w:r>
+        <w:rPr>
+          <w:rFonts w:hint="eastAsia"/>
+          <w:lang w:val="en-US" w:eastAsia="zh-CN"/>
+        </w:rPr>
+        <w:t>farm 农场</w:t>
+      </w:r>
+      <w:r>
+        <w:rPr>
+          <w:rFonts w:hint="eastAsia"/>
+          <w:lang w:val="en-US" w:eastAsia="zh-CN"/>
+        </w:rPr>
+        <w:br w:type="textWrapping"/>
+      </w:r>
+      <w:r>
+        <w:rPr>
+          <w:rFonts w:hint="eastAsia"/>
+          <w:lang w:val="en-US" w:eastAsia="zh-CN"/>
+        </w:rPr>
+        <w:t>major 主要的，专业</w:t>
+      </w:r>
+      <w:r>
+        <w:rPr>
+          <w:rFonts w:hint="eastAsia"/>
+          <w:lang w:val="en-US" w:eastAsia="zh-CN"/>
+        </w:rPr>
+        <w:br w:type="textWrapping"/>
+      </w:r>
+      <w:r>
+        <w:rPr>
+          <w:rFonts w:hint="eastAsia"/>
+          <w:lang w:val="en-US" w:eastAsia="zh-CN"/>
+        </w:rPr>
+        <w:t>purchase 购买</w:t>
+      </w:r>
+      <w:r>
+        <w:rPr>
+          <w:rFonts w:hint="eastAsia"/>
+          <w:lang w:val="en-US" w:eastAsia="zh-CN"/>
+        </w:rPr>
+        <w:br w:type="textWrapping"/>
+      </w:r>
+      <w:r>
+        <w:rPr>
+          <w:rFonts w:hint="eastAsia"/>
+          <w:lang w:val="en-US" w:eastAsia="zh-CN"/>
+        </w:rPr>
+        <w:t>purchaser 购买者</w:t>
+      </w:r>
+      <w:r>
+        <w:rPr>
+          <w:rFonts w:hint="eastAsia"/>
+          <w:lang w:val="en-US" w:eastAsia="zh-CN"/>
+        </w:rPr>
+        <w:br w:type="textWrapping"/>
+      </w:r>
+      <w:r>
+        <w:rPr>
+          <w:rFonts w:hint="eastAsia"/>
+          <w:lang w:val="en-US" w:eastAsia="zh-CN"/>
+        </w:rPr>
+        <w:t>produce v.引起，造成 n.农产品</w:t>
+      </w:r>
+      <w:r>
+        <w:rPr>
+          <w:rFonts w:hint="eastAsia"/>
+          <w:lang w:val="en-US" w:eastAsia="zh-CN"/>
+        </w:rPr>
+        <w:br w:type="textWrapping"/>
+      </w:r>
+      <w:r>
+        <w:rPr>
+          <w:rFonts w:hint="eastAsia"/>
+          <w:lang w:val="en-US" w:eastAsia="zh-CN"/>
+        </w:rPr>
+        <w:t>average 平均水平</w:t>
+      </w:r>
+      <w:r>
+        <w:rPr>
+          <w:rFonts w:hint="eastAsia"/>
+          <w:lang w:val="en-US" w:eastAsia="zh-CN"/>
+        </w:rPr>
+        <w:br w:type="textWrapping"/>
+      </w:r>
+      <w:r>
+        <w:rPr>
+          <w:rFonts w:hint="eastAsia"/>
+          <w:lang w:val="en-US" w:eastAsia="zh-CN"/>
+        </w:rPr>
+        <w:t>rate 速度，率</w:t>
+      </w:r>
+      <w:r>
+        <w:rPr>
+          <w:rFonts w:hint="eastAsia"/>
+          <w:lang w:val="en-US" w:eastAsia="zh-CN"/>
+        </w:rPr>
+        <w:br w:type="textWrapping"/>
+      </w:r>
+      <w:r>
+        <w:rPr>
+          <w:rFonts w:hint="eastAsia"/>
+          <w:lang w:val="en-US" w:eastAsia="zh-CN"/>
+        </w:rPr>
+        <w:t>century 世纪</w:t>
+      </w:r>
+      <w:r>
+        <w:rPr>
+          <w:rFonts w:hint="eastAsia"/>
+          <w:lang w:val="en-US" w:eastAsia="zh-CN"/>
+        </w:rPr>
+        <w:br w:type="textWrapping"/>
+      </w:r>
+      <w:r>
+        <w:rPr>
+          <w:rFonts w:hint="eastAsia"/>
+          <w:lang w:val="en-US" w:eastAsia="zh-CN"/>
+        </w:rPr>
+        <w:t>improve 改善，增强，增量</w:t>
+      </w:r>
+      <w:r>
+        <w:rPr>
+          <w:rFonts w:hint="eastAsia"/>
+          <w:lang w:val="en-US" w:eastAsia="zh-CN"/>
+        </w:rPr>
+        <w:br w:type="textWrapping"/>
+      </w:r>
+      <w:r>
+        <w:rPr>
+          <w:rFonts w:hint="eastAsia"/>
+          <w:lang w:val="en-US" w:eastAsia="zh-CN"/>
+        </w:rPr>
+        <w:t>remarkably 显著地</w:t>
+      </w:r>
+      <w:r>
+        <w:rPr>
+          <w:rFonts w:hint="eastAsia"/>
+          <w:lang w:val="en-US" w:eastAsia="zh-CN"/>
+        </w:rPr>
+        <w:br w:type="textWrapping"/>
+      </w:r>
+      <w:r>
+        <w:rPr>
+          <w:rFonts w:hint="eastAsia"/>
+          <w:lang w:val="en-US" w:eastAsia="zh-CN"/>
+        </w:rPr>
+        <w:t>susceptible 易受影响的</w:t>
+      </w:r>
+      <w:r>
+        <w:rPr>
+          <w:rFonts w:hint="eastAsia"/>
+          <w:lang w:val="en-US" w:eastAsia="zh-CN"/>
+        </w:rPr>
+        <w:br w:type="textWrapping"/>
+      </w:r>
+      <w:r>
+        <w:rPr>
+          <w:rFonts w:hint="eastAsia"/>
+          <w:lang w:val="en-US" w:eastAsia="zh-CN"/>
+        </w:rPr>
+        <w:t>fertilizer/fertiliser 化肥</w:t>
+      </w:r>
+      <w:r>
+        <w:rPr>
+          <w:rFonts w:hint="eastAsia"/>
+          <w:lang w:val="en-US" w:eastAsia="zh-CN"/>
+        </w:rPr>
+        <w:br w:type="textWrapping"/>
+      </w:r>
+      <w:r>
+        <w:rPr>
+          <w:rFonts w:hint="eastAsia"/>
+          <w:lang w:val="en-US" w:eastAsia="zh-CN"/>
+        </w:rPr>
+        <w:t>impressively 令人印象深刻的</w:t>
+      </w:r>
+      <w:r>
+        <w:rPr>
+          <w:rFonts w:hint="eastAsia"/>
+          <w:lang w:val="en-US" w:eastAsia="zh-CN"/>
+        </w:rPr>
+        <w:br w:type="textWrapping"/>
+      </w:r>
+      <w:r>
+        <w:rPr>
+          <w:rFonts w:hint="eastAsia"/>
+          <w:lang w:val="en-US" w:eastAsia="zh-CN"/>
+        </w:rPr>
+        <w:t>crop 庄稼</w:t>
+      </w:r>
+      <w:r>
+        <w:rPr>
+          <w:rFonts w:hint="eastAsia"/>
+          <w:lang w:val="en-US" w:eastAsia="zh-CN"/>
+        </w:rPr>
+        <w:br w:type="textWrapping"/>
+      </w:r>
+      <w:r>
+        <w:rPr>
+          <w:rFonts w:hint="eastAsia"/>
+          <w:lang w:val="en-US" w:eastAsia="zh-CN"/>
+        </w:rPr>
+        <w:t>yield 产量</w:t>
+      </w:r>
+      <w:r>
+        <w:rPr>
+          <w:rFonts w:hint="eastAsia"/>
+          <w:lang w:val="en-US" w:eastAsia="zh-CN"/>
+        </w:rPr>
+        <w:br w:type="textWrapping"/>
+      </w:r>
+      <w:r>
+        <w:rPr>
+          <w:rFonts w:hint="eastAsia"/>
+          <w:lang w:val="en-US" w:eastAsia="zh-CN"/>
+        </w:rPr>
+        <w:t>prove 证明</w:t>
+      </w:r>
+      <w:r>
+        <w:rPr>
+          <w:rFonts w:hint="eastAsia"/>
+          <w:lang w:val="en-US" w:eastAsia="zh-CN"/>
+        </w:rPr>
+        <w:br w:type="textWrapping"/>
+      </w:r>
+      <w:r>
+        <w:rPr>
+          <w:rFonts w:hint="eastAsia"/>
+          <w:lang w:val="en-US" w:eastAsia="zh-CN"/>
+        </w:rPr>
+        <w:t>shift from 从.....转换</w:t>
+      </w:r>
+      <w:r>
+        <w:rPr>
+          <w:rFonts w:hint="eastAsia"/>
+          <w:lang w:val="en-US" w:eastAsia="zh-CN"/>
+        </w:rPr>
+        <w:br w:type="textWrapping"/>
+      </w:r>
+      <w:r>
+        <w:rPr>
+          <w:rFonts w:hint="eastAsia"/>
+          <w:lang w:val="en-US" w:eastAsia="zh-CN"/>
+        </w:rPr>
+        <w:t>business 商业，公司</w:t>
+      </w:r>
+      <w:r>
+        <w:rPr>
+          <w:rFonts w:hint="eastAsia"/>
+          <w:lang w:val="en-US" w:eastAsia="zh-CN"/>
+        </w:rPr>
+        <w:br w:type="textWrapping"/>
+      </w:r>
+      <w:r>
+        <w:rPr>
+          <w:rFonts w:hint="eastAsia"/>
+          <w:lang w:val="en-US" w:eastAsia="zh-CN"/>
+        </w:rPr>
+        <w:t>bring 带来</w:t>
+      </w:r>
+      <w:r>
+        <w:rPr>
+          <w:rFonts w:hint="eastAsia"/>
+          <w:lang w:val="en-US" w:eastAsia="zh-CN"/>
+        </w:rPr>
+        <w:br w:type="textWrapping"/>
+      </w:r>
+      <w:r>
+        <w:rPr>
+          <w:rFonts w:hint="eastAsia"/>
+          <w:lang w:val="en-US" w:eastAsia="zh-CN"/>
+        </w:rPr>
+        <w:t>invest 投资</w:t>
+      </w:r>
+      <w:r>
+        <w:rPr>
+          <w:rFonts w:hint="eastAsia"/>
+          <w:lang w:val="en-US" w:eastAsia="zh-CN"/>
+        </w:rPr>
+        <w:br w:type="textWrapping"/>
+      </w:r>
+      <w:r>
+        <w:rPr>
+          <w:rFonts w:hint="eastAsia"/>
+          <w:lang w:val="en-US" w:eastAsia="zh-CN"/>
+        </w:rPr>
+        <w:t>investigate 调查</w:t>
+      </w:r>
+      <w:r>
+        <w:rPr>
+          <w:rFonts w:hint="eastAsia"/>
+          <w:lang w:val="en-US" w:eastAsia="zh-CN"/>
+        </w:rPr>
+        <w:br w:type="textWrapping"/>
+      </w:r>
+      <w:r>
+        <w:rPr>
+          <w:rFonts w:hint="eastAsia"/>
+          <w:lang w:val="en-US" w:eastAsia="zh-CN"/>
+        </w:rPr>
+        <w:t>bear 承受，忍耐</w:t>
+      </w:r>
+      <w:r>
+        <w:rPr>
+          <w:rFonts w:hint="eastAsia"/>
+          <w:lang w:val="en-US" w:eastAsia="zh-CN"/>
+        </w:rPr>
+        <w:br w:type="textWrapping"/>
+      </w:r>
+      <w:r>
+        <w:rPr>
+          <w:rFonts w:hint="eastAsia"/>
+          <w:lang w:val="en-US" w:eastAsia="zh-CN"/>
+        </w:rPr>
+        <w:t>consequence 结果，后果</w:t>
+      </w:r>
+      <w:r>
+        <w:rPr>
+          <w:rFonts w:hint="eastAsia"/>
+          <w:lang w:val="en-US" w:eastAsia="zh-CN"/>
+        </w:rPr>
+        <w:br w:type="textWrapping"/>
+      </w:r>
+      <w:r>
+        <w:rPr>
+          <w:rFonts w:hint="eastAsia"/>
+          <w:lang w:val="en-US" w:eastAsia="zh-CN"/>
+        </w:rPr>
+        <w:t>change 变化，改变</w:t>
+      </w:r>
+      <w:r>
+        <w:rPr>
+          <w:rFonts w:hint="eastAsia"/>
+          <w:lang w:val="en-US" w:eastAsia="zh-CN"/>
+        </w:rPr>
+        <w:br w:type="textWrapping"/>
+      </w:r>
+      <w:r>
+        <w:rPr>
+          <w:rFonts w:hint="eastAsia"/>
+          <w:lang w:val="en-US" w:eastAsia="zh-CN"/>
+        </w:rPr>
+        <w:t>chance 机会</w:t>
+      </w:r>
+      <w:r>
+        <w:rPr>
+          <w:rFonts w:hint="eastAsia"/>
+          <w:lang w:val="en-US" w:eastAsia="zh-CN"/>
+        </w:rPr>
+        <w:br w:type="textWrapping"/>
+      </w:r>
+      <w:r>
+        <w:rPr>
+          <w:rFonts w:hint="eastAsia"/>
+          <w:lang w:val="en-US" w:eastAsia="zh-CN"/>
+        </w:rPr>
+        <w:t>per 每；每一；每一个</w:t>
+      </w:r>
+      <w:r>
+        <w:rPr>
+          <w:rFonts w:hint="eastAsia"/>
+          <w:lang w:val="en-US" w:eastAsia="zh-CN"/>
+        </w:rPr>
+        <w:br w:type="textWrapping"/>
+      </w:r>
+      <w:r>
+        <w:rPr>
+          <w:rFonts w:hint="eastAsia"/>
+          <w:lang w:val="en-US" w:eastAsia="zh-CN"/>
+        </w:rPr>
+        <w:t>output n.产量v.产生</w:t>
+      </w:r>
+      <w:r>
+        <w:rPr>
+          <w:rFonts w:hint="eastAsia"/>
+          <w:lang w:val="en-US" w:eastAsia="zh-CN"/>
+        </w:rPr>
+        <w:br w:type="textWrapping"/>
+      </w:r>
+      <w:r>
+        <w:rPr>
+          <w:rFonts w:hint="eastAsia"/>
+          <w:lang w:val="en-US" w:eastAsia="zh-CN"/>
+        </w:rPr>
+        <w:t>farm output per woker 人均农业产量</w:t>
+      </w:r>
+      <w:r>
+        <w:rPr>
+          <w:rFonts w:hint="eastAsia"/>
+          <w:lang w:val="en-US" w:eastAsia="zh-CN"/>
+        </w:rPr>
+        <w:br w:type="textWrapping"/>
+      </w:r>
+      <w:r>
+        <w:rPr>
+          <w:rFonts w:hint="eastAsia"/>
+          <w:lang w:val="en-US" w:eastAsia="zh-CN"/>
+        </w:rPr>
+        <w:t>fall short 不足</w:t>
+      </w:r>
+      <w:r>
+        <w:rPr>
+          <w:rFonts w:hint="eastAsia"/>
+          <w:lang w:val="en-US" w:eastAsia="zh-CN"/>
+        </w:rPr>
+        <w:br w:type="textWrapping"/>
+      </w:r>
+      <w:r>
+        <w:rPr>
+          <w:rFonts w:hint="eastAsia"/>
+          <w:lang w:val="en-US" w:eastAsia="zh-CN"/>
+        </w:rPr>
+        <w:t>fall far short 远远不足</w:t>
+      </w:r>
+      <w:r>
+        <w:rPr>
+          <w:rFonts w:hint="eastAsia"/>
+          <w:lang w:val="en-US" w:eastAsia="zh-CN"/>
+        </w:rPr>
+        <w:br w:type="textWrapping"/>
+      </w:r>
+      <w:r>
+        <w:rPr>
+          <w:rFonts w:hint="eastAsia"/>
+          <w:lang w:val="en-US" w:eastAsia="zh-CN"/>
+        </w:rPr>
+        <w:t>in the long term 从长远来看</w:t>
+      </w:r>
+      <w:r>
+        <w:rPr>
+          <w:rFonts w:hint="eastAsia"/>
+          <w:lang w:val="en-US" w:eastAsia="zh-CN"/>
+        </w:rPr>
+        <w:br w:type="textWrapping"/>
+      </w:r>
+      <w:r>
+        <w:rPr>
+          <w:rFonts w:hint="eastAsia"/>
+          <w:lang w:val="en-US" w:eastAsia="zh-CN"/>
+        </w:rPr>
+        <w:t>potential 潜力的</w:t>
+      </w:r>
+      <w:r>
+        <w:rPr>
+          <w:rFonts w:hint="eastAsia"/>
+          <w:lang w:val="en-US" w:eastAsia="zh-CN"/>
+        </w:rPr>
+        <w:br w:type="textWrapping"/>
+      </w:r>
+      <w:r>
+        <w:rPr>
+          <w:rFonts w:hint="eastAsia"/>
+          <w:lang w:val="en-US" w:eastAsia="zh-CN"/>
+        </w:rPr>
+        <w:t>owing to 由于</w:t>
+      </w:r>
+      <w:r>
+        <w:rPr>
+          <w:rFonts w:hint="eastAsia"/>
+          <w:lang w:val="en-US" w:eastAsia="zh-CN"/>
+        </w:rPr>
+        <w:br w:type="textWrapping"/>
+      </w:r>
+      <w:r>
+        <w:rPr>
+          <w:rFonts w:hint="eastAsia"/>
+          <w:lang w:val="en-US" w:eastAsia="zh-CN"/>
+        </w:rPr>
+        <w:t>hill 小山</w:t>
+      </w:r>
+      <w:r>
+        <w:rPr>
+          <w:rFonts w:hint="eastAsia"/>
+          <w:lang w:val="en-US" w:eastAsia="zh-CN"/>
+        </w:rPr>
+        <w:br w:type="textWrapping"/>
+      </w:r>
+      <w:r>
+        <w:rPr>
+          <w:rFonts w:hint="eastAsia"/>
+          <w:lang w:val="en-US" w:eastAsia="zh-CN"/>
+        </w:rPr>
+        <w:t>central 中心的</w:t>
+      </w:r>
+      <w:r>
+        <w:rPr>
+          <w:rFonts w:hint="eastAsia"/>
+          <w:lang w:val="en-US" w:eastAsia="zh-CN"/>
+        </w:rPr>
+        <w:br w:type="textWrapping"/>
+      </w:r>
+      <w:r>
+        <w:rPr>
+          <w:rFonts w:hint="eastAsia"/>
+          <w:lang w:val="en-US" w:eastAsia="zh-CN"/>
+        </w:rPr>
+        <w:t>among 在....之中</w:t>
+      </w:r>
+      <w:r>
+        <w:rPr>
+          <w:rFonts w:hint="eastAsia"/>
+          <w:lang w:val="en-US" w:eastAsia="zh-CN"/>
+        </w:rPr>
+        <w:br w:type="textWrapping"/>
+      </w:r>
+      <w:r>
+        <w:rPr>
+          <w:rFonts w:hint="eastAsia"/>
+          <w:lang w:val="en-US" w:eastAsia="zh-CN"/>
+        </w:rPr>
+        <w:t>almost 几乎，差不多</w:t>
+      </w:r>
+      <w:r>
+        <w:rPr>
+          <w:rFonts w:hint="eastAsia"/>
+          <w:lang w:val="en-US" w:eastAsia="zh-CN"/>
+        </w:rPr>
+        <w:br w:type="textWrapping"/>
+      </w:r>
+      <w:r>
+        <w:rPr>
+          <w:rFonts w:hint="eastAsia"/>
+          <w:lang w:val="en-US" w:eastAsia="zh-CN"/>
+        </w:rPr>
+        <w:t>deceive v.欺骗</w:t>
+      </w:r>
+      <w:r>
+        <w:rPr>
+          <w:rFonts w:hint="eastAsia"/>
+          <w:lang w:val="en-US" w:eastAsia="zh-CN"/>
+        </w:rPr>
+        <w:br w:type="textWrapping"/>
+      </w:r>
+      <w:r>
+        <w:rPr>
+          <w:rFonts w:hint="eastAsia"/>
+          <w:lang w:val="en-US" w:eastAsia="zh-CN"/>
+        </w:rPr>
+        <w:t>deception n.欺骗</w:t>
+      </w:r>
+      <w:r>
+        <w:rPr>
+          <w:rFonts w:hint="eastAsia"/>
+          <w:lang w:val="en-US" w:eastAsia="zh-CN"/>
+        </w:rPr>
+        <w:br w:type="textWrapping"/>
+      </w:r>
+      <w:r>
+        <w:rPr>
+          <w:rFonts w:hint="eastAsia"/>
+          <w:lang w:val="en-US" w:eastAsia="zh-CN"/>
+        </w:rPr>
+        <w:t>deceptive adj.具有欺骗性的</w:t>
+      </w:r>
+      <w:r>
+        <w:rPr>
+          <w:rFonts w:hint="eastAsia"/>
+          <w:lang w:val="en-US" w:eastAsia="zh-CN"/>
+        </w:rPr>
+        <w:br w:type="textWrapping"/>
+      </w:r>
+      <w:r>
+        <w:rPr>
+          <w:rFonts w:hint="eastAsia"/>
+          <w:lang w:val="en-US" w:eastAsia="zh-CN"/>
+        </w:rPr>
+        <w:t>glance 一瞥</w:t>
+      </w:r>
+      <w:r>
+        <w:rPr>
+          <w:rFonts w:hint="eastAsia"/>
+          <w:lang w:val="en-US" w:eastAsia="zh-CN"/>
+        </w:rPr>
+        <w:br w:type="textWrapping"/>
+      </w:r>
+      <w:r>
+        <w:rPr>
+          <w:rFonts w:hint="eastAsia"/>
+          <w:lang w:val="en-US" w:eastAsia="zh-CN"/>
+        </w:rPr>
+        <w:t>lifeless 无生命的</w:t>
+      </w:r>
+      <w:r>
+        <w:rPr>
+          <w:rFonts w:hint="eastAsia"/>
+          <w:lang w:val="en-US" w:eastAsia="zh-CN"/>
+        </w:rPr>
+        <w:br w:type="textWrapping"/>
+      </w:r>
+      <w:r>
+        <w:rPr>
+          <w:rFonts w:hint="eastAsia"/>
+          <w:lang w:val="en-US" w:eastAsia="zh-CN"/>
+        </w:rPr>
+        <w:t>barren 贫瘠的</w:t>
+      </w:r>
+      <w:r>
+        <w:rPr>
+          <w:rFonts w:hint="eastAsia"/>
+          <w:lang w:val="en-US" w:eastAsia="zh-CN"/>
+        </w:rPr>
+        <w:br w:type="textWrapping"/>
+      </w:r>
+      <w:r>
+        <w:rPr>
+          <w:rFonts w:hint="eastAsia"/>
+          <w:lang w:val="en-US" w:eastAsia="zh-CN"/>
+        </w:rPr>
+        <w:t>bone-dry 干燥的</w:t>
+      </w:r>
+      <w:r>
+        <w:rPr>
+          <w:rFonts w:hint="eastAsia"/>
+          <w:lang w:val="en-US" w:eastAsia="zh-CN"/>
+        </w:rPr>
+        <w:br w:type="textWrapping"/>
+      </w:r>
+      <w:r>
+        <w:rPr>
+          <w:rFonts w:hint="eastAsia"/>
+          <w:lang w:val="en-US" w:eastAsia="zh-CN"/>
+        </w:rPr>
+        <w:t>passersby 过路人</w:t>
+      </w:r>
+      <w:r>
+        <w:rPr>
+          <w:rFonts w:hint="eastAsia"/>
+          <w:lang w:val="en-US" w:eastAsia="zh-CN"/>
+        </w:rPr>
+        <w:br w:type="textWrapping"/>
+      </w:r>
+      <w:r>
+        <w:rPr>
+          <w:rFonts w:hint="eastAsia"/>
+          <w:lang w:val="en-US" w:eastAsia="zh-CN"/>
+        </w:rPr>
+        <w:t>humming 精力旺盛的，哼歌</w:t>
+      </w:r>
+      <w:r>
+        <w:rPr>
+          <w:rFonts w:hint="eastAsia"/>
+          <w:lang w:val="en-US" w:eastAsia="zh-CN"/>
+        </w:rPr>
+        <w:br w:type="textWrapping"/>
+      </w:r>
+      <w:r>
+        <w:rPr>
+          <w:rFonts w:hint="eastAsia"/>
+          <w:lang w:val="en-US" w:eastAsia="zh-CN"/>
+        </w:rPr>
+        <w:t>heading toward 朝向</w:t>
+      </w:r>
+      <w:r>
+        <w:rPr>
+          <w:rFonts w:hint="eastAsia"/>
+          <w:lang w:val="en-US" w:eastAsia="zh-CN"/>
+        </w:rPr>
+        <w:br w:type="textWrapping"/>
+      </w:r>
+      <w:r>
+        <w:rPr>
+          <w:rFonts w:hint="eastAsia"/>
+          <w:lang w:val="en-US" w:eastAsia="zh-CN"/>
+        </w:rPr>
+        <w:t>canyon 峡谷</w:t>
+      </w:r>
+      <w:r>
+        <w:rPr>
+          <w:rFonts w:hint="eastAsia"/>
+          <w:lang w:val="en-US" w:eastAsia="zh-CN"/>
+        </w:rPr>
+        <w:br w:type="textWrapping"/>
+      </w:r>
+      <w:r>
+        <w:rPr>
+          <w:rFonts w:hint="eastAsia"/>
+          <w:lang w:val="en-US" w:eastAsia="zh-CN"/>
+        </w:rPr>
+        <w:t>flat 平坦的</w:t>
+      </w:r>
+      <w:r>
+        <w:rPr>
+          <w:rFonts w:hint="eastAsia"/>
+          <w:lang w:val="en-US" w:eastAsia="zh-CN"/>
+        </w:rPr>
+        <w:br w:type="textWrapping"/>
+      </w:r>
+      <w:r>
+        <w:rPr>
+          <w:rFonts w:hint="eastAsia"/>
+          <w:lang w:val="en-US" w:eastAsia="zh-CN"/>
+        </w:rPr>
+        <w:t>stretch v.拉伸，变长 n.一片</w:t>
+      </w:r>
+      <w:r>
+        <w:rPr>
+          <w:rFonts w:hint="eastAsia"/>
+          <w:lang w:val="en-US" w:eastAsia="zh-CN"/>
+        </w:rPr>
+        <w:br w:type="textWrapping"/>
+      </w:r>
+      <w:r>
+        <w:rPr>
+          <w:rFonts w:hint="eastAsia"/>
+          <w:lang w:val="en-US" w:eastAsia="zh-CN"/>
+        </w:rPr>
+        <w:t>distance 距离，远处</w:t>
+      </w:r>
+      <w:r>
+        <w:rPr>
+          <w:rFonts w:hint="eastAsia"/>
+          <w:lang w:val="en-US" w:eastAsia="zh-CN"/>
+        </w:rPr>
+        <w:br w:type="textWrapping"/>
+      </w:r>
+      <w:r>
+        <w:rPr>
+          <w:rFonts w:hint="eastAsia"/>
+          <w:lang w:val="en-US" w:eastAsia="zh-CN"/>
+        </w:rPr>
+        <w:t>opt 合适的</w:t>
+      </w:r>
+      <w:r>
+        <w:rPr>
+          <w:rFonts w:hint="eastAsia"/>
+          <w:lang w:val="en-US" w:eastAsia="zh-CN"/>
+        </w:rPr>
+        <w:br w:type="textWrapping"/>
+      </w:r>
+      <w:r>
+        <w:rPr>
+          <w:rFonts w:hint="eastAsia"/>
+          <w:lang w:val="en-US" w:eastAsia="zh-CN"/>
+        </w:rPr>
+        <w:t>set for 为......而安排</w:t>
+      </w:r>
+      <w:r>
+        <w:rPr>
+          <w:rFonts w:hint="eastAsia"/>
+          <w:lang w:val="en-US" w:eastAsia="zh-CN"/>
+        </w:rPr>
+        <w:br w:type="textWrapping"/>
+      </w:r>
+      <w:r>
+        <w:rPr>
+          <w:rFonts w:hint="eastAsia"/>
+          <w:lang w:val="en-US" w:eastAsia="zh-CN"/>
+        </w:rPr>
+        <w:t>mars 火星</w:t>
+      </w:r>
+      <w:r>
+        <w:rPr>
+          <w:rFonts w:hint="eastAsia"/>
+          <w:lang w:val="en-US" w:eastAsia="zh-CN"/>
+        </w:rPr>
+        <w:br w:type="textWrapping"/>
+      </w:r>
+      <w:r>
+        <w:rPr>
+          <w:rFonts w:hint="eastAsia"/>
+          <w:lang w:val="en-US" w:eastAsia="zh-CN"/>
+        </w:rPr>
+        <w:t>overflowing 充满</w:t>
+      </w:r>
+      <w:r>
+        <w:rPr>
+          <w:rFonts w:hint="eastAsia"/>
+          <w:lang w:val="en-US" w:eastAsia="zh-CN"/>
+        </w:rPr>
+        <w:br w:type="textWrapping"/>
+      </w:r>
+      <w:r>
+        <w:rPr>
+          <w:rFonts w:hint="eastAsia"/>
+          <w:lang w:val="en-US" w:eastAsia="zh-CN"/>
+        </w:rPr>
+        <w:t>mystery 神秘</w:t>
+      </w:r>
+      <w:r>
+        <w:rPr>
+          <w:rFonts w:hint="eastAsia"/>
+          <w:lang w:val="en-US" w:eastAsia="zh-CN"/>
+        </w:rPr>
+        <w:br w:type="textWrapping"/>
+      </w:r>
+      <w:r>
+        <w:rPr>
+          <w:rFonts w:hint="eastAsia"/>
+          <w:lang w:val="en-US" w:eastAsia="zh-CN"/>
+        </w:rPr>
+        <w:t>less than 少于</w:t>
+      </w:r>
+      <w:r>
+        <w:rPr>
+          <w:rFonts w:hint="eastAsia"/>
+          <w:lang w:val="en-US" w:eastAsia="zh-CN"/>
+        </w:rPr>
+        <w:br w:type="textWrapping"/>
+      </w:r>
+      <w:r>
+        <w:rPr>
+          <w:rFonts w:hint="eastAsia"/>
+          <w:lang w:val="en-US" w:eastAsia="zh-CN"/>
+        </w:rPr>
+        <w:t>inche 英尺</w:t>
+      </w:r>
+      <w:r>
+        <w:rPr>
+          <w:rFonts w:hint="eastAsia"/>
+          <w:lang w:val="en-US" w:eastAsia="zh-CN"/>
+        </w:rPr>
+        <w:br w:type="textWrapping"/>
+      </w:r>
+      <w:r>
+        <w:rPr>
+          <w:rFonts w:hint="eastAsia"/>
+          <w:lang w:val="en-US" w:eastAsia="zh-CN"/>
+        </w:rPr>
+        <w:t>extreme 极其，极端</w:t>
+      </w:r>
+      <w:r>
+        <w:rPr>
+          <w:rFonts w:hint="eastAsia"/>
+          <w:lang w:val="en-US" w:eastAsia="zh-CN"/>
+        </w:rPr>
+        <w:br w:type="textWrapping"/>
+      </w:r>
+      <w:r>
+        <w:rPr>
+          <w:rFonts w:hint="eastAsia"/>
+          <w:lang w:val="en-US" w:eastAsia="zh-CN"/>
+        </w:rPr>
+        <w:t>fluctuation 波动，起伏</w:t>
+      </w:r>
+      <w:r>
+        <w:rPr>
+          <w:rFonts w:hint="eastAsia"/>
+          <w:lang w:val="en-US" w:eastAsia="zh-CN"/>
+        </w:rPr>
+        <w:br w:type="textWrapping"/>
+      </w:r>
+      <w:r>
+        <w:rPr>
+          <w:rFonts w:hint="eastAsia"/>
+          <w:lang w:val="en-US" w:eastAsia="zh-CN"/>
+        </w:rPr>
+        <w:t>vary 变化，不同</w:t>
+      </w:r>
+      <w:r>
+        <w:rPr>
+          <w:rFonts w:hint="eastAsia"/>
+          <w:lang w:val="en-US" w:eastAsia="zh-CN"/>
+        </w:rPr>
+        <w:br w:type="textWrapping"/>
+      </w:r>
+      <w:r>
+        <w:rPr>
+          <w:rFonts w:hint="eastAsia"/>
+          <w:lang w:val="en-US" w:eastAsia="zh-CN"/>
+        </w:rPr>
+        <w:t>vary from 从......不同</w:t>
+      </w:r>
+      <w:r>
+        <w:rPr>
+          <w:rFonts w:hint="eastAsia"/>
+          <w:lang w:val="en-US" w:eastAsia="zh-CN"/>
+        </w:rPr>
+        <w:br w:type="textWrapping"/>
+      </w:r>
+      <w:r>
+        <w:rPr>
+          <w:rFonts w:hint="eastAsia"/>
+          <w:lang w:val="en-US" w:eastAsia="zh-CN"/>
+        </w:rPr>
+        <w:t>freeze v.结冰</w:t>
+      </w:r>
+      <w:r>
+        <w:rPr>
+          <w:rFonts w:hint="eastAsia"/>
+          <w:lang w:val="en-US" w:eastAsia="zh-CN"/>
+        </w:rPr>
+        <w:br w:type="textWrapping"/>
+      </w:r>
+      <w:r>
+        <w:rPr>
+          <w:rFonts w:hint="eastAsia"/>
+          <w:lang w:val="en-US" w:eastAsia="zh-CN"/>
+        </w:rPr>
+        <w:t>freezing adj.冰冻的，极冷的</w:t>
+      </w:r>
+      <w:r>
+        <w:rPr>
+          <w:rFonts w:hint="eastAsia"/>
+          <w:lang w:val="en-US" w:eastAsia="zh-CN"/>
+        </w:rPr>
+        <w:br w:type="textWrapping"/>
+      </w:r>
+      <w:r>
+        <w:rPr>
+          <w:rFonts w:hint="eastAsia"/>
+          <w:lang w:val="en-US" w:eastAsia="zh-CN"/>
+        </w:rPr>
+        <w:t>burning v.燃烧 n.炙热的</w:t>
+      </w:r>
+      <w:r>
+        <w:rPr>
+          <w:rFonts w:hint="eastAsia"/>
+          <w:lang w:val="en-US" w:eastAsia="zh-CN"/>
+        </w:rPr>
+        <w:br w:type="textWrapping"/>
+      </w:r>
+      <w:r>
+        <w:rPr>
+          <w:rFonts w:hint="eastAsia"/>
+          <w:lang w:val="en-US" w:eastAsia="zh-CN"/>
+        </w:rPr>
+        <w:t>within 在（某段时间）之内</w:t>
+      </w:r>
+      <w:r>
+        <w:rPr>
+          <w:rFonts w:hint="eastAsia"/>
+          <w:lang w:val="en-US" w:eastAsia="zh-CN"/>
+        </w:rPr>
+        <w:br w:type="textWrapping"/>
+      </w:r>
+      <w:r>
+        <w:rPr>
+          <w:rFonts w:hint="eastAsia"/>
+          <w:lang w:val="en-US" w:eastAsia="zh-CN"/>
+        </w:rPr>
+        <w:t>vast 巨大的</w:t>
+      </w:r>
+      <w:r>
+        <w:rPr>
+          <w:rFonts w:hint="eastAsia"/>
+          <w:lang w:val="en-US" w:eastAsia="zh-CN"/>
+        </w:rPr>
+        <w:br w:type="textWrapping"/>
+      </w:r>
+      <w:r>
+        <w:rPr>
+          <w:rFonts w:hint="eastAsia"/>
+          <w:lang w:val="en-US" w:eastAsia="zh-CN"/>
+        </w:rPr>
+        <w:t>square adj.正方形的，平方的</w:t>
+      </w:r>
+      <w:r>
+        <w:rPr>
+          <w:rFonts w:hint="eastAsia"/>
+          <w:lang w:val="en-US" w:eastAsia="zh-CN"/>
+        </w:rPr>
+        <w:br w:type="textWrapping"/>
+      </w:r>
+      <w:r>
+        <w:rPr>
+          <w:rFonts w:hint="eastAsia"/>
+          <w:lang w:val="en-US" w:eastAsia="zh-CN"/>
+        </w:rPr>
+        <w:t>preserve 保护，保护区</w:t>
+      </w:r>
+      <w:r>
+        <w:rPr>
+          <w:rFonts w:hint="eastAsia"/>
+          <w:lang w:val="en-US" w:eastAsia="zh-CN"/>
+        </w:rPr>
+        <w:br w:type="textWrapping"/>
+      </w:r>
+      <w:r>
+        <w:rPr>
+          <w:rFonts w:hint="eastAsia"/>
+          <w:lang w:val="en-US" w:eastAsia="zh-CN"/>
+        </w:rPr>
+        <w:t>folk 人们</w:t>
+      </w:r>
+      <w:r>
+        <w:rPr>
+          <w:rFonts w:hint="eastAsia"/>
+          <w:lang w:val="en-US" w:eastAsia="zh-CN"/>
+        </w:rPr>
+        <w:br w:type="textWrapping"/>
+      </w:r>
+      <w:r>
+        <w:rPr>
+          <w:rFonts w:hint="eastAsia"/>
+          <w:lang w:val="en-US" w:eastAsia="zh-CN"/>
+        </w:rPr>
+        <w:t>synonymous 等同于</w:t>
+      </w:r>
+      <w:r>
+        <w:rPr>
+          <w:rFonts w:hint="eastAsia"/>
+          <w:lang w:val="en-US" w:eastAsia="zh-CN"/>
+        </w:rPr>
+        <w:br w:type="textWrapping"/>
+      </w:r>
+      <w:r>
+        <w:rPr>
+          <w:rFonts w:hint="eastAsia"/>
+          <w:lang w:val="en-US" w:eastAsia="zh-CN"/>
+        </w:rPr>
+        <w:t>biodiversity 生物多样性的</w:t>
+      </w:r>
+      <w:r>
+        <w:rPr>
+          <w:rFonts w:hint="eastAsia"/>
+          <w:lang w:val="en-US" w:eastAsia="zh-CN"/>
+        </w:rPr>
+        <w:br w:type="textWrapping"/>
+      </w:r>
+      <w:r>
+        <w:rPr>
+          <w:rFonts w:hint="eastAsia"/>
+          <w:lang w:val="en-US" w:eastAsia="zh-CN"/>
+        </w:rPr>
+        <w:t>endless 无限的</w:t>
+      </w:r>
+      <w:r>
+        <w:rPr>
+          <w:rFonts w:hint="eastAsia"/>
+          <w:lang w:val="en-US" w:eastAsia="zh-CN"/>
+        </w:rPr>
+        <w:br w:type="textWrapping"/>
+      </w:r>
+      <w:r>
+        <w:rPr>
+          <w:rFonts w:hint="eastAsia"/>
+          <w:lang w:val="en-US" w:eastAsia="zh-CN"/>
+        </w:rPr>
+        <w:t>spare 备用的</w:t>
+      </w:r>
+      <w:r>
+        <w:rPr>
+          <w:rFonts w:hint="eastAsia"/>
+          <w:lang w:val="en-US" w:eastAsia="zh-CN"/>
+        </w:rPr>
+        <w:br w:type="textWrapping"/>
+      </w:r>
+      <w:r>
+        <w:rPr>
+          <w:rFonts w:hint="eastAsia"/>
+          <w:lang w:val="en-US" w:eastAsia="zh-CN"/>
+        </w:rPr>
+        <w:t>tire 疲惫，轮胎</w:t>
+      </w:r>
+      <w:r>
+        <w:rPr>
+          <w:rFonts w:hint="eastAsia"/>
+          <w:lang w:val="en-US" w:eastAsia="zh-CN"/>
+        </w:rPr>
+        <w:br w:type="textWrapping"/>
+      </w:r>
+      <w:r>
+        <w:rPr>
+          <w:rFonts w:hint="eastAsia"/>
+          <w:lang w:val="en-US" w:eastAsia="zh-CN"/>
+        </w:rPr>
+        <w:t>reward 奖励，回报</w:t>
+      </w:r>
+      <w:r>
+        <w:rPr>
+          <w:rFonts w:hint="eastAsia"/>
+          <w:lang w:val="en-US" w:eastAsia="zh-CN"/>
+        </w:rPr>
+        <w:br w:type="textWrapping"/>
+      </w:r>
+      <w:r>
+        <w:rPr>
+          <w:rFonts w:hint="eastAsia"/>
+          <w:lang w:val="en-US" w:eastAsia="zh-CN"/>
+        </w:rPr>
+        <w:t>plenty 大量，众多</w:t>
+      </w:r>
+      <w:r>
+        <w:rPr>
+          <w:rFonts w:hint="eastAsia"/>
+          <w:lang w:val="en-US" w:eastAsia="zh-CN"/>
+        </w:rPr>
+        <w:br w:type="textWrapping"/>
+      </w:r>
+      <w:r>
+        <w:rPr>
+          <w:rFonts w:hint="eastAsia"/>
+          <w:lang w:val="en-US" w:eastAsia="zh-CN"/>
+        </w:rPr>
+        <w:t>prepare v.使做好准备工作</w:t>
+      </w:r>
+      <w:r>
+        <w:rPr>
+          <w:rFonts w:hint="eastAsia"/>
+          <w:lang w:val="en-US" w:eastAsia="zh-CN"/>
+        </w:rPr>
+        <w:br w:type="textWrapping"/>
+      </w:r>
+      <w:r>
+        <w:rPr>
+          <w:rFonts w:hint="eastAsia"/>
+          <w:lang w:val="en-US" w:eastAsia="zh-CN"/>
+        </w:rPr>
+        <w:t>preparation n.准备工作</w:t>
+      </w:r>
+      <w:r>
+        <w:rPr>
+          <w:rFonts w:hint="eastAsia"/>
+          <w:lang w:val="en-US" w:eastAsia="zh-CN"/>
+        </w:rPr>
+        <w:br w:type="textWrapping"/>
+      </w:r>
+      <w:r>
+        <w:rPr>
+          <w:rFonts w:hint="eastAsia"/>
+          <w:lang w:val="en-US" w:eastAsia="zh-CN"/>
+        </w:rPr>
+        <w:t>unit 单位</w:t>
+      </w:r>
+      <w:r>
+        <w:rPr>
+          <w:rFonts w:hint="eastAsia"/>
+          <w:lang w:val="en-US" w:eastAsia="zh-CN"/>
+        </w:rPr>
+        <w:br w:type="textWrapping"/>
+      </w:r>
+      <w:r>
+        <w:rPr>
+          <w:rFonts w:hint="eastAsia"/>
+          <w:lang w:val="en-US" w:eastAsia="zh-CN"/>
+        </w:rPr>
+        <w:t>ancient 古老的</w:t>
+      </w:r>
+      <w:r>
+        <w:rPr>
+          <w:rFonts w:hint="eastAsia"/>
+          <w:lang w:val="en-US" w:eastAsia="zh-CN"/>
+        </w:rPr>
+        <w:br w:type="textWrapping"/>
+      </w:r>
+      <w:r>
+        <w:rPr>
+          <w:rFonts w:hint="eastAsia"/>
+          <w:lang w:val="en-US" w:eastAsia="zh-CN"/>
+        </w:rPr>
+        <w:t>volcano 火山</w:t>
+      </w:r>
+      <w:r>
+        <w:rPr>
+          <w:rFonts w:hint="eastAsia"/>
+          <w:lang w:val="en-US" w:eastAsia="zh-CN"/>
+        </w:rPr>
+        <w:br w:type="textWrapping"/>
+      </w:r>
+      <w:r>
+        <w:rPr>
+          <w:rFonts w:hint="eastAsia"/>
+          <w:lang w:val="en-US" w:eastAsia="zh-CN"/>
+        </w:rPr>
+        <w:t>geological adj.地质的</w:t>
+      </w:r>
+      <w:r>
+        <w:rPr>
+          <w:rFonts w:hint="eastAsia"/>
+          <w:lang w:val="en-US" w:eastAsia="zh-CN"/>
+        </w:rPr>
+        <w:br w:type="textWrapping"/>
+      </w:r>
+      <w:r>
+        <w:rPr>
+          <w:rFonts w:hint="eastAsia"/>
+          <w:lang w:val="en-US" w:eastAsia="zh-CN"/>
+        </w:rPr>
+        <w:t>photographer 摄影师</w:t>
+      </w:r>
+      <w:r>
+        <w:rPr>
+          <w:rFonts w:hint="eastAsia"/>
+          <w:lang w:val="en-US" w:eastAsia="zh-CN"/>
+        </w:rPr>
+        <w:br w:type="textWrapping"/>
+      </w:r>
+      <w:r>
+        <w:rPr>
+          <w:rFonts w:hint="eastAsia"/>
+          <w:lang w:val="en-US" w:eastAsia="zh-CN"/>
+        </w:rPr>
+        <w:t>photography 摄影</w:t>
+      </w:r>
+    </w:p>
+    <w:p>
+      <w:pPr>
+        <w:ind w:left="210" w:hanging="210" w:hangingChars="100"/>
+        <w:rPr>
+          <w:rFonts w:hint="default"/>
+          <w:lang w:val="en-US" w:eastAsia="zh-CN"/>
+        </w:rPr>
+      </w:pPr>
+      <w:r>
+        <w:rPr>
+          <w:rFonts w:hint="eastAsia"/>
+          <w:lang w:val="en-US" w:eastAsia="zh-CN"/>
+        </w:rPr>
+        <w:t>photographs 照片</w:t>
+      </w:r>
+      <w:r>
+        <w:rPr>
+          <w:rFonts w:hint="eastAsia"/>
+          <w:lang w:val="en-US" w:eastAsia="zh-CN"/>
+        </w:rPr>
+        <w:br w:type="textWrapping"/>
+      </w:r>
+      <w:r>
+        <w:rPr>
+          <w:rFonts w:hint="eastAsia"/>
+          <w:lang w:val="en-US" w:eastAsia="zh-CN"/>
+        </w:rPr>
+        <w:t>sturdy adj.结实的</w:t>
+      </w:r>
+      <w:r>
+        <w:rPr>
+          <w:rFonts w:hint="eastAsia"/>
+          <w:lang w:val="en-US" w:eastAsia="zh-CN"/>
+        </w:rPr>
+        <w:br w:type="textWrapping"/>
+      </w:r>
+      <w:r>
+        <w:rPr>
+          <w:rFonts w:hint="eastAsia"/>
+          <w:lang w:val="en-US" w:eastAsia="zh-CN"/>
+        </w:rPr>
+        <w:t>steer 驾驶</w:t>
+      </w:r>
+      <w:r>
+        <w:rPr>
+          <w:rFonts w:hint="eastAsia"/>
+          <w:lang w:val="en-US" w:eastAsia="zh-CN"/>
+        </w:rPr>
+        <w:br w:type="textWrapping"/>
+      </w:r>
+      <w:r>
+        <w:rPr>
+          <w:rFonts w:hint="eastAsia"/>
+          <w:lang w:val="en-US" w:eastAsia="zh-CN"/>
+        </w:rPr>
+        <w:t>sprinkle 撒</w:t>
+      </w:r>
+      <w:r>
+        <w:rPr>
+          <w:rFonts w:hint="eastAsia"/>
+          <w:lang w:val="en-US" w:eastAsia="zh-CN"/>
+        </w:rPr>
+        <w:br w:type="textWrapping"/>
+      </w:r>
+      <w:r>
+        <w:rPr>
+          <w:rFonts w:hint="eastAsia"/>
+          <w:lang w:val="en-US" w:eastAsia="zh-CN"/>
+        </w:rPr>
+        <w:t>sparingly 节省地</w:t>
+      </w:r>
+      <w:r>
+        <w:rPr>
+          <w:rFonts w:hint="eastAsia"/>
+          <w:lang w:val="en-US" w:eastAsia="zh-CN"/>
+        </w:rPr>
+        <w:br w:type="textWrapping"/>
+      </w:r>
+      <w:r>
+        <w:rPr>
+          <w:rFonts w:hint="eastAsia"/>
+          <w:lang w:val="en-US" w:eastAsia="zh-CN"/>
+        </w:rPr>
+        <w:t>exactly 精确地，恰好</w:t>
+      </w:r>
+      <w:r>
+        <w:rPr>
+          <w:rFonts w:hint="eastAsia"/>
+          <w:lang w:val="en-US" w:eastAsia="zh-CN"/>
+        </w:rPr>
+        <w:br w:type="textWrapping"/>
+      </w:r>
+      <w:r>
+        <w:rPr>
+          <w:rFonts w:hint="eastAsia"/>
+          <w:lang w:val="en-US" w:eastAsia="zh-CN"/>
+        </w:rPr>
+        <w:t>bid 企图得到，努力争取，竞标</w:t>
+      </w:r>
+      <w:r>
+        <w:rPr>
+          <w:rFonts w:hint="eastAsia"/>
+          <w:lang w:val="en-US" w:eastAsia="zh-CN"/>
+        </w:rPr>
+        <w:br w:type="textWrapping"/>
+      </w:r>
+      <w:r>
+        <w:rPr>
+          <w:rFonts w:hint="eastAsia"/>
+          <w:lang w:val="en-US" w:eastAsia="zh-CN"/>
+        </w:rPr>
+        <w:t>actress 演员</w:t>
+      </w:r>
+      <w:r>
+        <w:rPr>
+          <w:rFonts w:hint="eastAsia"/>
+          <w:lang w:val="en-US" w:eastAsia="zh-CN"/>
+        </w:rPr>
+        <w:br w:type="textWrapping"/>
+      </w:r>
+      <w:r>
+        <w:rPr>
+          <w:rFonts w:hint="eastAsia"/>
+          <w:lang w:val="en-US" w:eastAsia="zh-CN"/>
+        </w:rPr>
+        <w:t>extensively adv.广泛的</w:t>
+      </w:r>
+      <w:r>
+        <w:rPr>
+          <w:rFonts w:hint="eastAsia"/>
+          <w:lang w:val="en-US" w:eastAsia="zh-CN"/>
+        </w:rPr>
+        <w:br w:type="textWrapping"/>
+      </w:r>
+      <w:r>
+        <w:rPr>
+          <w:rFonts w:hint="eastAsia"/>
+          <w:lang w:val="en-US" w:eastAsia="zh-CN"/>
+        </w:rPr>
+        <w:t>usage 用法</w:t>
+      </w:r>
+      <w:r>
+        <w:rPr>
+          <w:rFonts w:hint="eastAsia"/>
+          <w:lang w:val="en-US" w:eastAsia="zh-CN"/>
+        </w:rPr>
+        <w:br w:type="textWrapping"/>
+      </w:r>
+      <w:r>
+        <w:rPr>
+          <w:rFonts w:hint="eastAsia"/>
+          <w:lang w:val="en-US" w:eastAsia="zh-CN"/>
+        </w:rPr>
+        <w:t>wellbeing 健康，幸福</w:t>
+      </w:r>
+      <w:r>
+        <w:rPr>
+          <w:rFonts w:hint="eastAsia"/>
+          <w:lang w:val="en-US" w:eastAsia="zh-CN"/>
+        </w:rPr>
+        <w:br w:type="textWrapping"/>
+      </w:r>
+      <w:r>
+        <w:rPr>
+          <w:rFonts w:hint="eastAsia"/>
+          <w:lang w:val="en-US" w:eastAsia="zh-CN"/>
+        </w:rPr>
+        <w:t>recalling 使想起，召回</w:t>
+      </w:r>
+      <w:r>
+        <w:rPr>
+          <w:rFonts w:hint="eastAsia"/>
+          <w:lang w:val="en-US" w:eastAsia="zh-CN"/>
+        </w:rPr>
+        <w:br w:type="textWrapping"/>
+      </w:r>
+      <w:r>
+        <w:rPr>
+          <w:rFonts w:hint="eastAsia"/>
+          <w:lang w:val="en-US" w:eastAsia="zh-CN"/>
+        </w:rPr>
+        <w:t>addict v.使上瘾 n.上瘾者</w:t>
+      </w:r>
+      <w:r>
+        <w:rPr>
+          <w:rFonts w:hint="eastAsia"/>
+          <w:lang w:val="en-US" w:eastAsia="zh-CN"/>
+        </w:rPr>
+        <w:br w:type="textWrapping"/>
+      </w:r>
+      <w:r>
+        <w:rPr>
+          <w:rFonts w:hint="eastAsia"/>
+          <w:lang w:val="en-US" w:eastAsia="zh-CN"/>
+        </w:rPr>
+        <w:t>break v.打破 n.休息</w:t>
+      </w:r>
+      <w:r>
+        <w:rPr>
+          <w:rFonts w:hint="eastAsia"/>
+          <w:lang w:val="en-US" w:eastAsia="zh-CN"/>
+        </w:rPr>
+        <w:br w:type="textWrapping"/>
+      </w:r>
+      <w:r>
+        <w:rPr>
+          <w:rFonts w:hint="eastAsia"/>
+          <w:lang w:val="en-US" w:eastAsia="zh-CN"/>
+        </w:rPr>
+        <w:t>decision 决定</w:t>
+      </w:r>
+      <w:r>
+        <w:rPr>
+          <w:rFonts w:hint="eastAsia"/>
+          <w:lang w:val="en-US" w:eastAsia="zh-CN"/>
+        </w:rPr>
+        <w:br w:type="textWrapping"/>
+      </w:r>
+      <w:r>
+        <w:rPr>
+          <w:rFonts w:hint="eastAsia"/>
+          <w:lang w:val="en-US" w:eastAsia="zh-CN"/>
+        </w:rPr>
+        <w:t>hate 厌恶</w:t>
+      </w:r>
+      <w:r>
+        <w:rPr>
+          <w:rFonts w:hint="eastAsia"/>
+          <w:lang w:val="en-US" w:eastAsia="zh-CN"/>
+        </w:rPr>
+        <w:br w:type="textWrapping"/>
+      </w:r>
+      <w:r>
+        <w:rPr>
+          <w:rFonts w:hint="eastAsia"/>
+          <w:lang w:val="en-US" w:eastAsia="zh-CN"/>
+        </w:rPr>
+        <w:t>comparison 比较</w:t>
+      </w:r>
+      <w:r>
+        <w:rPr>
+          <w:rFonts w:hint="eastAsia"/>
+          <w:lang w:val="en-US" w:eastAsia="zh-CN"/>
+        </w:rPr>
+        <w:br w:type="textWrapping"/>
+      </w:r>
+      <w:r>
+        <w:rPr>
+          <w:rFonts w:hint="eastAsia"/>
+          <w:lang w:val="en-US" w:eastAsia="zh-CN"/>
+        </w:rPr>
+        <w:t>go away 离开</w:t>
+      </w:r>
+      <w:r>
+        <w:rPr>
+          <w:rFonts w:hint="eastAsia"/>
+          <w:lang w:val="en-US" w:eastAsia="zh-CN"/>
+        </w:rPr>
+        <w:br w:type="textWrapping"/>
+      </w:r>
+      <w:r>
+        <w:rPr>
+          <w:rFonts w:hint="eastAsia"/>
+          <w:lang w:val="en-US" w:eastAsia="zh-CN"/>
+        </w:rPr>
+        <w:t>once 一次，一旦</w:t>
+      </w:r>
+      <w:r>
+        <w:rPr>
+          <w:rFonts w:hint="eastAsia"/>
+          <w:lang w:val="en-US" w:eastAsia="zh-CN"/>
+        </w:rPr>
+        <w:br w:type="textWrapping"/>
+      </w:r>
+      <w:r>
+        <w:rPr>
+          <w:rFonts w:hint="eastAsia"/>
+          <w:lang w:val="en-US" w:eastAsia="zh-CN"/>
+        </w:rPr>
+        <w:t>ditch 摆脱，分离</w:t>
+      </w:r>
+      <w:r>
+        <w:rPr>
+          <w:rFonts w:hint="eastAsia"/>
+          <w:lang w:val="en-US" w:eastAsia="zh-CN"/>
+        </w:rPr>
+        <w:br w:type="textWrapping"/>
+      </w:r>
+      <w:r>
+        <w:rPr>
+          <w:rFonts w:hint="eastAsia"/>
+          <w:lang w:val="en-US" w:eastAsia="zh-CN"/>
+        </w:rPr>
+        <w:t>subtle 微妙的，不易察觉的</w:t>
+      </w:r>
+      <w:r>
+        <w:rPr>
+          <w:rFonts w:hint="eastAsia"/>
+          <w:lang w:val="en-US" w:eastAsia="zh-CN"/>
+        </w:rPr>
+        <w:br w:type="textWrapping"/>
+      </w:r>
+      <w:r>
+        <w:rPr>
+          <w:rFonts w:hint="eastAsia"/>
+          <w:lang w:val="en-US" w:eastAsia="zh-CN"/>
+        </w:rPr>
+        <w:t>prospect 展望，设想</w:t>
+      </w:r>
+      <w:r>
+        <w:rPr>
+          <w:rFonts w:hint="eastAsia"/>
+          <w:lang w:val="en-US" w:eastAsia="zh-CN"/>
+        </w:rPr>
+        <w:br w:type="textWrapping"/>
+      </w:r>
+      <w:r>
+        <w:rPr>
+          <w:rFonts w:hint="eastAsia"/>
+          <w:lang w:val="en-US" w:eastAsia="zh-CN"/>
+        </w:rPr>
+        <w:t>digitisation 数字化</w:t>
+      </w:r>
+      <w:r>
+        <w:rPr>
+          <w:rFonts w:hint="eastAsia"/>
+          <w:lang w:val="en-US" w:eastAsia="zh-CN"/>
+        </w:rPr>
+        <w:br w:type="textWrapping"/>
+      </w:r>
+      <w:r>
+        <w:rPr>
+          <w:rFonts w:hint="eastAsia"/>
+          <w:lang w:val="en-US" w:eastAsia="zh-CN"/>
+        </w:rPr>
+        <w:t>gas 燃气</w:t>
+      </w:r>
+      <w:r>
+        <w:rPr>
+          <w:rFonts w:hint="eastAsia"/>
+          <w:lang w:val="en-US" w:eastAsia="zh-CN"/>
+        </w:rPr>
+        <w:br w:type="textWrapping"/>
+      </w:r>
+      <w:r>
+        <w:rPr>
+          <w:rFonts w:hint="eastAsia"/>
+          <w:lang w:val="en-US" w:eastAsia="zh-CN"/>
+        </w:rPr>
+        <w:t>bill 账单</w:t>
+      </w:r>
+      <w:r>
+        <w:rPr>
+          <w:rFonts w:hint="eastAsia"/>
+          <w:lang w:val="en-US" w:eastAsia="zh-CN"/>
+        </w:rPr>
+        <w:br w:type="textWrapping"/>
+      </w:r>
+      <w:r>
+        <w:rPr>
+          <w:rFonts w:hint="eastAsia"/>
+          <w:lang w:val="en-US" w:eastAsia="zh-CN"/>
+        </w:rPr>
+        <w:t>plot 规划</w:t>
+      </w:r>
+      <w:r>
+        <w:rPr>
+          <w:rFonts w:hint="eastAsia"/>
+          <w:lang w:val="en-US" w:eastAsia="zh-CN"/>
+        </w:rPr>
+        <w:br w:type="textWrapping"/>
+      </w:r>
+      <w:r>
+        <w:rPr>
+          <w:rFonts w:hint="eastAsia"/>
+          <w:lang w:val="en-US" w:eastAsia="zh-CN"/>
+        </w:rPr>
+        <w:t>route 路线，途径</w:t>
+      </w:r>
+      <w:r>
+        <w:rPr>
+          <w:rFonts w:hint="eastAsia"/>
+          <w:lang w:val="en-US" w:eastAsia="zh-CN"/>
+        </w:rPr>
+        <w:br w:type="textWrapping"/>
+      </w:r>
+      <w:r>
+        <w:rPr>
+          <w:rFonts w:hint="eastAsia"/>
+          <w:lang w:val="en-US" w:eastAsia="zh-CN"/>
+        </w:rPr>
+        <w:t>mercy of 受制于</w:t>
+      </w:r>
+      <w:r>
+        <w:rPr>
+          <w:rFonts w:hint="eastAsia"/>
+          <w:lang w:val="en-US" w:eastAsia="zh-CN"/>
+        </w:rPr>
+        <w:br w:type="textWrapping"/>
+      </w:r>
+      <w:r>
+        <w:rPr>
+          <w:rFonts w:hint="eastAsia"/>
+          <w:lang w:val="en-US" w:eastAsia="zh-CN"/>
+        </w:rPr>
+        <w:t>actively 积极的，主动的</w:t>
+      </w:r>
+      <w:r>
+        <w:rPr>
+          <w:rFonts w:hint="eastAsia"/>
+          <w:lang w:val="en-US" w:eastAsia="zh-CN"/>
+        </w:rPr>
+        <w:br w:type="textWrapping"/>
+      </w:r>
+      <w:r>
+        <w:rPr>
+          <w:rFonts w:hint="eastAsia"/>
+          <w:lang w:val="en-US" w:eastAsia="zh-CN"/>
+        </w:rPr>
+        <w:t>opting 选择</w:t>
+      </w:r>
+      <w:r>
+        <w:rPr>
+          <w:rFonts w:hint="eastAsia"/>
+          <w:lang w:val="en-US" w:eastAsia="zh-CN"/>
+        </w:rPr>
+        <w:br w:type="textWrapping"/>
+      </w:r>
+      <w:r>
+        <w:rPr>
+          <w:rFonts w:hint="eastAsia"/>
+          <w:lang w:val="en-US" w:eastAsia="zh-CN"/>
+        </w:rPr>
+        <w:t>opting out 选择不参与某事</w:t>
+      </w:r>
+      <w:r>
+        <w:rPr>
+          <w:rFonts w:hint="eastAsia"/>
+          <w:lang w:val="en-US" w:eastAsia="zh-CN"/>
+        </w:rPr>
+        <w:br w:type="textWrapping"/>
+      </w:r>
+      <w:r>
+        <w:rPr>
+          <w:rFonts w:hint="eastAsia"/>
+          <w:lang w:val="en-US" w:eastAsia="zh-CN"/>
+        </w:rPr>
+        <w:t>matter 事情</w:t>
+      </w:r>
+      <w:r>
+        <w:rPr>
+          <w:rFonts w:hint="eastAsia"/>
+          <w:lang w:val="en-US" w:eastAsia="zh-CN"/>
+        </w:rPr>
+        <w:br w:type="textWrapping"/>
+      </w:r>
+      <w:r>
+        <w:rPr>
+          <w:rFonts w:hint="eastAsia"/>
+          <w:lang w:val="en-US" w:eastAsia="zh-CN"/>
+        </w:rPr>
+        <w:t>privilege 特权</w:t>
+      </w:r>
+      <w:r>
+        <w:rPr>
+          <w:rFonts w:hint="eastAsia"/>
+          <w:lang w:val="en-US" w:eastAsia="zh-CN"/>
+        </w:rPr>
+        <w:br w:type="textWrapping"/>
+      </w:r>
+      <w:r>
+        <w:rPr>
+          <w:rFonts w:hint="eastAsia"/>
+          <w:lang w:val="en-US" w:eastAsia="zh-CN"/>
+        </w:rPr>
+        <w:t>status 地位</w:t>
+      </w:r>
+      <w:r>
+        <w:rPr>
+          <w:rFonts w:hint="eastAsia"/>
+          <w:lang w:val="en-US" w:eastAsia="zh-CN"/>
+        </w:rPr>
+        <w:br w:type="textWrapping"/>
+      </w:r>
+      <w:r>
+        <w:rPr>
+          <w:rFonts w:hint="eastAsia"/>
+          <w:lang w:val="en-US" w:eastAsia="zh-CN"/>
+        </w:rPr>
+        <w:t>leverage 充分利用</w:t>
+      </w:r>
+      <w:r>
+        <w:rPr>
+          <w:rFonts w:hint="eastAsia"/>
+          <w:lang w:val="en-US" w:eastAsia="zh-CN"/>
+        </w:rPr>
+        <w:br w:type="textWrapping"/>
+      </w:r>
+      <w:r>
+        <w:rPr>
+          <w:rFonts w:hint="eastAsia"/>
+          <w:lang w:val="en-US" w:eastAsia="zh-CN"/>
+        </w:rPr>
+        <w:t>keep......at bay 使不能靠近</w:t>
+      </w:r>
+      <w:r>
+        <w:rPr>
+          <w:rFonts w:hint="eastAsia"/>
+          <w:lang w:val="en-US" w:eastAsia="zh-CN"/>
+        </w:rPr>
+        <w:br w:type="textWrapping"/>
+      </w:r>
+      <w:r>
+        <w:rPr>
+          <w:rFonts w:hint="eastAsia"/>
+          <w:lang w:val="en-US" w:eastAsia="zh-CN"/>
+        </w:rPr>
+        <w:t>suggest 建议，表明</w:t>
+      </w:r>
+      <w:r>
+        <w:rPr>
+          <w:rFonts w:hint="eastAsia"/>
+          <w:lang w:val="en-US" w:eastAsia="zh-CN"/>
+        </w:rPr>
+        <w:br w:type="textWrapping"/>
+      </w:r>
+      <w:r>
+        <w:rPr>
+          <w:rFonts w:hint="eastAsia"/>
+          <w:lang w:val="en-US" w:eastAsia="zh-CN"/>
+        </w:rPr>
+        <w:t>profile 形象，轮廓</w:t>
+      </w:r>
+      <w:r>
+        <w:rPr>
+          <w:rFonts w:hint="eastAsia"/>
+          <w:lang w:val="en-US" w:eastAsia="zh-CN"/>
+        </w:rPr>
+        <w:br w:type="textWrapping"/>
+      </w:r>
+      <w:r>
+        <w:rPr>
+          <w:rFonts w:hint="eastAsia"/>
+          <w:lang w:val="en-US" w:eastAsia="zh-CN"/>
+        </w:rPr>
+        <w:t>promote 处理</w:t>
+      </w:r>
+      <w:r>
+        <w:rPr>
+          <w:rFonts w:hint="eastAsia"/>
+          <w:lang w:val="en-US" w:eastAsia="zh-CN"/>
+        </w:rPr>
+        <w:br w:type="textWrapping"/>
+      </w:r>
+      <w:r>
+        <w:rPr>
+          <w:rFonts w:hint="eastAsia"/>
+          <w:lang w:val="en-US" w:eastAsia="zh-CN"/>
+        </w:rPr>
+        <w:t>expose 暴露</w:t>
+      </w:r>
+      <w:r>
+        <w:rPr>
+          <w:rFonts w:hint="eastAsia"/>
+          <w:lang w:val="en-US" w:eastAsia="zh-CN"/>
+        </w:rPr>
+        <w:br w:type="textWrapping"/>
+      </w:r>
+      <w:r>
+        <w:rPr>
+          <w:rFonts w:hint="eastAsia"/>
+          <w:lang w:val="en-US" w:eastAsia="zh-CN"/>
+        </w:rPr>
+        <w:t>cruel 残酷的</w:t>
+      </w:r>
+      <w:r>
+        <w:rPr>
+          <w:rFonts w:hint="eastAsia"/>
+          <w:lang w:val="en-US" w:eastAsia="zh-CN"/>
+        </w:rPr>
+        <w:br w:type="textWrapping"/>
+      </w:r>
+      <w:r>
+        <w:rPr>
+          <w:rFonts w:hint="eastAsia"/>
+          <w:lang w:val="en-US" w:eastAsia="zh-CN"/>
+        </w:rPr>
+        <w:t>comment 评论，意见</w:t>
+      </w:r>
+      <w:r>
+        <w:rPr>
+          <w:rFonts w:hint="eastAsia"/>
+          <w:lang w:val="en-US" w:eastAsia="zh-CN"/>
+        </w:rPr>
+        <w:br w:type="textWrapping"/>
+      </w:r>
+      <w:r>
+        <w:rPr>
+          <w:rFonts w:hint="eastAsia"/>
+          <w:lang w:val="en-US" w:eastAsia="zh-CN"/>
+        </w:rPr>
+        <w:t>mail 邮件</w:t>
+      </w:r>
+      <w:r>
+        <w:rPr>
+          <w:rFonts w:hint="eastAsia"/>
+          <w:lang w:val="en-US" w:eastAsia="zh-CN"/>
+        </w:rPr>
+        <w:br w:type="textWrapping"/>
+      </w:r>
+      <w:r>
+        <w:rPr>
+          <w:rFonts w:hint="eastAsia"/>
+          <w:lang w:val="en-US" w:eastAsia="zh-CN"/>
+        </w:rPr>
+        <w:t>rape 强奸</w:t>
+      </w:r>
+      <w:r>
+        <w:rPr>
+          <w:rFonts w:hint="eastAsia"/>
+          <w:lang w:val="en-US" w:eastAsia="zh-CN"/>
+        </w:rPr>
+        <w:br w:type="textWrapping"/>
+      </w:r>
+      <w:r>
+        <w:rPr>
+          <w:rFonts w:hint="eastAsia"/>
+          <w:lang w:val="en-US" w:eastAsia="zh-CN"/>
+        </w:rPr>
+        <w:t>threat 威胁</w:t>
+      </w:r>
+      <w:r>
+        <w:rPr>
+          <w:rFonts w:hint="eastAsia"/>
+          <w:lang w:val="en-US" w:eastAsia="zh-CN"/>
+        </w:rPr>
+        <w:br w:type="textWrapping"/>
+      </w:r>
+      <w:r>
+        <w:rPr>
+          <w:rFonts w:hint="eastAsia"/>
+          <w:lang w:val="en-US" w:eastAsia="zh-CN"/>
+        </w:rPr>
+        <w:t>rest of us 我们其他人</w:t>
+      </w:r>
+      <w:r>
+        <w:rPr>
+          <w:rFonts w:hint="eastAsia"/>
+          <w:lang w:val="en-US" w:eastAsia="zh-CN"/>
+        </w:rPr>
+        <w:br w:type="textWrapping"/>
+      </w:r>
+      <w:r>
+        <w:rPr>
+          <w:rFonts w:hint="eastAsia"/>
+          <w:lang w:val="en-US" w:eastAsia="zh-CN"/>
+        </w:rPr>
+        <w:t>publicise 宣传</w:t>
+      </w:r>
+      <w:r>
+        <w:rPr>
+          <w:rFonts w:hint="eastAsia"/>
+          <w:lang w:val="en-US" w:eastAsia="zh-CN"/>
+        </w:rPr>
+        <w:br w:type="textWrapping"/>
+      </w:r>
+      <w:r>
+        <w:rPr>
+          <w:rFonts w:hint="eastAsia"/>
+          <w:lang w:val="en-US" w:eastAsia="zh-CN"/>
+        </w:rPr>
+        <w:t>digital 数字的</w:t>
+      </w:r>
+      <w:r>
+        <w:rPr>
+          <w:rFonts w:hint="eastAsia"/>
+          <w:lang w:val="en-US" w:eastAsia="zh-CN"/>
+        </w:rPr>
+        <w:br w:type="textWrapping"/>
+      </w:r>
+      <w:r>
+        <w:rPr>
+          <w:rFonts w:hint="eastAsia"/>
+          <w:lang w:val="en-US" w:eastAsia="zh-CN"/>
+        </w:rPr>
+        <w:t>device 装备</w:t>
+      </w:r>
+      <w:r>
+        <w:rPr>
+          <w:rFonts w:hint="eastAsia"/>
+          <w:lang w:val="en-US" w:eastAsia="zh-CN"/>
+        </w:rPr>
+        <w:br w:type="textWrapping"/>
+      </w:r>
+      <w:r>
+        <w:rPr>
+          <w:rFonts w:hint="eastAsia"/>
+          <w:lang w:val="en-US" w:eastAsia="zh-CN"/>
+        </w:rPr>
+        <w:t>divide 差异，不同</w:t>
+      </w:r>
+      <w:r>
+        <w:rPr>
+          <w:rFonts w:hint="eastAsia"/>
+          <w:lang w:val="en-US" w:eastAsia="zh-CN"/>
+        </w:rPr>
+        <w:br w:type="textWrapping"/>
+      </w:r>
+      <w:r>
+        <w:rPr>
+          <w:rFonts w:hint="eastAsia"/>
+          <w:lang w:val="en-US" w:eastAsia="zh-CN"/>
+        </w:rPr>
+        <w:t>broadbone 宽带</w:t>
+      </w:r>
+      <w:r>
+        <w:rPr>
+          <w:rFonts w:hint="eastAsia"/>
+          <w:lang w:val="en-US" w:eastAsia="zh-CN"/>
+        </w:rPr>
+        <w:br w:type="textWrapping"/>
+      </w:r>
+      <w:r>
+        <w:rPr>
+          <w:rFonts w:hint="eastAsia"/>
+          <w:lang w:val="en-US" w:eastAsia="zh-CN"/>
+        </w:rPr>
+        <w:t>exclusion 排除在外，不包括在内的人</w:t>
+      </w:r>
+      <w:r>
+        <w:rPr>
+          <w:rFonts w:hint="eastAsia"/>
+          <w:lang w:val="en-US" w:eastAsia="zh-CN"/>
+        </w:rPr>
+        <w:br w:type="textWrapping"/>
+      </w:r>
+      <w:r>
+        <w:rPr>
+          <w:rFonts w:hint="eastAsia"/>
+          <w:lang w:val="en-US" w:eastAsia="zh-CN"/>
+        </w:rPr>
+        <w:t>champion 冠军，支持</w:t>
+      </w:r>
+      <w:r>
+        <w:rPr>
+          <w:rFonts w:hint="eastAsia"/>
+          <w:lang w:val="en-US" w:eastAsia="zh-CN"/>
+        </w:rPr>
+        <w:br w:type="textWrapping"/>
+      </w:r>
+      <w:r>
+        <w:rPr>
+          <w:rFonts w:hint="eastAsia"/>
+          <w:lang w:val="en-US" w:eastAsia="zh-CN"/>
+        </w:rPr>
+        <w:t>frontier 前沿领域</w:t>
+      </w:r>
+      <w:r>
+        <w:rPr>
+          <w:rFonts w:hint="eastAsia"/>
+          <w:lang w:val="en-US" w:eastAsia="zh-CN"/>
+        </w:rPr>
+        <w:br w:type="textWrapping"/>
+      </w:r>
+      <w:r>
+        <w:rPr>
+          <w:rFonts w:hint="eastAsia"/>
+          <w:lang w:val="en-US" w:eastAsia="zh-CN"/>
+        </w:rPr>
+        <w:t>irritate 使不耐烦的</w:t>
+      </w:r>
+      <w:r>
+        <w:rPr>
+          <w:rFonts w:hint="eastAsia"/>
+          <w:lang w:val="en-US" w:eastAsia="zh-CN"/>
+        </w:rPr>
+        <w:br w:type="textWrapping"/>
+      </w:r>
+      <w:r>
+        <w:rPr>
+          <w:rFonts w:hint="eastAsia"/>
+          <w:lang w:val="en-US" w:eastAsia="zh-CN"/>
+        </w:rPr>
+        <w:t>consequently 因此，结果</w:t>
+      </w:r>
+      <w:r>
+        <w:rPr>
+          <w:rFonts w:hint="eastAsia"/>
+          <w:lang w:val="en-US" w:eastAsia="zh-CN"/>
+        </w:rPr>
+        <w:br w:type="textWrapping"/>
+      </w:r>
+      <w:r>
+        <w:rPr>
+          <w:rFonts w:hint="eastAsia"/>
+          <w:lang w:val="en-US" w:eastAsia="zh-CN"/>
+        </w:rPr>
+        <w:t>worth 值得</w:t>
+      </w:r>
+      <w:r>
+        <w:rPr>
+          <w:rFonts w:hint="eastAsia"/>
+          <w:lang w:val="en-US" w:eastAsia="zh-CN"/>
+        </w:rPr>
+        <w:br w:type="textWrapping"/>
+      </w:r>
+      <w:r>
+        <w:rPr>
+          <w:rFonts w:hint="eastAsia"/>
+          <w:lang w:val="en-US" w:eastAsia="zh-CN"/>
+        </w:rPr>
+        <w:t>delet 删除</w:t>
+      </w:r>
+      <w:r>
+        <w:rPr>
+          <w:rFonts w:hint="eastAsia"/>
+          <w:lang w:val="en-US" w:eastAsia="zh-CN"/>
+        </w:rPr>
+        <w:br w:type="textWrapping"/>
+      </w:r>
+      <w:r>
+        <w:rPr>
+          <w:rFonts w:hint="eastAsia"/>
+          <w:lang w:val="en-US" w:eastAsia="zh-CN"/>
+        </w:rPr>
+        <w:t>infinite 无限的，无穷的</w:t>
+      </w:r>
+      <w:r>
+        <w:rPr>
+          <w:rFonts w:hint="eastAsia"/>
+          <w:lang w:val="en-US" w:eastAsia="zh-CN"/>
+        </w:rPr>
+        <w:br w:type="textWrapping"/>
+      </w:r>
+      <w:r>
+        <w:rPr>
+          <w:rFonts w:hint="eastAsia"/>
+          <w:lang w:val="en-US" w:eastAsia="zh-CN"/>
+        </w:rPr>
+        <w:t>sence 感觉</w:t>
+      </w:r>
+      <w:r>
+        <w:rPr>
+          <w:rFonts w:hint="eastAsia"/>
+          <w:lang w:val="en-US" w:eastAsia="zh-CN"/>
+        </w:rPr>
+        <w:br w:type="textWrapping"/>
+      </w:r>
+      <w:r>
+        <w:rPr>
+          <w:rFonts w:hint="eastAsia"/>
+          <w:lang w:val="en-US" w:eastAsia="zh-CN"/>
+        </w:rPr>
+        <w:t>breed 导致，孕育</w:t>
+      </w:r>
+      <w:r>
+        <w:rPr>
+          <w:rFonts w:hint="eastAsia"/>
+          <w:lang w:val="en-US" w:eastAsia="zh-CN"/>
+        </w:rPr>
+        <w:br w:type="textWrapping"/>
+      </w:r>
+      <w:r>
+        <w:rPr>
+          <w:rFonts w:hint="eastAsia"/>
+          <w:lang w:val="en-US" w:eastAsia="zh-CN"/>
+        </w:rPr>
+        <w:t>access 入口，通道</w:t>
+      </w:r>
+      <w:r>
+        <w:rPr>
+          <w:rFonts w:hint="eastAsia"/>
+          <w:lang w:val="en-US" w:eastAsia="zh-CN"/>
+        </w:rPr>
+        <w:br w:type="textWrapping"/>
+      </w:r>
+      <w:r>
+        <w:rPr>
+          <w:rFonts w:hint="eastAsia"/>
+          <w:lang w:val="en-US" w:eastAsia="zh-CN"/>
+        </w:rPr>
+        <w:t>initiative 倡议</w:t>
+      </w:r>
+      <w:r>
+        <w:rPr>
+          <w:rFonts w:hint="eastAsia"/>
+          <w:lang w:val="en-US" w:eastAsia="zh-CN"/>
+        </w:rPr>
+        <w:br w:type="textWrapping"/>
+      </w:r>
+      <w:r>
+        <w:rPr>
+          <w:rFonts w:hint="eastAsia"/>
+          <w:lang w:val="en-US" w:eastAsia="zh-CN"/>
+        </w:rPr>
+        <w:t>underprivileged 弱势群体</w:t>
+      </w:r>
+      <w:r>
+        <w:rPr>
+          <w:rFonts w:hint="eastAsia"/>
+          <w:lang w:val="en-US" w:eastAsia="zh-CN"/>
+        </w:rPr>
+        <w:br w:type="textWrapping"/>
+      </w:r>
+      <w:r>
+        <w:rPr>
+          <w:rFonts w:hint="eastAsia"/>
+          <w:lang w:val="en-US" w:eastAsia="zh-CN"/>
+        </w:rPr>
+        <w:t>desperately 极需的</w:t>
+      </w:r>
+      <w:r>
+        <w:rPr>
+          <w:rFonts w:hint="eastAsia"/>
+          <w:lang w:val="en-US" w:eastAsia="zh-CN"/>
+        </w:rPr>
+        <w:br w:type="textWrapping"/>
+      </w:r>
+      <w:r>
+        <w:rPr>
+          <w:rFonts w:hint="eastAsia"/>
+          <w:lang w:val="en-US" w:eastAsia="zh-CN"/>
+        </w:rPr>
+        <w:t>detrimental 有害的</w:t>
+      </w:r>
+      <w:r>
+        <w:rPr>
+          <w:rFonts w:hint="eastAsia"/>
+          <w:lang w:val="en-US" w:eastAsia="zh-CN"/>
+        </w:rPr>
+        <w:br w:type="textWrapping"/>
+      </w:r>
+      <w:r>
+        <w:rPr>
+          <w:rFonts w:hint="eastAsia"/>
+          <w:lang w:val="en-US" w:eastAsia="zh-CN"/>
+        </w:rPr>
+        <w:t>switch off 关闭</w:t>
+      </w:r>
+      <w:r>
+        <w:rPr>
+          <w:rFonts w:hint="eastAsia"/>
+          <w:lang w:val="en-US" w:eastAsia="zh-CN"/>
+        </w:rPr>
+        <w:br w:type="textWrapping"/>
+      </w:r>
+      <w:r>
+        <w:rPr>
+          <w:rFonts w:hint="eastAsia"/>
+          <w:lang w:val="en-US" w:eastAsia="zh-CN"/>
+        </w:rPr>
+        <w:t>switch on 开启</w:t>
+      </w:r>
+      <w:r>
+        <w:rPr>
+          <w:rFonts w:hint="eastAsia"/>
+          <w:lang w:val="en-US" w:eastAsia="zh-CN"/>
+        </w:rPr>
+        <w:br w:type="textWrapping"/>
+      </w:r>
+      <w:r>
+        <w:rPr>
+          <w:rFonts w:hint="eastAsia"/>
+          <w:lang w:val="en-US" w:eastAsia="zh-CN"/>
+        </w:rPr>
+        <w:t>refrain 克制，避免</w:t>
+      </w:r>
+      <w:r>
+        <w:rPr>
+          <w:rFonts w:hint="eastAsia"/>
+          <w:lang w:val="en-US" w:eastAsia="zh-CN"/>
+        </w:rPr>
+        <w:br w:type="textWrapping"/>
+      </w:r>
+      <w:r>
+        <w:rPr>
+          <w:rFonts w:hint="eastAsia"/>
+          <w:lang w:val="en-US" w:eastAsia="zh-CN"/>
+        </w:rPr>
+        <w:t>seriously 严肃的</w:t>
+      </w:r>
+      <w:r>
+        <w:rPr>
+          <w:rFonts w:hint="eastAsia"/>
+          <w:lang w:val="en-US" w:eastAsia="zh-CN"/>
+        </w:rPr>
+        <w:br w:type="textWrapping"/>
+      </w:r>
+      <w:r>
+        <w:rPr>
+          <w:rFonts w:hint="eastAsia"/>
+          <w:lang w:val="en-US" w:eastAsia="zh-CN"/>
+        </w:rPr>
+        <w:t>aware 意识到的</w:t>
+      </w:r>
+      <w:r>
+        <w:rPr>
+          <w:rFonts w:hint="eastAsia"/>
+          <w:lang w:val="en-US" w:eastAsia="zh-CN"/>
+        </w:rPr>
+        <w:br w:type="textWrapping"/>
+      </w:r>
+      <w:r>
+        <w:rPr>
+          <w:rFonts w:hint="eastAsia"/>
+          <w:lang w:val="en-US" w:eastAsia="zh-CN"/>
+        </w:rPr>
+        <w:t>farther 更远的</w:t>
+      </w:r>
+      <w:r>
+        <w:rPr>
+          <w:rFonts w:hint="eastAsia"/>
+          <w:lang w:val="en-US" w:eastAsia="zh-CN"/>
+        </w:rPr>
+        <w:br w:type="textWrapping"/>
+      </w:r>
+      <w:r>
+        <w:rPr>
+          <w:rFonts w:hint="eastAsia"/>
+          <w:lang w:val="en-US" w:eastAsia="zh-CN"/>
+        </w:rPr>
+        <w:t>concern 担心，关心，忧虑，关于</w:t>
       </w:r>
       <w:bookmarkStart w:id="0" w:name="_GoBack"/>
       <w:bookmarkEnd w:id="0"/>
+    </w:p>
+    <w:p>
+      <w:pPr>
+        <w:rPr>
+          <w:rFonts w:hint="default"/>
+          <w:lang w:val="en-US" w:eastAsia="zh-CN"/>
+        </w:rPr>
+      </w:pPr>
+      <w:r>
+        <w:rPr>
+          <w:rFonts w:hint="eastAsia"/>
+          <w:lang w:val="en-US" w:eastAsia="zh-CN"/>
+        </w:rPr>
+        <w:br w:type="textWrapping"/>
+      </w:r>
+      <w:r>
+        <w:rPr>
+          <w:rFonts w:hint="eastAsia"/>
+          <w:lang w:val="en-US" w:eastAsia="zh-CN"/>
+        </w:rPr>
+        <w:br w:type="textWrapping"/>
+      </w:r>
+      <w:r>
+        <w:rPr>
+          <w:rFonts w:hint="eastAsia"/>
+          <w:lang w:val="en-US" w:eastAsia="zh-CN"/>
+        </w:rPr>
+        <w:br w:type="textWrapping"/>
+      </w:r>
+      <w:r>
+        <w:rPr>
+          <w:rFonts w:hint="eastAsia"/>
+          <w:lang w:val="en-US" w:eastAsia="zh-CN"/>
+        </w:rPr>
+        <w:br w:type="textWrapping"/>
+      </w:r>
+      <w:r>
+        <w:rPr>
+          <w:rFonts w:hint="eastAsia"/>
+          <w:lang w:val="en-US" w:eastAsia="zh-CN"/>
+        </w:rPr>
+        <w:br w:type="textWrapping"/>
+      </w:r>
+      <w:r>
+        <w:rPr>
+          <w:rFonts w:hint="eastAsia"/>
+          <w:lang w:val="en-US" w:eastAsia="zh-CN"/>
+        </w:rPr>
+        <w:br w:type="textWrapping"/>
+      </w:r>
+      <w:r>
+        <w:rPr>
+          <w:rFonts w:hint="eastAsia"/>
+          <w:lang w:val="en-US" w:eastAsia="zh-CN"/>
+        </w:rPr>
+        <w:br w:type="textWrapping"/>
+      </w:r>
+      <w:r>
+        <w:rPr>
+          <w:rFonts w:hint="eastAsia"/>
+          <w:lang w:val="en-US" w:eastAsia="zh-CN"/>
+        </w:rPr>
+        <w:br w:type="textWrapping"/>
+      </w:r>
+      <w:r>
+        <w:rPr>
+          <w:rFonts w:hint="eastAsia"/>
+          <w:lang w:val="en-US" w:eastAsia="zh-CN"/>
+        </w:rPr>
+        <w:br w:type="textWrapping"/>
+      </w:r>
     </w:p>
     <w:sectPr>
       <w:pgSz w:w="11906" w:h="16838"/>
